--- a/4DOF/Fault Detector/Workflow.docx
+++ b/4DOF/Fault Detector/Workflow.docx
@@ -3128,6 +3128,543 @@
     </w:p>
     <w:p/>
     <w:p/>
+    <w:p>
+      <w:r>
+        <w:rPr>
+          <w:b/>
+          <w:bCs/>
+        </w:rPr>
+        <w:t>Next Step: Creating the Full Test Script for the VAE + CNN Pipeline</w:t>
+      </w:r>
+    </w:p>
+    <w:p>
+      <w:r>
+        <w:t>You now need a script (let's call it test_full_pipeline.py) that integrates both models and evaluates the end-to-end performance. This script will:</w:t>
+      </w:r>
+    </w:p>
+    <w:p>
+      <w:pPr>
+        <w:numPr>
+          <w:ilvl w:val="0"/>
+          <w:numId w:val="14"/>
+        </w:numPr>
+      </w:pPr>
+      <w:r>
+        <w:lastRenderedPageBreak/>
+        <w:t>Load the trained VAE and its normalization statistics.</w:t>
+      </w:r>
+    </w:p>
+    <w:p>
+      <w:pPr>
+        <w:numPr>
+          <w:ilvl w:val="0"/>
+          <w:numId w:val="14"/>
+        </w:numPr>
+      </w:pPr>
+      <w:r>
+        <w:t>Load the trained CNN fault type classifier.</w:t>
+      </w:r>
+    </w:p>
+    <w:p>
+      <w:pPr>
+        <w:numPr>
+          <w:ilvl w:val="0"/>
+          <w:numId w:val="14"/>
+        </w:numPr>
+      </w:pPr>
+      <w:r>
+        <w:t>Load your anomaly detection threshold(s) (e.g., from optimized_thresholds.json).</w:t>
+      </w:r>
+    </w:p>
+    <w:p>
+      <w:pPr>
+        <w:numPr>
+          <w:ilvl w:val="0"/>
+          <w:numId w:val="14"/>
+        </w:numPr>
+      </w:pPr>
+      <w:r>
+        <w:t>Process various test datasets (Normal, and the </w:t>
+      </w:r>
+      <w:r>
+        <w:rPr>
+          <w:i/>
+          <w:iCs/>
+        </w:rPr>
+        <w:t>remaining unseen portions</w:t>
+      </w:r>
+      <w:r>
+        <w:t> of your fault datasets).</w:t>
+      </w:r>
+    </w:p>
+    <w:p>
+      <w:pPr>
+        <w:numPr>
+          <w:ilvl w:val="0"/>
+          <w:numId w:val="14"/>
+        </w:numPr>
+      </w:pPr>
+      <w:r>
+        <w:rPr>
+          <w:b/>
+          <w:bCs/>
+        </w:rPr>
+        <w:t>For each window:</w:t>
+      </w:r>
+    </w:p>
+    <w:p>
+      <w:pPr>
+        <w:numPr>
+          <w:ilvl w:val="1"/>
+          <w:numId w:val="14"/>
+        </w:numPr>
+      </w:pPr>
+      <w:r>
+        <w:rPr>
+          <w:b/>
+          <w:bCs/>
+        </w:rPr>
+        <w:t>Stage 1 (VAE):</w:t>
+      </w:r>
+    </w:p>
+    <w:p>
+      <w:pPr>
+        <w:numPr>
+          <w:ilvl w:val="2"/>
+          <w:numId w:val="14"/>
+        </w:numPr>
+      </w:pPr>
+      <w:r>
+        <w:t>Preprocess the window (normalize using VAE's training mean/std, ensure correct shape).</w:t>
+      </w:r>
+    </w:p>
+    <w:p>
+      <w:pPr>
+        <w:numPr>
+          <w:ilvl w:val="2"/>
+          <w:numId w:val="14"/>
+        </w:numPr>
+      </w:pPr>
+      <w:r>
+        <w:t>Pass it through the VAE to get the reconstruction.</w:t>
+      </w:r>
+    </w:p>
+    <w:p>
+      <w:pPr>
+        <w:numPr>
+          <w:ilvl w:val="2"/>
+          <w:numId w:val="14"/>
+        </w:numPr>
+      </w:pPr>
+      <w:r>
+        <w:t>Calculate the chosen anomaly score (e.g., Correlation Complement).</w:t>
+      </w:r>
+    </w:p>
+    <w:p>
+      <w:pPr>
+        <w:numPr>
+          <w:ilvl w:val="2"/>
+          <w:numId w:val="14"/>
+        </w:numPr>
+      </w:pPr>
+      <w:r>
+        <w:t>Apply the optimized anomaly threshold to decide if it's "Normal" or "Anomalous."</w:t>
+      </w:r>
+    </w:p>
+    <w:p>
+      <w:pPr>
+        <w:numPr>
+          <w:ilvl w:val="1"/>
+          <w:numId w:val="14"/>
+        </w:numPr>
+      </w:pPr>
+      <w:r>
+        <w:rPr>
+          <w:b/>
+          <w:bCs/>
+        </w:rPr>
+        <w:t>Stage 2 (CNN):</w:t>
+      </w:r>
+    </w:p>
+    <w:p>
+      <w:pPr>
+        <w:numPr>
+          <w:ilvl w:val="2"/>
+          <w:numId w:val="14"/>
+        </w:numPr>
+      </w:pPr>
+      <w:r>
+        <w:t>If Stage 1 declares "Anomalous":</w:t>
+      </w:r>
+    </w:p>
+    <w:p>
+      <w:pPr>
+        <w:numPr>
+          <w:ilvl w:val="3"/>
+          <w:numId w:val="14"/>
+        </w:numPr>
+      </w:pPr>
+      <w:r>
+        <w:t>Take the </w:t>
+      </w:r>
+      <w:r>
+        <w:rPr>
+          <w:i/>
+          <w:iCs/>
+        </w:rPr>
+        <w:t>original (VAE-normalized) windowed data</w:t>
+      </w:r>
+      <w:r>
+        <w:t> (the input to the VAE).</w:t>
+      </w:r>
+    </w:p>
+    <w:p>
+      <w:pPr>
+        <w:numPr>
+          <w:ilvl w:val="3"/>
+          <w:numId w:val="14"/>
+        </w:numPr>
+      </w:pPr>
+      <w:r>
+        <w:t>Reshape it to match the CNN's input requirements (1, 1, SEQ_LEN, NUM_FEATURES).</w:t>
+      </w:r>
+    </w:p>
+    <w:p>
+      <w:pPr>
+        <w:numPr>
+          <w:ilvl w:val="3"/>
+          <w:numId w:val="14"/>
+        </w:numPr>
+      </w:pPr>
+      <w:r>
+        <w:t>Pass it to the trained CNN to get a prediction ("Sensor Fault" or "Structural Fault").</w:t>
+      </w:r>
+    </w:p>
+    <w:p>
+      <w:pPr>
+        <w:numPr>
+          <w:ilvl w:val="2"/>
+          <w:numId w:val="14"/>
+        </w:numPr>
+      </w:pPr>
+      <w:r>
+        <w:t>If Stage 1 declares "Normal," the prediction is "Normal."</w:t>
+      </w:r>
+    </w:p>
+    <w:p>
+      <w:pPr>
+        <w:numPr>
+          <w:ilvl w:val="0"/>
+          <w:numId w:val="14"/>
+        </w:numPr>
+      </w:pPr>
+      <w:r>
+        <w:t>Collect all true labels and final predicted labels (Normal, Sensor Fault, Structural Fault).</w:t>
+      </w:r>
+    </w:p>
+    <w:p>
+      <w:pPr>
+        <w:numPr>
+          <w:ilvl w:val="0"/>
+          <w:numId w:val="14"/>
+        </w:numPr>
+      </w:pPr>
+      <w:r>
+        <w:t>Calculate and display overall performance metrics (confusion matrix, precision, recall, F1 for each of the 3+ classes).</w:t>
+      </w:r>
+    </w:p>
+    <w:p/>
+    <w:p/>
+    <w:p/>
+    <w:p>
+      <w:r>
+        <w:rPr>
+          <w:b/>
+          <w:bCs/>
+        </w:rPr>
+        <w:t>Stage 1: Unsupervised/Hybrid Anomaly Detection</w:t>
+      </w:r>
+    </w:p>
+    <w:p>
+      <w:pPr>
+        <w:numPr>
+          <w:ilvl w:val="0"/>
+          <w:numId w:val="15"/>
+        </w:numPr>
+      </w:pPr>
+      <w:r>
+        <w:rPr>
+          <w:b/>
+          <w:bCs/>
+        </w:rPr>
+        <w:t>Input:</w:t>
+      </w:r>
+      <w:r>
+        <w:t xml:space="preserve"> Raw signal windows (x, v, a) → Preprocessed (mean/std) →</w:t>
+      </w:r>
+    </w:p>
+    <w:p>
+      <w:pPr>
+        <w:numPr>
+          <w:ilvl w:val="0"/>
+          <w:numId w:val="15"/>
+        </w:numPr>
+      </w:pPr>
+      <w:r>
+        <w:rPr>
+          <w:b/>
+          <w:bCs/>
+        </w:rPr>
+        <w:t>VAE:</w:t>
+      </w:r>
+      <w:r>
+        <w:t xml:space="preserve"> Encodes, reconstructs, computes latent features</w:t>
+      </w:r>
+    </w:p>
+    <w:p>
+      <w:pPr>
+        <w:numPr>
+          <w:ilvl w:val="0"/>
+          <w:numId w:val="15"/>
+        </w:numPr>
+      </w:pPr>
+      <w:r>
+        <w:rPr>
+          <w:b/>
+          <w:bCs/>
+        </w:rPr>
+        <w:t>Extract Features:</w:t>
+      </w:r>
+    </w:p>
+    <w:p>
+      <w:pPr>
+        <w:numPr>
+          <w:ilvl w:val="1"/>
+          <w:numId w:val="15"/>
+        </w:numPr>
+      </w:pPr>
+      <w:r>
+        <w:t>VAE reconstruction loss metrics (MSE, Correlation Complement, Physics-informed loss)</w:t>
+      </w:r>
+    </w:p>
+    <w:p>
+      <w:pPr>
+        <w:numPr>
+          <w:ilvl w:val="1"/>
+          <w:numId w:val="15"/>
+        </w:numPr>
+      </w:pPr>
+      <w:r>
+        <w:t>Additional signal features (statistical: mean, std, skew, kurtosis, RMS, etc., as in your script)</w:t>
+      </w:r>
+    </w:p>
+    <w:p>
+      <w:pPr>
+        <w:numPr>
+          <w:ilvl w:val="0"/>
+          <w:numId w:val="15"/>
+        </w:numPr>
+      </w:pPr>
+      <w:r>
+        <w:rPr>
+          <w:b/>
+          <w:bCs/>
+        </w:rPr>
+        <w:t>Feature Vector:</w:t>
+      </w:r>
+      <w:r>
+        <w:t xml:space="preserve"> Concatenate all these features for each window</w:t>
+      </w:r>
+    </w:p>
+    <w:p>
+      <w:pPr>
+        <w:numPr>
+          <w:ilvl w:val="0"/>
+          <w:numId w:val="15"/>
+        </w:numPr>
+      </w:pPr>
+      <w:r>
+        <w:rPr>
+          <w:b/>
+          <w:bCs/>
+        </w:rPr>
+        <w:t>Kernel SVM:</w:t>
+      </w:r>
+    </w:p>
+    <w:p>
+      <w:pPr>
+        <w:numPr>
+          <w:ilvl w:val="1"/>
+          <w:numId w:val="15"/>
+        </w:numPr>
+      </w:pPr>
+      <w:r>
+        <w:rPr>
+          <w:b/>
+          <w:bCs/>
+        </w:rPr>
+        <w:t>Train SVM on validation data:</w:t>
+      </w:r>
+      <w:r>
+        <w:t xml:space="preserve"> SVM trained to separate </w:t>
+      </w:r>
+      <w:r>
+        <w:rPr>
+          <w:i/>
+          <w:iCs/>
+        </w:rPr>
+        <w:t>normal</w:t>
+      </w:r>
+      <w:r>
+        <w:t xml:space="preserve"> and </w:t>
+      </w:r>
+      <w:r>
+        <w:rPr>
+          <w:i/>
+          <w:iCs/>
+        </w:rPr>
+        <w:t>fault</w:t>
+      </w:r>
+      <w:r>
+        <w:t xml:space="preserve"> (or only normal if you want to use One-Class SVM style; in your current setup, you use both classes, which is fine for SVM as a classifier)</w:t>
+      </w:r>
+    </w:p>
+    <w:p>
+      <w:pPr>
+        <w:numPr>
+          <w:ilvl w:val="1"/>
+          <w:numId w:val="15"/>
+        </w:numPr>
+      </w:pPr>
+      <w:r>
+        <w:rPr>
+          <w:b/>
+          <w:bCs/>
+        </w:rPr>
+        <w:t>Find threshold</w:t>
+      </w:r>
+      <w:r>
+        <w:t xml:space="preserve"> using validation F1 or other score, as you’ve done</w:t>
+      </w:r>
+    </w:p>
+    <w:p>
+      <w:pPr>
+        <w:numPr>
+          <w:ilvl w:val="0"/>
+          <w:numId w:val="15"/>
+        </w:numPr>
+      </w:pPr>
+      <w:r>
+        <w:rPr>
+          <w:b/>
+          <w:bCs/>
+        </w:rPr>
+        <w:t>Decision:</w:t>
+      </w:r>
+    </w:p>
+    <w:p>
+      <w:pPr>
+        <w:numPr>
+          <w:ilvl w:val="1"/>
+          <w:numId w:val="15"/>
+        </w:numPr>
+      </w:pPr>
+      <w:r>
+        <w:t xml:space="preserve">If SVM score ≥ threshold → </w:t>
+      </w:r>
+      <w:r>
+        <w:rPr>
+          <w:b/>
+          <w:bCs/>
+        </w:rPr>
+        <w:t>Normal</w:t>
+      </w:r>
+    </w:p>
+    <w:p>
+      <w:pPr>
+        <w:numPr>
+          <w:ilvl w:val="1"/>
+          <w:numId w:val="15"/>
+        </w:numPr>
+      </w:pPr>
+      <w:r>
+        <w:t xml:space="preserve">If SVM score &lt; threshold → </w:t>
+      </w:r>
+      <w:r>
+        <w:rPr>
+          <w:b/>
+          <w:bCs/>
+        </w:rPr>
+        <w:t>Abnormal (faulty) → pass to stage 2</w:t>
+      </w:r>
+    </w:p>
+    <w:p>
+      <w:r>
+        <w:pict w14:anchorId="32AD6DE8">
+          <v:rect id="_x0000_i1031" style="width:0;height:1.5pt" o:hralign="center" o:hrstd="t" o:hr="t" fillcolor="#a0a0a0" stroked="f"/>
+        </w:pict>
+      </w:r>
+    </w:p>
+    <w:p>
+      <w:r>
+        <w:rPr>
+          <w:b/>
+          <w:bCs/>
+        </w:rPr>
+        <w:t>Stage 2: Fault Classification (Supervised)</w:t>
+      </w:r>
+    </w:p>
+    <w:p>
+      <w:pPr>
+        <w:numPr>
+          <w:ilvl w:val="0"/>
+          <w:numId w:val="16"/>
+        </w:numPr>
+      </w:pPr>
+      <w:r>
+        <w:rPr>
+          <w:b/>
+          <w:bCs/>
+        </w:rPr>
+        <w:t>For data/windows flagged as faults by Stage 1:</w:t>
+      </w:r>
+    </w:p>
+    <w:p>
+      <w:pPr>
+        <w:numPr>
+          <w:ilvl w:val="1"/>
+          <w:numId w:val="16"/>
+        </w:numPr>
+      </w:pPr>
+      <w:r>
+        <w:rPr>
+          <w:b/>
+          <w:bCs/>
+        </w:rPr>
+        <w:t>CNN Classifier:</w:t>
+      </w:r>
+      <w:r>
+        <w:t xml:space="preserve"> Uses the raw (or preprocessed) sensor data window (optionally add VAE recon error as a channel)</w:t>
+      </w:r>
+    </w:p>
+    <w:p>
+      <w:pPr>
+        <w:numPr>
+          <w:ilvl w:val="1"/>
+          <w:numId w:val="16"/>
+        </w:numPr>
+      </w:pPr>
+      <w:r>
+        <w:rPr>
+          <w:b/>
+          <w:bCs/>
+        </w:rPr>
+        <w:t>Trained CNN:</w:t>
+      </w:r>
+      <w:r>
+        <w:t xml:space="preserve"> Predicts type of fault (Sensor vs. Structural, or more fine-grained classes)</w:t>
+      </w:r>
+    </w:p>
     <w:p/>
     <w:sectPr>
       <w:pgSz w:w="12240" w:h="15840"/>
@@ -3142,6 +3679,304 @@
 <file path=word/numbering.xml><?xml version="1.0" encoding="utf-8"?>
 <w:numbering xmlns:wpc="http://schemas.microsoft.com/office/word/2010/wordprocessingCanvas" xmlns:cx="http://schemas.microsoft.com/office/drawing/2014/chartex" xmlns:cx1="http://schemas.microsoft.com/office/drawing/2015/9/8/chartex" xmlns:cx2="http://schemas.microsoft.com/office/drawing/2015/10/21/chartex" xmlns:cx3="http://schemas.microsoft.com/office/drawing/2016/5/9/chartex" xmlns:cx4="http://schemas.microsoft.com/office/drawing/2016/5/10/chartex" xmlns:cx5="http://schemas.microsoft.com/office/drawing/2016/5/11/chartex" xmlns:cx6="http://schemas.microsoft.com/office/drawing/2016/5/12/chartex" xmlns:cx7="http://schemas.microsoft.com/office/drawing/2016/5/13/chartex" xmlns:cx8="http://schemas.microsoft.com/office/drawing/2016/5/14/chartex" xmlns:mc="http://schemas.openxmlformats.org/markup-compatibility/2006" xmlns:aink="http://schemas.microsoft.com/office/drawing/2016/ink" xmlns:am3d="http://schemas.microsoft.com/office/drawing/2017/model3d" xmlns:o="urn:schemas-microsoft-com:office:office" xmlns:oel="http://schemas.microsoft.com/office/2019/extlst" xmlns:r="http://schemas.openxmlformats.org/officeDocument/2006/relationships" xmlns:m="http://schemas.openxmlformats.org/officeDocument/2006/math" xmlns:v="urn:schemas-microsoft-com:vml" xmlns:wp14="http://schemas.microsoft.com/office/word/2010/wordprocessingDrawing" xmlns:wp="http://schemas.openxmlformats.org/drawingml/2006/wordprocessingDrawing" xmlns:w10="urn:schemas-microsoft-com:office:word" xmlns:w="http://schemas.openxmlformats.org/wordprocessingml/2006/main" xmlns:w14="http://schemas.microsoft.com/office/word/2010/wordml" xmlns:w15="http://schemas.microsoft.com/office/word/2012/wordml" xmlns:w16cex="http://schemas.microsoft.com/office/word/2018/wordml/cex" xmlns:w16cid="http://schemas.microsoft.com/office/word/2016/wordml/cid" xmlns:w16="http://schemas.microsoft.com/office/word/2018/wordml" xmlns:w16du="http://schemas.microsoft.com/office/word/2023/wordml/word16du" xmlns:w16sdtdh="http://schemas.microsoft.com/office/word/2020/wordml/sdtdatahash" xmlns:w16sdtfl="http://schemas.microsoft.com/office/word/2024/wordml/sdtformatlock" xmlns:w16se="http://schemas.microsoft.com/office/word/2015/wordml/symex" xmlns:wpg="http://schemas.microsoft.com/office/word/2010/wordprocessingGroup" xmlns:wpi="http://schemas.microsoft.com/office/word/2010/wordprocessingInk" xmlns:wne="http://schemas.microsoft.com/office/word/2006/wordml" xmlns:wps="http://schemas.microsoft.com/office/word/2010/wordprocessingShape" mc:Ignorable="w14 w15 w16se w16cid w16 w16cex w16sdtdh w16sdtfl w16du wp14">
   <w:abstractNum w:abstractNumId="0" w15:restartNumberingAfterBreak="0">
+    <w:nsid w:val="0B3D41B2"/>
+    <w:multiLevelType w:val="multilevel"/>
+    <w:tmpl w:val="15EA2F6A"/>
+    <w:lvl w:ilvl="0">
+      <w:start w:val="1"/>
+      <w:numFmt w:val="bullet"/>
+      <w:lvlText w:val=""/>
+      <w:lvlJc w:val="left"/>
+      <w:pPr>
+        <w:tabs>
+          <w:tab w:val="num" w:pos="720"/>
+        </w:tabs>
+        <w:ind w:left="720" w:hanging="360"/>
+      </w:pPr>
+      <w:rPr>
+        <w:rFonts w:ascii="Symbol" w:hAnsi="Symbol" w:hint="default"/>
+        <w:sz w:val="20"/>
+      </w:rPr>
+    </w:lvl>
+    <w:lvl w:ilvl="1">
+      <w:start w:val="1"/>
+      <w:numFmt w:val="bullet"/>
+      <w:lvlText w:val="o"/>
+      <w:lvlJc w:val="left"/>
+      <w:pPr>
+        <w:tabs>
+          <w:tab w:val="num" w:pos="1440"/>
+        </w:tabs>
+        <w:ind w:left="1440" w:hanging="360"/>
+      </w:pPr>
+      <w:rPr>
+        <w:rFonts w:ascii="Courier New" w:hAnsi="Courier New" w:hint="default"/>
+        <w:sz w:val="20"/>
+      </w:rPr>
+    </w:lvl>
+    <w:lvl w:ilvl="2" w:tentative="1">
+      <w:start w:val="1"/>
+      <w:numFmt w:val="bullet"/>
+      <w:lvlText w:val=""/>
+      <w:lvlJc w:val="left"/>
+      <w:pPr>
+        <w:tabs>
+          <w:tab w:val="num" w:pos="2160"/>
+        </w:tabs>
+        <w:ind w:left="2160" w:hanging="360"/>
+      </w:pPr>
+      <w:rPr>
+        <w:rFonts w:ascii="Wingdings" w:hAnsi="Wingdings" w:hint="default"/>
+        <w:sz w:val="20"/>
+      </w:rPr>
+    </w:lvl>
+    <w:lvl w:ilvl="3" w:tentative="1">
+      <w:start w:val="1"/>
+      <w:numFmt w:val="bullet"/>
+      <w:lvlText w:val=""/>
+      <w:lvlJc w:val="left"/>
+      <w:pPr>
+        <w:tabs>
+          <w:tab w:val="num" w:pos="2880"/>
+        </w:tabs>
+        <w:ind w:left="2880" w:hanging="360"/>
+      </w:pPr>
+      <w:rPr>
+        <w:rFonts w:ascii="Wingdings" w:hAnsi="Wingdings" w:hint="default"/>
+        <w:sz w:val="20"/>
+      </w:rPr>
+    </w:lvl>
+    <w:lvl w:ilvl="4" w:tentative="1">
+      <w:start w:val="1"/>
+      <w:numFmt w:val="bullet"/>
+      <w:lvlText w:val=""/>
+      <w:lvlJc w:val="left"/>
+      <w:pPr>
+        <w:tabs>
+          <w:tab w:val="num" w:pos="3600"/>
+        </w:tabs>
+        <w:ind w:left="3600" w:hanging="360"/>
+      </w:pPr>
+      <w:rPr>
+        <w:rFonts w:ascii="Wingdings" w:hAnsi="Wingdings" w:hint="default"/>
+        <w:sz w:val="20"/>
+      </w:rPr>
+    </w:lvl>
+    <w:lvl w:ilvl="5" w:tentative="1">
+      <w:start w:val="1"/>
+      <w:numFmt w:val="bullet"/>
+      <w:lvlText w:val=""/>
+      <w:lvlJc w:val="left"/>
+      <w:pPr>
+        <w:tabs>
+          <w:tab w:val="num" w:pos="4320"/>
+        </w:tabs>
+        <w:ind w:left="4320" w:hanging="360"/>
+      </w:pPr>
+      <w:rPr>
+        <w:rFonts w:ascii="Wingdings" w:hAnsi="Wingdings" w:hint="default"/>
+        <w:sz w:val="20"/>
+      </w:rPr>
+    </w:lvl>
+    <w:lvl w:ilvl="6" w:tentative="1">
+      <w:start w:val="1"/>
+      <w:numFmt w:val="bullet"/>
+      <w:lvlText w:val=""/>
+      <w:lvlJc w:val="left"/>
+      <w:pPr>
+        <w:tabs>
+          <w:tab w:val="num" w:pos="5040"/>
+        </w:tabs>
+        <w:ind w:left="5040" w:hanging="360"/>
+      </w:pPr>
+      <w:rPr>
+        <w:rFonts w:ascii="Wingdings" w:hAnsi="Wingdings" w:hint="default"/>
+        <w:sz w:val="20"/>
+      </w:rPr>
+    </w:lvl>
+    <w:lvl w:ilvl="7" w:tentative="1">
+      <w:start w:val="1"/>
+      <w:numFmt w:val="bullet"/>
+      <w:lvlText w:val=""/>
+      <w:lvlJc w:val="left"/>
+      <w:pPr>
+        <w:tabs>
+          <w:tab w:val="num" w:pos="5760"/>
+        </w:tabs>
+        <w:ind w:left="5760" w:hanging="360"/>
+      </w:pPr>
+      <w:rPr>
+        <w:rFonts w:ascii="Wingdings" w:hAnsi="Wingdings" w:hint="default"/>
+        <w:sz w:val="20"/>
+      </w:rPr>
+    </w:lvl>
+    <w:lvl w:ilvl="8" w:tentative="1">
+      <w:start w:val="1"/>
+      <w:numFmt w:val="bullet"/>
+      <w:lvlText w:val=""/>
+      <w:lvlJc w:val="left"/>
+      <w:pPr>
+        <w:tabs>
+          <w:tab w:val="num" w:pos="6480"/>
+        </w:tabs>
+        <w:ind w:left="6480" w:hanging="360"/>
+      </w:pPr>
+      <w:rPr>
+        <w:rFonts w:ascii="Wingdings" w:hAnsi="Wingdings" w:hint="default"/>
+        <w:sz w:val="20"/>
+      </w:rPr>
+    </w:lvl>
+  </w:abstractNum>
+  <w:abstractNum w:abstractNumId="1" w15:restartNumberingAfterBreak="0">
+    <w:nsid w:val="0CD92536"/>
+    <w:multiLevelType w:val="multilevel"/>
+    <w:tmpl w:val="63FC2F02"/>
+    <w:lvl w:ilvl="0">
+      <w:start w:val="1"/>
+      <w:numFmt w:val="bullet"/>
+      <w:lvlText w:val=""/>
+      <w:lvlJc w:val="left"/>
+      <w:pPr>
+        <w:tabs>
+          <w:tab w:val="num" w:pos="720"/>
+        </w:tabs>
+        <w:ind w:left="720" w:hanging="360"/>
+      </w:pPr>
+      <w:rPr>
+        <w:rFonts w:ascii="Symbol" w:hAnsi="Symbol" w:hint="default"/>
+        <w:sz w:val="20"/>
+      </w:rPr>
+    </w:lvl>
+    <w:lvl w:ilvl="1">
+      <w:start w:val="1"/>
+      <w:numFmt w:val="bullet"/>
+      <w:lvlText w:val="o"/>
+      <w:lvlJc w:val="left"/>
+      <w:pPr>
+        <w:tabs>
+          <w:tab w:val="num" w:pos="1440"/>
+        </w:tabs>
+        <w:ind w:left="1440" w:hanging="360"/>
+      </w:pPr>
+      <w:rPr>
+        <w:rFonts w:ascii="Courier New" w:hAnsi="Courier New" w:hint="default"/>
+        <w:sz w:val="20"/>
+      </w:rPr>
+    </w:lvl>
+    <w:lvl w:ilvl="2" w:tentative="1">
+      <w:start w:val="1"/>
+      <w:numFmt w:val="bullet"/>
+      <w:lvlText w:val=""/>
+      <w:lvlJc w:val="left"/>
+      <w:pPr>
+        <w:tabs>
+          <w:tab w:val="num" w:pos="2160"/>
+        </w:tabs>
+        <w:ind w:left="2160" w:hanging="360"/>
+      </w:pPr>
+      <w:rPr>
+        <w:rFonts w:ascii="Wingdings" w:hAnsi="Wingdings" w:hint="default"/>
+        <w:sz w:val="20"/>
+      </w:rPr>
+    </w:lvl>
+    <w:lvl w:ilvl="3" w:tentative="1">
+      <w:start w:val="1"/>
+      <w:numFmt w:val="bullet"/>
+      <w:lvlText w:val=""/>
+      <w:lvlJc w:val="left"/>
+      <w:pPr>
+        <w:tabs>
+          <w:tab w:val="num" w:pos="2880"/>
+        </w:tabs>
+        <w:ind w:left="2880" w:hanging="360"/>
+      </w:pPr>
+      <w:rPr>
+        <w:rFonts w:ascii="Wingdings" w:hAnsi="Wingdings" w:hint="default"/>
+        <w:sz w:val="20"/>
+      </w:rPr>
+    </w:lvl>
+    <w:lvl w:ilvl="4" w:tentative="1">
+      <w:start w:val="1"/>
+      <w:numFmt w:val="bullet"/>
+      <w:lvlText w:val=""/>
+      <w:lvlJc w:val="left"/>
+      <w:pPr>
+        <w:tabs>
+          <w:tab w:val="num" w:pos="3600"/>
+        </w:tabs>
+        <w:ind w:left="3600" w:hanging="360"/>
+      </w:pPr>
+      <w:rPr>
+        <w:rFonts w:ascii="Wingdings" w:hAnsi="Wingdings" w:hint="default"/>
+        <w:sz w:val="20"/>
+      </w:rPr>
+    </w:lvl>
+    <w:lvl w:ilvl="5" w:tentative="1">
+      <w:start w:val="1"/>
+      <w:numFmt w:val="bullet"/>
+      <w:lvlText w:val=""/>
+      <w:lvlJc w:val="left"/>
+      <w:pPr>
+        <w:tabs>
+          <w:tab w:val="num" w:pos="4320"/>
+        </w:tabs>
+        <w:ind w:left="4320" w:hanging="360"/>
+      </w:pPr>
+      <w:rPr>
+        <w:rFonts w:ascii="Wingdings" w:hAnsi="Wingdings" w:hint="default"/>
+        <w:sz w:val="20"/>
+      </w:rPr>
+    </w:lvl>
+    <w:lvl w:ilvl="6" w:tentative="1">
+      <w:start w:val="1"/>
+      <w:numFmt w:val="bullet"/>
+      <w:lvlText w:val=""/>
+      <w:lvlJc w:val="left"/>
+      <w:pPr>
+        <w:tabs>
+          <w:tab w:val="num" w:pos="5040"/>
+        </w:tabs>
+        <w:ind w:left="5040" w:hanging="360"/>
+      </w:pPr>
+      <w:rPr>
+        <w:rFonts w:ascii="Wingdings" w:hAnsi="Wingdings" w:hint="default"/>
+        <w:sz w:val="20"/>
+      </w:rPr>
+    </w:lvl>
+    <w:lvl w:ilvl="7" w:tentative="1">
+      <w:start w:val="1"/>
+      <w:numFmt w:val="bullet"/>
+      <w:lvlText w:val=""/>
+      <w:lvlJc w:val="left"/>
+      <w:pPr>
+        <w:tabs>
+          <w:tab w:val="num" w:pos="5760"/>
+        </w:tabs>
+        <w:ind w:left="5760" w:hanging="360"/>
+      </w:pPr>
+      <w:rPr>
+        <w:rFonts w:ascii="Wingdings" w:hAnsi="Wingdings" w:hint="default"/>
+        <w:sz w:val="20"/>
+      </w:rPr>
+    </w:lvl>
+    <w:lvl w:ilvl="8" w:tentative="1">
+      <w:start w:val="1"/>
+      <w:numFmt w:val="bullet"/>
+      <w:lvlText w:val=""/>
+      <w:lvlJc w:val="left"/>
+      <w:pPr>
+        <w:tabs>
+          <w:tab w:val="num" w:pos="6480"/>
+        </w:tabs>
+        <w:ind w:left="6480" w:hanging="360"/>
+      </w:pPr>
+      <w:rPr>
+        <w:rFonts w:ascii="Wingdings" w:hAnsi="Wingdings" w:hint="default"/>
+        <w:sz w:val="20"/>
+      </w:rPr>
+    </w:lvl>
+  </w:abstractNum>
+  <w:abstractNum w:abstractNumId="2" w15:restartNumberingAfterBreak="0">
     <w:nsid w:val="1BC17681"/>
     <w:multiLevelType w:val="multilevel"/>
     <w:tmpl w:val="18DAB8C2"/>
@@ -3262,7 +4097,7 @@
       </w:pPr>
     </w:lvl>
   </w:abstractNum>
-  <w:abstractNum w:abstractNumId="1" w15:restartNumberingAfterBreak="0">
+  <w:abstractNum w:abstractNumId="3" w15:restartNumberingAfterBreak="0">
     <w:nsid w:val="2AD9048D"/>
     <w:multiLevelType w:val="multilevel"/>
     <w:tmpl w:val="9E6C0F6C"/>
@@ -3383,7 +4218,7 @@
       </w:pPr>
     </w:lvl>
   </w:abstractNum>
-  <w:abstractNum w:abstractNumId="2" w15:restartNumberingAfterBreak="0">
+  <w:abstractNum w:abstractNumId="4" w15:restartNumberingAfterBreak="0">
     <w:nsid w:val="2FEA5573"/>
     <w:multiLevelType w:val="multilevel"/>
     <w:tmpl w:val="CEECB1EA"/>
@@ -3532,7 +4367,7 @@
       </w:rPr>
     </w:lvl>
   </w:abstractNum>
-  <w:abstractNum w:abstractNumId="3" w15:restartNumberingAfterBreak="0">
+  <w:abstractNum w:abstractNumId="5" w15:restartNumberingAfterBreak="0">
     <w:nsid w:val="33476BB6"/>
     <w:multiLevelType w:val="multilevel"/>
     <w:tmpl w:val="DA382F94"/>
@@ -3681,7 +4516,7 @@
       </w:rPr>
     </w:lvl>
   </w:abstractNum>
-  <w:abstractNum w:abstractNumId="4" w15:restartNumberingAfterBreak="0">
+  <w:abstractNum w:abstractNumId="6" w15:restartNumberingAfterBreak="0">
     <w:nsid w:val="34236999"/>
     <w:multiLevelType w:val="multilevel"/>
     <w:tmpl w:val="B9CE9DC2"/>
@@ -3830,7 +4665,7 @@
       </w:rPr>
     </w:lvl>
   </w:abstractNum>
-  <w:abstractNum w:abstractNumId="5" w15:restartNumberingAfterBreak="0">
+  <w:abstractNum w:abstractNumId="7" w15:restartNumberingAfterBreak="0">
     <w:nsid w:val="37587214"/>
     <w:multiLevelType w:val="multilevel"/>
     <w:tmpl w:val="81F2A450"/>
@@ -3979,7 +4814,7 @@
       </w:rPr>
     </w:lvl>
   </w:abstractNum>
-  <w:abstractNum w:abstractNumId="6" w15:restartNumberingAfterBreak="0">
+  <w:abstractNum w:abstractNumId="8" w15:restartNumberingAfterBreak="0">
     <w:nsid w:val="429A510D"/>
     <w:multiLevelType w:val="multilevel"/>
     <w:tmpl w:val="43E8A73C"/>
@@ -4100,7 +4935,7 @@
       </w:pPr>
     </w:lvl>
   </w:abstractNum>
-  <w:abstractNum w:abstractNumId="7" w15:restartNumberingAfterBreak="0">
+  <w:abstractNum w:abstractNumId="9" w15:restartNumberingAfterBreak="0">
     <w:nsid w:val="4E4323AD"/>
     <w:multiLevelType w:val="multilevel"/>
     <w:tmpl w:val="D08C2594"/>
@@ -4249,7 +5084,7 @@
       </w:rPr>
     </w:lvl>
   </w:abstractNum>
-  <w:abstractNum w:abstractNumId="8" w15:restartNumberingAfterBreak="0">
+  <w:abstractNum w:abstractNumId="10" w15:restartNumberingAfterBreak="0">
     <w:nsid w:val="52386E20"/>
     <w:multiLevelType w:val="multilevel"/>
     <w:tmpl w:val="0BB69FBE"/>
@@ -4398,7 +5233,132 @@
       </w:rPr>
     </w:lvl>
   </w:abstractNum>
-  <w:abstractNum w:abstractNumId="9" w15:restartNumberingAfterBreak="0">
+  <w:abstractNum w:abstractNumId="11" w15:restartNumberingAfterBreak="0">
+    <w:nsid w:val="5C097C3E"/>
+    <w:multiLevelType w:val="multilevel"/>
+    <w:tmpl w:val="33861614"/>
+    <w:lvl w:ilvl="0">
+      <w:start w:val="1"/>
+      <w:numFmt w:val="decimal"/>
+      <w:lvlText w:val="%1."/>
+      <w:lvlJc w:val="left"/>
+      <w:pPr>
+        <w:tabs>
+          <w:tab w:val="num" w:pos="720"/>
+        </w:tabs>
+        <w:ind w:left="720" w:hanging="360"/>
+      </w:pPr>
+    </w:lvl>
+    <w:lvl w:ilvl="1">
+      <w:start w:val="1"/>
+      <w:numFmt w:val="bullet"/>
+      <w:lvlText w:val="o"/>
+      <w:lvlJc w:val="left"/>
+      <w:pPr>
+        <w:tabs>
+          <w:tab w:val="num" w:pos="1440"/>
+        </w:tabs>
+        <w:ind w:left="1440" w:hanging="360"/>
+      </w:pPr>
+      <w:rPr>
+        <w:rFonts w:ascii="Courier New" w:hAnsi="Courier New" w:hint="default"/>
+        <w:sz w:val="20"/>
+      </w:rPr>
+    </w:lvl>
+    <w:lvl w:ilvl="2">
+      <w:start w:val="1"/>
+      <w:numFmt w:val="bullet"/>
+      <w:lvlText w:val=""/>
+      <w:lvlJc w:val="left"/>
+      <w:pPr>
+        <w:tabs>
+          <w:tab w:val="num" w:pos="2160"/>
+        </w:tabs>
+        <w:ind w:left="2160" w:hanging="360"/>
+      </w:pPr>
+      <w:rPr>
+        <w:rFonts w:ascii="Wingdings" w:hAnsi="Wingdings" w:hint="default"/>
+        <w:sz w:val="20"/>
+      </w:rPr>
+    </w:lvl>
+    <w:lvl w:ilvl="3">
+      <w:start w:val="1"/>
+      <w:numFmt w:val="bullet"/>
+      <w:lvlText w:val=""/>
+      <w:lvlJc w:val="left"/>
+      <w:pPr>
+        <w:tabs>
+          <w:tab w:val="num" w:pos="2880"/>
+        </w:tabs>
+        <w:ind w:left="2880" w:hanging="360"/>
+      </w:pPr>
+      <w:rPr>
+        <w:rFonts w:ascii="Wingdings" w:hAnsi="Wingdings" w:hint="default"/>
+        <w:sz w:val="20"/>
+      </w:rPr>
+    </w:lvl>
+    <w:lvl w:ilvl="4" w:tentative="1">
+      <w:start w:val="1"/>
+      <w:numFmt w:val="decimal"/>
+      <w:lvlText w:val="%5."/>
+      <w:lvlJc w:val="left"/>
+      <w:pPr>
+        <w:tabs>
+          <w:tab w:val="num" w:pos="3600"/>
+        </w:tabs>
+        <w:ind w:left="3600" w:hanging="360"/>
+      </w:pPr>
+    </w:lvl>
+    <w:lvl w:ilvl="5" w:tentative="1">
+      <w:start w:val="1"/>
+      <w:numFmt w:val="decimal"/>
+      <w:lvlText w:val="%6."/>
+      <w:lvlJc w:val="left"/>
+      <w:pPr>
+        <w:tabs>
+          <w:tab w:val="num" w:pos="4320"/>
+        </w:tabs>
+        <w:ind w:left="4320" w:hanging="360"/>
+      </w:pPr>
+    </w:lvl>
+    <w:lvl w:ilvl="6" w:tentative="1">
+      <w:start w:val="1"/>
+      <w:numFmt w:val="decimal"/>
+      <w:lvlText w:val="%7."/>
+      <w:lvlJc w:val="left"/>
+      <w:pPr>
+        <w:tabs>
+          <w:tab w:val="num" w:pos="5040"/>
+        </w:tabs>
+        <w:ind w:left="5040" w:hanging="360"/>
+      </w:pPr>
+    </w:lvl>
+    <w:lvl w:ilvl="7" w:tentative="1">
+      <w:start w:val="1"/>
+      <w:numFmt w:val="decimal"/>
+      <w:lvlText w:val="%8."/>
+      <w:lvlJc w:val="left"/>
+      <w:pPr>
+        <w:tabs>
+          <w:tab w:val="num" w:pos="5760"/>
+        </w:tabs>
+        <w:ind w:left="5760" w:hanging="360"/>
+      </w:pPr>
+    </w:lvl>
+    <w:lvl w:ilvl="8" w:tentative="1">
+      <w:start w:val="1"/>
+      <w:numFmt w:val="decimal"/>
+      <w:lvlText w:val="%9."/>
+      <w:lvlJc w:val="left"/>
+      <w:pPr>
+        <w:tabs>
+          <w:tab w:val="num" w:pos="6480"/>
+        </w:tabs>
+        <w:ind w:left="6480" w:hanging="360"/>
+      </w:pPr>
+    </w:lvl>
+  </w:abstractNum>
+  <w:abstractNum w:abstractNumId="12" w15:restartNumberingAfterBreak="0">
     <w:nsid w:val="5CE57AA8"/>
     <w:multiLevelType w:val="multilevel"/>
     <w:tmpl w:val="8F646BC4"/>
@@ -4547,7 +5507,7 @@
       </w:rPr>
     </w:lvl>
   </w:abstractNum>
-  <w:abstractNum w:abstractNumId="10" w15:restartNumberingAfterBreak="0">
+  <w:abstractNum w:abstractNumId="13" w15:restartNumberingAfterBreak="0">
     <w:nsid w:val="6FDA5615"/>
     <w:multiLevelType w:val="multilevel"/>
     <w:tmpl w:val="34CCE30E"/>
@@ -4696,7 +5656,7 @@
       </w:rPr>
     </w:lvl>
   </w:abstractNum>
-  <w:abstractNum w:abstractNumId="11" w15:restartNumberingAfterBreak="0">
+  <w:abstractNum w:abstractNumId="14" w15:restartNumberingAfterBreak="0">
     <w:nsid w:val="7E305B7E"/>
     <w:multiLevelType w:val="multilevel"/>
     <w:tmpl w:val="8E8628BA"/>
@@ -4822,40 +5782,40 @@
     </w:lvl>
   </w:abstractNum>
   <w:num w:numId="1" w16cid:durableId="171845381">
+    <w:abstractNumId w:val="8"/>
+  </w:num>
+  <w:num w:numId="2" w16cid:durableId="2017532895">
+    <w:abstractNumId w:val="4"/>
+  </w:num>
+  <w:num w:numId="3" w16cid:durableId="1483307522">
+    <w:abstractNumId w:val="14"/>
+  </w:num>
+  <w:num w:numId="4" w16cid:durableId="1942302323">
+    <w:abstractNumId w:val="3"/>
+  </w:num>
+  <w:num w:numId="5" w16cid:durableId="950476463">
+    <w:abstractNumId w:val="2"/>
+  </w:num>
+  <w:num w:numId="6" w16cid:durableId="1744719573">
+    <w:abstractNumId w:val="10"/>
+  </w:num>
+  <w:num w:numId="7" w16cid:durableId="270163184">
+    <w:abstractNumId w:val="9"/>
+  </w:num>
+  <w:num w:numId="8" w16cid:durableId="1381172915">
     <w:abstractNumId w:val="6"/>
   </w:num>
-  <w:num w:numId="2" w16cid:durableId="2017532895">
-    <w:abstractNumId w:val="2"/>
+  <w:num w:numId="9" w16cid:durableId="297800606">
+    <w:abstractNumId w:val="13"/>
   </w:num>
-  <w:num w:numId="3" w16cid:durableId="1483307522">
-    <w:abstractNumId w:val="11"/>
-  </w:num>
-  <w:num w:numId="4" w16cid:durableId="1942302323">
-    <w:abstractNumId w:val="1"/>
-  </w:num>
-  <w:num w:numId="5" w16cid:durableId="950476463">
-    <w:abstractNumId w:val="0"/>
-  </w:num>
-  <w:num w:numId="6" w16cid:durableId="1744719573">
-    <w:abstractNumId w:val="8"/>
-  </w:num>
-  <w:num w:numId="7" w16cid:durableId="270163184">
+  <w:num w:numId="10" w16cid:durableId="404258572">
     <w:abstractNumId w:val="7"/>
   </w:num>
-  <w:num w:numId="8" w16cid:durableId="1381172915">
-    <w:abstractNumId w:val="4"/>
-  </w:num>
-  <w:num w:numId="9" w16cid:durableId="297800606">
-    <w:abstractNumId w:val="10"/>
-  </w:num>
-  <w:num w:numId="10" w16cid:durableId="404258572">
+  <w:num w:numId="11" w16cid:durableId="1597052530">
     <w:abstractNumId w:val="5"/>
   </w:num>
-  <w:num w:numId="11" w16cid:durableId="1597052530">
-    <w:abstractNumId w:val="3"/>
-  </w:num>
   <w:num w:numId="12" w16cid:durableId="712968845">
-    <w:abstractNumId w:val="3"/>
+    <w:abstractNumId w:val="5"/>
     <w:lvlOverride w:ilvl="1">
       <w:lvl w:ilvl="1">
         <w:numFmt w:val="decimal"/>
@@ -4865,7 +5825,16 @@
     </w:lvlOverride>
   </w:num>
   <w:num w:numId="13" w16cid:durableId="1672877521">
-    <w:abstractNumId w:val="9"/>
+    <w:abstractNumId w:val="12"/>
+  </w:num>
+  <w:num w:numId="14" w16cid:durableId="535313532">
+    <w:abstractNumId w:val="11"/>
+  </w:num>
+  <w:num w:numId="15" w16cid:durableId="536159057">
+    <w:abstractNumId w:val="0"/>
+  </w:num>
+  <w:num w:numId="16" w16cid:durableId="1890802971">
+    <w:abstractNumId w:val="1"/>
   </w:num>
 </w:numbering>
 </file>

--- a/4DOF/Fault Detector/Workflow.docx
+++ b/4DOF/Fault Detector/Workflow.docx
@@ -105,7 +105,15 @@
         </w:numPr>
       </w:pPr>
       <w:r>
-        <w:t>Change one or more stiffness values (e.g., system_config["stiffness"][1] *= 0.5 for a 50% reduction in stiffness of the second spring).</w:t>
+        <w:t xml:space="preserve">Change one or more stiffness values (e.g., </w:t>
+      </w:r>
+      <w:proofErr w:type="spellStart"/>
+      <w:r>
+        <w:t>system_config</w:t>
+      </w:r>
+      <w:proofErr w:type="spellEnd"/>
+      <w:r>
+        <w:t>["stiffness"][1] *= 0.5 for a 50% reduction in stiffness of the second spring).</w:t>
       </w:r>
     </w:p>
     <w:p>
@@ -188,7 +196,15 @@
         <w:t>normal</w:t>
       </w:r>
       <w:r>
-        <w:t xml:space="preserve"> simulation first to get healthy x, v, a data. Then, </w:t>
+        <w:t xml:space="preserve"> simulation first to get healthy x, v, </w:t>
+      </w:r>
+      <w:proofErr w:type="gramStart"/>
+      <w:r>
+        <w:t>a data</w:t>
+      </w:r>
+      <w:proofErr w:type="gramEnd"/>
+      <w:r>
+        <w:t xml:space="preserve">. Then, </w:t>
       </w:r>
       <w:r>
         <w:rPr>
@@ -216,7 +232,20 @@
         <w:t>Zero Signal:</w:t>
       </w:r>
       <w:r>
-        <w:t xml:space="preserve"> Set one channel to zero (e.g., x_data_for_vae[:, 0] = 0 to simulate x1 sensor failure).</w:t>
+        <w:t xml:space="preserve"> Set one channel to zero (e.g., </w:t>
+      </w:r>
+      <w:proofErr w:type="spellStart"/>
+      <w:r>
+        <w:t>x_data_for_vae</w:t>
+      </w:r>
+      <w:proofErr w:type="spellEnd"/>
+      <w:proofErr w:type="gramStart"/>
+      <w:r>
+        <w:t>[:,</w:t>
+      </w:r>
+      <w:proofErr w:type="gramEnd"/>
+      <w:r>
+        <w:t xml:space="preserve"> 0] = 0 to simulate x1 sensor failure).</w:t>
       </w:r>
     </w:p>
     <w:p>
@@ -234,7 +263,91 @@
         <w:t>Noise:</w:t>
       </w:r>
       <w:r>
-        <w:t xml:space="preserve"> Add significant noise to one channel (e.g., x_data_for_vae[:, 1] += np.random.normal(0, np.std(x_data_for_vae[:,1])*2, size=len(x_data_for_vae[:,1])) for x2 noisy sensor).</w:t>
+        <w:t xml:space="preserve"> Add significant noise to one channel (e.g., </w:t>
+      </w:r>
+      <w:proofErr w:type="spellStart"/>
+      <w:r>
+        <w:t>x_data_for_vae</w:t>
+      </w:r>
+      <w:proofErr w:type="spellEnd"/>
+      <w:proofErr w:type="gramStart"/>
+      <w:r>
+        <w:t>[:,</w:t>
+      </w:r>
+      <w:proofErr w:type="gramEnd"/>
+      <w:r>
+        <w:t xml:space="preserve"> 1] += </w:t>
+      </w:r>
+      <w:proofErr w:type="spellStart"/>
+      <w:proofErr w:type="gramStart"/>
+      <w:r>
+        <w:t>np.random</w:t>
+      </w:r>
+      <w:proofErr w:type="gramEnd"/>
+      <w:r>
+        <w:t>.</w:t>
+      </w:r>
+      <w:proofErr w:type="gramStart"/>
+      <w:r>
+        <w:t>normal</w:t>
+      </w:r>
+      <w:proofErr w:type="spellEnd"/>
+      <w:r>
+        <w:t>(</w:t>
+      </w:r>
+      <w:proofErr w:type="gramEnd"/>
+      <w:r>
+        <w:t xml:space="preserve">0, </w:t>
+      </w:r>
+      <w:proofErr w:type="spellStart"/>
+      <w:r>
+        <w:t>np.std</w:t>
+      </w:r>
+      <w:proofErr w:type="spellEnd"/>
+      <w:r>
+        <w:t>(</w:t>
+      </w:r>
+      <w:proofErr w:type="spellStart"/>
+      <w:r>
+        <w:t>x_data_for_vae</w:t>
+      </w:r>
+      <w:proofErr w:type="spellEnd"/>
+      <w:proofErr w:type="gramStart"/>
+      <w:r>
+        <w:t>[:,</w:t>
+      </w:r>
+      <w:proofErr w:type="gramEnd"/>
+      <w:r>
+        <w:t>1</w:t>
+      </w:r>
+      <w:proofErr w:type="gramStart"/>
+      <w:r>
+        <w:t>])*</w:t>
+      </w:r>
+      <w:proofErr w:type="gramEnd"/>
+      <w:r>
+        <w:t>2, size=</w:t>
+      </w:r>
+      <w:proofErr w:type="spellStart"/>
+      <w:r>
+        <w:t>len</w:t>
+      </w:r>
+      <w:proofErr w:type="spellEnd"/>
+      <w:r>
+        <w:t>(</w:t>
+      </w:r>
+      <w:proofErr w:type="spellStart"/>
+      <w:r>
+        <w:t>x_data_for_vae</w:t>
+      </w:r>
+      <w:proofErr w:type="spellEnd"/>
+      <w:proofErr w:type="gramStart"/>
+      <w:r>
+        <w:t>[:,</w:t>
+      </w:r>
+      <w:proofErr w:type="gramEnd"/>
+      <w:r>
+        <w:t>1])) for x2 noisy sensor).</w:t>
       </w:r>
     </w:p>
     <w:p>
@@ -391,7 +504,23 @@
         </w:numPr>
       </w:pPr>
       <w:r>
-        <w:t>Load temporal_vae_model.pt, vae_mean.npy, vae_std.npy.</w:t>
+        <w:t xml:space="preserve">Load temporal_vae_model.pt, </w:t>
+      </w:r>
+      <w:proofErr w:type="spellStart"/>
+      <w:r>
+        <w:t>vae_mean.npy</w:t>
+      </w:r>
+      <w:proofErr w:type="spellEnd"/>
+      <w:r>
+        <w:t xml:space="preserve">, </w:t>
+      </w:r>
+      <w:proofErr w:type="spellStart"/>
+      <w:r>
+        <w:t>vae_std.npy</w:t>
+      </w:r>
+      <w:proofErr w:type="spellEnd"/>
+      <w:r>
+        <w:t>.</w:t>
       </w:r>
     </w:p>
     <w:p>
@@ -423,12 +552,21 @@
       <w:r>
         <w:t xml:space="preserve">Load the data, normalize it using the </w:t>
       </w:r>
+      <w:proofErr w:type="gramStart"/>
       <w:r>
         <w:rPr>
           <w:i/>
           <w:iCs/>
         </w:rPr>
-        <w:t>mean and std from the normal training data</w:t>
+        <w:t>mean</w:t>
+      </w:r>
+      <w:proofErr w:type="gramEnd"/>
+      <w:r>
+        <w:rPr>
+          <w:i/>
+          <w:iCs/>
+        </w:rPr>
+        <w:t xml:space="preserve"> and std from the normal training data</w:t>
       </w:r>
       <w:r>
         <w:t>.</w:t>
@@ -453,7 +591,23 @@
         </w:numPr>
       </w:pPr>
       <w:r>
-        <w:t>Pass sequences through the trained VAE to get reconstructions (recon_np) and latent means (mu_np).</w:t>
+        <w:t>Pass sequences through the trained VAE to get reconstructions (</w:t>
+      </w:r>
+      <w:proofErr w:type="spellStart"/>
+      <w:r>
+        <w:t>recon_np</w:t>
+      </w:r>
+      <w:proofErr w:type="spellEnd"/>
+      <w:r>
+        <w:t>) and latent means (</w:t>
+      </w:r>
+      <w:proofErr w:type="spellStart"/>
+      <w:r>
+        <w:t>mu_np</w:t>
+      </w:r>
+      <w:proofErr w:type="spellEnd"/>
+      <w:r>
+        <w:t>).</w:t>
       </w:r>
     </w:p>
     <w:p>
@@ -501,11 +655,68 @@
         <w:t>Overall Reconstruction Error per Window:</w:t>
       </w:r>
       <w:r>
-        <w:t xml:space="preserve"> For each input window x_window and its reconstruction recon_window, calculate an overall MSE:</w:t>
+        <w:t xml:space="preserve"> For each input window </w:t>
+      </w:r>
+      <w:proofErr w:type="spellStart"/>
+      <w:r>
+        <w:t>x_window</w:t>
+      </w:r>
+      <w:proofErr w:type="spellEnd"/>
+      <w:r>
+        <w:t xml:space="preserve"> and its reconstruction </w:t>
+      </w:r>
+      <w:proofErr w:type="spellStart"/>
+      <w:r>
+        <w:t>recon_window</w:t>
+      </w:r>
+      <w:proofErr w:type="spellEnd"/>
+      <w:r>
+        <w:t>, calculate an overall MSE:</w:t>
       </w:r>
       <w:r>
         <w:br/>
-        <w:t>mse_overall = np.mean((x_window - recon_window)**2)</w:t>
+      </w:r>
+      <w:proofErr w:type="spellStart"/>
+      <w:r>
+        <w:t>mse_overall</w:t>
+      </w:r>
+      <w:proofErr w:type="spellEnd"/>
+      <w:r>
+        <w:t xml:space="preserve"> = </w:t>
+      </w:r>
+      <w:proofErr w:type="spellStart"/>
+      <w:proofErr w:type="gramStart"/>
+      <w:r>
+        <w:t>np.mean</w:t>
+      </w:r>
+      <w:proofErr w:type="spellEnd"/>
+      <w:proofErr w:type="gramEnd"/>
+      <w:r>
+        <w:t>((</w:t>
+      </w:r>
+      <w:proofErr w:type="spellStart"/>
+      <w:r>
+        <w:t>x_window</w:t>
+      </w:r>
+      <w:proofErr w:type="spellEnd"/>
+      <w:r>
+        <w:t xml:space="preserve"> - </w:t>
+      </w:r>
+      <w:proofErr w:type="spellStart"/>
+      <w:r>
+        <w:t>recon_</w:t>
+      </w:r>
+      <w:proofErr w:type="gramStart"/>
+      <w:r>
+        <w:t>window</w:t>
+      </w:r>
+      <w:proofErr w:type="spellEnd"/>
+      <w:r>
+        <w:t>)*</w:t>
+      </w:r>
+      <w:proofErr w:type="gramEnd"/>
+      <w:r>
+        <w:t>*2)</w:t>
       </w:r>
     </w:p>
     <w:p>
@@ -527,7 +738,64 @@
       </w:r>
       <w:r>
         <w:br/>
-        <w:t>mse_channels = np.mean((x_window - recon_window)**2, axis=0) (if window is seq_len x num_features)</w:t>
+      </w:r>
+      <w:proofErr w:type="spellStart"/>
+      <w:r>
+        <w:t>mse_channels</w:t>
+      </w:r>
+      <w:proofErr w:type="spellEnd"/>
+      <w:r>
+        <w:t xml:space="preserve"> = </w:t>
+      </w:r>
+      <w:proofErr w:type="spellStart"/>
+      <w:proofErr w:type="gramStart"/>
+      <w:r>
+        <w:t>np.mean</w:t>
+      </w:r>
+      <w:proofErr w:type="spellEnd"/>
+      <w:proofErr w:type="gramEnd"/>
+      <w:r>
+        <w:t>((</w:t>
+      </w:r>
+      <w:proofErr w:type="spellStart"/>
+      <w:r>
+        <w:t>x_window</w:t>
+      </w:r>
+      <w:proofErr w:type="spellEnd"/>
+      <w:r>
+        <w:t xml:space="preserve"> - </w:t>
+      </w:r>
+      <w:proofErr w:type="spellStart"/>
+      <w:r>
+        <w:t>recon_</w:t>
+      </w:r>
+      <w:proofErr w:type="gramStart"/>
+      <w:r>
+        <w:t>window</w:t>
+      </w:r>
+      <w:proofErr w:type="spellEnd"/>
+      <w:r>
+        <w:t>)*</w:t>
+      </w:r>
+      <w:proofErr w:type="gramEnd"/>
+      <w:r>
+        <w:t xml:space="preserve">*2, axis=0) (if window is </w:t>
+      </w:r>
+      <w:proofErr w:type="spellStart"/>
+      <w:r>
+        <w:t>seq_len</w:t>
+      </w:r>
+      <w:proofErr w:type="spellEnd"/>
+      <w:r>
+        <w:t xml:space="preserve"> x </w:t>
+      </w:r>
+      <w:proofErr w:type="spellStart"/>
+      <w:r>
+        <w:t>num_features</w:t>
+      </w:r>
+      <w:proofErr w:type="spellEnd"/>
+      <w:r>
+        <w:t>)</w:t>
       </w:r>
       <w:r>
         <w:br/>
@@ -569,6 +837,7 @@
         <w:br/>
         <w:t xml:space="preserve">The idea here is that a faulty sensor's signal will behave erratically or differently from how it </w:t>
       </w:r>
+      <w:proofErr w:type="gramStart"/>
       <w:r>
         <w:rPr>
           <w:i/>
@@ -576,6 +845,7 @@
         </w:rPr>
         <w:t>should</w:t>
       </w:r>
+      <w:proofErr w:type="gramEnd"/>
       <w:r>
         <w:t xml:space="preserve"> relative to other physically related sensors.</w:t>
       </w:r>
@@ -613,7 +883,23 @@
         <w:t>How to Calculate:</w:t>
       </w:r>
       <w:r>
-        <w:t xml:space="preserve"> For each input window x_window (shape seq_len x 12):</w:t>
+        <w:t xml:space="preserve"> For each input window </w:t>
+      </w:r>
+      <w:proofErr w:type="spellStart"/>
+      <w:r>
+        <w:t>x_window</w:t>
+      </w:r>
+      <w:proofErr w:type="spellEnd"/>
+      <w:r>
+        <w:t xml:space="preserve"> (shape </w:t>
+      </w:r>
+      <w:proofErr w:type="spellStart"/>
+      <w:r>
+        <w:t>seq_len</w:t>
+      </w:r>
+      <w:proofErr w:type="spellEnd"/>
+      <w:r>
+        <w:t xml:space="preserve"> x 12):</w:t>
       </w:r>
     </w:p>
     <w:p>
@@ -644,8 +930,47 @@
           <w:numId w:val="3"/>
         </w:numPr>
       </w:pPr>
-      <w:r>
-        <w:t>corr_matrix = np.corrcoef(x_window, rowvar=False) (if x_window has features as columns)</w:t>
+      <w:proofErr w:type="spellStart"/>
+      <w:r>
+        <w:t>corr_matrix</w:t>
+      </w:r>
+      <w:proofErr w:type="spellEnd"/>
+      <w:r>
+        <w:t xml:space="preserve"> = </w:t>
+      </w:r>
+      <w:proofErr w:type="spellStart"/>
+      <w:proofErr w:type="gramStart"/>
+      <w:r>
+        <w:t>np.corrcoef</w:t>
+      </w:r>
+      <w:proofErr w:type="spellEnd"/>
+      <w:proofErr w:type="gramEnd"/>
+      <w:r>
+        <w:t>(</w:t>
+      </w:r>
+      <w:proofErr w:type="spellStart"/>
+      <w:r>
+        <w:t>x_window</w:t>
+      </w:r>
+      <w:proofErr w:type="spellEnd"/>
+      <w:r>
+        <w:t xml:space="preserve">, </w:t>
+      </w:r>
+      <w:proofErr w:type="spellStart"/>
+      <w:r>
+        <w:t>rowvar</w:t>
+      </w:r>
+      <w:proofErr w:type="spellEnd"/>
+      <w:r>
+        <w:t xml:space="preserve">=False) (if </w:t>
+      </w:r>
+      <w:proofErr w:type="spellStart"/>
+      <w:r>
+        <w:t>x_window</w:t>
+      </w:r>
+      <w:proofErr w:type="spellEnd"/>
+      <w:r>
+        <w:t xml:space="preserve"> has features as columns)</w:t>
       </w:r>
     </w:p>
     <w:p>
@@ -730,7 +1055,63 @@
         <w:t>other physically related channels</w:t>
       </w:r>
       <w:r>
-        <w:t xml:space="preserve"> (e.g., for x_i, check its correlation with v_i, a_i, and perhaps x_{i-1}, x_{i+1}).</w:t>
+        <w:t xml:space="preserve"> (e.g., for </w:t>
+      </w:r>
+      <w:proofErr w:type="spellStart"/>
+      <w:r>
+        <w:t>x_i</w:t>
+      </w:r>
+      <w:proofErr w:type="spellEnd"/>
+      <w:r>
+        <w:t xml:space="preserve">, check its correlation with </w:t>
+      </w:r>
+      <w:proofErr w:type="spellStart"/>
+      <w:r>
+        <w:t>v_i</w:t>
+      </w:r>
+      <w:proofErr w:type="spellEnd"/>
+      <w:r>
+        <w:t xml:space="preserve">, </w:t>
+      </w:r>
+      <w:proofErr w:type="spellStart"/>
+      <w:r>
+        <w:t>a_i</w:t>
+      </w:r>
+      <w:proofErr w:type="spellEnd"/>
+      <w:r>
+        <w:t xml:space="preserve">, and perhaps </w:t>
+      </w:r>
+      <w:proofErr w:type="gramStart"/>
+      <w:r>
+        <w:t>x_{</w:t>
+      </w:r>
+      <w:proofErr w:type="gramEnd"/>
+      <w:r>
+        <w:t>i-</w:t>
+      </w:r>
+      <w:proofErr w:type="gramStart"/>
+      <w:r>
+        <w:t>1},</w:t>
+      </w:r>
+      <w:proofErr w:type="gramEnd"/>
+      <w:r>
+        <w:t xml:space="preserve"> </w:t>
+      </w:r>
+      <w:proofErr w:type="gramStart"/>
+      <w:r>
+        <w:t>x_{</w:t>
+      </w:r>
+      <w:proofErr w:type="gramEnd"/>
+      <w:r>
+        <w:t>i+</w:t>
+      </w:r>
+      <w:proofErr w:type="gramStart"/>
+      <w:r>
+        <w:t>1})</w:t>
+      </w:r>
+      <w:proofErr w:type="gramEnd"/>
+      <w:r>
+        <w:t>.</w:t>
       </w:r>
     </w:p>
     <w:p>
@@ -745,7 +1126,40 @@
       </w:r>
       <w:r>
         <w:br/>
-        <w:t>avg_abs_corr_for_channel_k = np.mean(np.abs(correlations_of_k_with_related_channels))</w:t>
+      </w:r>
+      <w:proofErr w:type="spellStart"/>
+      <w:r>
+        <w:t>avg_abs_corr_for_channel_k</w:t>
+      </w:r>
+      <w:proofErr w:type="spellEnd"/>
+      <w:r>
+        <w:t xml:space="preserve"> = </w:t>
+      </w:r>
+      <w:proofErr w:type="spellStart"/>
+      <w:proofErr w:type="gramStart"/>
+      <w:r>
+        <w:t>np.mean</w:t>
+      </w:r>
+      <w:proofErr w:type="spellEnd"/>
+      <w:proofErr w:type="gramEnd"/>
+      <w:r>
+        <w:t>(</w:t>
+      </w:r>
+      <w:proofErr w:type="spellStart"/>
+      <w:r>
+        <w:t>np.abs</w:t>
+      </w:r>
+      <w:proofErr w:type="spellEnd"/>
+      <w:r>
+        <w:t>(</w:t>
+      </w:r>
+      <w:proofErr w:type="spellStart"/>
+      <w:r>
+        <w:t>correlations_of_k_with_related_channels</w:t>
+      </w:r>
+      <w:proofErr w:type="spellEnd"/>
+      <w:r>
+        <w:t>))</w:t>
       </w:r>
     </w:p>
     <w:p>
@@ -808,8 +1222,13 @@
           <w:numId w:val="3"/>
         </w:numPr>
       </w:pPr>
-      <w:r>
-        <w:t>T_recon_low: Threshold for "Low" overall reconstruction error.</w:t>
+      <w:proofErr w:type="spellStart"/>
+      <w:r>
+        <w:t>T_recon_low</w:t>
+      </w:r>
+      <w:proofErr w:type="spellEnd"/>
+      <w:r>
+        <w:t>: Threshold for "Low" overall reconstruction error.</w:t>
       </w:r>
     </w:p>
     <w:p>
@@ -819,8 +1238,13 @@
           <w:numId w:val="3"/>
         </w:numPr>
       </w:pPr>
-      <w:r>
-        <w:t>T_recon_high: Threshold for "High" overall reconstruction error.</w:t>
+      <w:proofErr w:type="spellStart"/>
+      <w:r>
+        <w:t>T_recon_high</w:t>
+      </w:r>
+      <w:proofErr w:type="spellEnd"/>
+      <w:r>
+        <w:t>: Threshold for "High" overall reconstruction error.</w:t>
       </w:r>
     </w:p>
     <w:p>
@@ -830,8 +1254,13 @@
           <w:numId w:val="3"/>
         </w:numPr>
       </w:pPr>
-      <w:r>
-        <w:t>T_channel_recon_high: Threshold for a single channel's error to be considered "High."</w:t>
+      <w:proofErr w:type="spellStart"/>
+      <w:r>
+        <w:t>T_channel_recon_high</w:t>
+      </w:r>
+      <w:proofErr w:type="spellEnd"/>
+      <w:r>
+        <w:t>: Threshold for a single channel's error to be considered "High."</w:t>
       </w:r>
     </w:p>
     <w:p>
@@ -841,8 +1270,13 @@
           <w:numId w:val="3"/>
         </w:numPr>
       </w:pPr>
-      <w:r>
-        <w:t>T_corr_low: Threshold for average absolute correlation for a sensor to be "Low."</w:t>
+      <w:proofErr w:type="spellStart"/>
+      <w:r>
+        <w:t>T_corr_low</w:t>
+      </w:r>
+      <w:proofErr w:type="spellEnd"/>
+      <w:r>
+        <w:t>: Threshold for average absolute correlation for a sensor to be "Low."</w:t>
       </w:r>
     </w:p>
     <w:p>
@@ -852,8 +1286,13 @@
           <w:numId w:val="3"/>
         </w:numPr>
       </w:pPr>
-      <w:r>
-        <w:t>T_corr_high: Threshold for average absolute correlation to be "High."</w:t>
+      <w:proofErr w:type="spellStart"/>
+      <w:r>
+        <w:t>T_corr_high</w:t>
+      </w:r>
+      <w:proofErr w:type="spellEnd"/>
+      <w:r>
+        <w:t>: Threshold for average absolute correlation to be "High."</w:t>
       </w:r>
     </w:p>
     <w:p>
@@ -863,8 +1302,13 @@
           <w:numId w:val="3"/>
         </w:numPr>
       </w:pPr>
-      <w:r>
-        <w:t>N_channels_faulty_structural: Minimum number of channels that need high error to be considered "Structural Fault" (e.g., &gt; 2 or 3).</w:t>
+      <w:proofErr w:type="spellStart"/>
+      <w:r>
+        <w:t>N_channels_faulty_structural</w:t>
+      </w:r>
+      <w:proofErr w:type="spellEnd"/>
+      <w:r>
+        <w:t>: Minimum number of channels that need high error to be considered "Structural Fault" (e.g., &gt; 2 or 3).</w:t>
       </w:r>
     </w:p>
     <w:p>
@@ -900,8 +1344,13 @@
           <w:numId w:val="3"/>
         </w:numPr>
       </w:pPr>
-      <w:r>
-        <w:t>fault_type = "Undetermined"</w:t>
+      <w:proofErr w:type="spellStart"/>
+      <w:r>
+        <w:t>fault_type</w:t>
+      </w:r>
+      <w:proofErr w:type="spellEnd"/>
+      <w:r>
+        <w:t xml:space="preserve"> = "Undetermined"</w:t>
       </w:r>
     </w:p>
     <w:p>
@@ -931,8 +1380,42 @@
         </w:numPr>
       </w:pPr>
       <w:r>
-        <w:t># overall_mse, per_channel_mse_array, avg_corr_for_worst_channel, overall_avg_corr</w:t>
-      </w:r>
+        <w:t xml:space="preserve"># </w:t>
+      </w:r>
+      <w:proofErr w:type="spellStart"/>
+      <w:proofErr w:type="gramStart"/>
+      <w:r>
+        <w:t>overall</w:t>
+      </w:r>
+      <w:proofErr w:type="gramEnd"/>
+      <w:r>
+        <w:t>_mse</w:t>
+      </w:r>
+      <w:proofErr w:type="spellEnd"/>
+      <w:r>
+        <w:t xml:space="preserve">, </w:t>
+      </w:r>
+      <w:proofErr w:type="spellStart"/>
+      <w:r>
+        <w:t>per_channel_mse_array</w:t>
+      </w:r>
+      <w:proofErr w:type="spellEnd"/>
+      <w:r>
+        <w:t xml:space="preserve">, </w:t>
+      </w:r>
+      <w:proofErr w:type="spellStart"/>
+      <w:r>
+        <w:t>avg_corr_for_worst_channel</w:t>
+      </w:r>
+      <w:proofErr w:type="spellEnd"/>
+      <w:r>
+        <w:t xml:space="preserve">, </w:t>
+      </w:r>
+      <w:proofErr w:type="spellStart"/>
+      <w:r>
+        <w:t>overall_avg_corr</w:t>
+      </w:r>
+      <w:proofErr w:type="spellEnd"/>
     </w:p>
     <w:p>
       <w:pPr>
@@ -949,8 +1432,39 @@
           <w:numId w:val="3"/>
         </w:numPr>
       </w:pPr>
-      <w:r>
-        <w:t>num_high_error_channels = np.sum(per_channel_mse_array &gt; T_channel_recon_high)</w:t>
+      <w:proofErr w:type="spellStart"/>
+      <w:r>
+        <w:t>num_high_error_channels</w:t>
+      </w:r>
+      <w:proofErr w:type="spellEnd"/>
+      <w:r>
+        <w:t xml:space="preserve"> = </w:t>
+      </w:r>
+      <w:proofErr w:type="spellStart"/>
+      <w:proofErr w:type="gramStart"/>
+      <w:r>
+        <w:t>np.sum</w:t>
+      </w:r>
+      <w:proofErr w:type="spellEnd"/>
+      <w:r>
+        <w:t>(</w:t>
+      </w:r>
+      <w:proofErr w:type="spellStart"/>
+      <w:proofErr w:type="gramEnd"/>
+      <w:r>
+        <w:t>per_channel_mse_array</w:t>
+      </w:r>
+      <w:proofErr w:type="spellEnd"/>
+      <w:r>
+        <w:t xml:space="preserve"> &gt; </w:t>
+      </w:r>
+      <w:proofErr w:type="spellStart"/>
+      <w:r>
+        <w:t>T_channel_recon_high</w:t>
+      </w:r>
+      <w:proofErr w:type="spellEnd"/>
+      <w:r>
+        <w:t>)</w:t>
       </w:r>
     </w:p>
     <w:p>
@@ -960,8 +1474,31 @@
           <w:numId w:val="3"/>
         </w:numPr>
       </w:pPr>
-      <w:r>
-        <w:t>worst_channel_idx = np.argmax(per_channel_mse_array)</w:t>
+      <w:proofErr w:type="spellStart"/>
+      <w:r>
+        <w:t>worst_channel_idx</w:t>
+      </w:r>
+      <w:proofErr w:type="spellEnd"/>
+      <w:r>
+        <w:t xml:space="preserve"> = </w:t>
+      </w:r>
+      <w:proofErr w:type="spellStart"/>
+      <w:proofErr w:type="gramStart"/>
+      <w:r>
+        <w:t>np.argmax</w:t>
+      </w:r>
+      <w:proofErr w:type="spellEnd"/>
+      <w:proofErr w:type="gramEnd"/>
+      <w:r>
+        <w:t>(</w:t>
+      </w:r>
+      <w:proofErr w:type="spellStart"/>
+      <w:r>
+        <w:t>per_channel_mse_array</w:t>
+      </w:r>
+      <w:proofErr w:type="spellEnd"/>
+      <w:r>
+        <w:t>)</w:t>
       </w:r>
     </w:p>
     <w:p>
@@ -972,7 +1509,23 @@
         </w:numPr>
       </w:pPr>
       <w:r>
-        <w:t># Calculate avg_abs_corr_for_channel_k based on worst_channel_idx and its related channels</w:t>
+        <w:t xml:space="preserve"># Calculate </w:t>
+      </w:r>
+      <w:proofErr w:type="spellStart"/>
+      <w:r>
+        <w:t>avg_abs_corr_for_channel_k</w:t>
+      </w:r>
+      <w:proofErr w:type="spellEnd"/>
+      <w:r>
+        <w:t xml:space="preserve"> based on </w:t>
+      </w:r>
+      <w:proofErr w:type="spellStart"/>
+      <w:r>
+        <w:t>worst_channel_idx</w:t>
+      </w:r>
+      <w:proofErr w:type="spellEnd"/>
+      <w:r>
+        <w:t xml:space="preserve"> and its related channels</w:t>
       </w:r>
     </w:p>
     <w:p>
@@ -991,7 +1544,31 @@
         </w:numPr>
       </w:pPr>
       <w:r>
-        <w:t>if overall_mse &lt;= T_recon_low: # Potentially Normal</w:t>
+        <w:t xml:space="preserve">if </w:t>
+      </w:r>
+      <w:proofErr w:type="spellStart"/>
+      <w:r>
+        <w:t>overall_mse</w:t>
+      </w:r>
+      <w:proofErr w:type="spellEnd"/>
+      <w:r>
+        <w:t xml:space="preserve"> &lt;= </w:t>
+      </w:r>
+      <w:proofErr w:type="spellStart"/>
+      <w:r>
+        <w:t>T_recon_</w:t>
+      </w:r>
+      <w:proofErr w:type="gramStart"/>
+      <w:r>
+        <w:t>low</w:t>
+      </w:r>
+      <w:proofErr w:type="spellEnd"/>
+      <w:r>
+        <w:t>: #</w:t>
+      </w:r>
+      <w:proofErr w:type="gramEnd"/>
+      <w:r>
+        <w:t xml:space="preserve"> Potentially Normal</w:t>
       </w:r>
     </w:p>
     <w:p>
@@ -1024,7 +1601,15 @@
         </w:numPr>
       </w:pPr>
       <w:r>
-        <w:t xml:space="preserve">    # Let's simplify: if overall_mse is low, classify as Normal for now,</w:t>
+        <w:t xml:space="preserve">    # Let's simplify: if </w:t>
+      </w:r>
+      <w:proofErr w:type="spellStart"/>
+      <w:r>
+        <w:t>overall_mse</w:t>
+      </w:r>
+      <w:proofErr w:type="spellEnd"/>
+      <w:r>
+        <w:t xml:space="preserve"> is low, classify as Normal for now,</w:t>
       </w:r>
     </w:p>
     <w:p>
@@ -1035,7 +1620,15 @@
         </w:numPr>
       </w:pPr>
       <w:r>
-        <w:t xml:space="preserve">    # assuming high correlation is implicit in low error.</w:t>
+        <w:t xml:space="preserve">    # </w:t>
+      </w:r>
+      <w:proofErr w:type="gramStart"/>
+      <w:r>
+        <w:t>assuming</w:t>
+      </w:r>
+      <w:proofErr w:type="gramEnd"/>
+      <w:r>
+        <w:t xml:space="preserve"> high correlation is implicit in low error.</w:t>
       </w:r>
     </w:p>
     <w:p>
@@ -1046,8 +1639,21 @@
         </w:numPr>
       </w:pPr>
       <w:r>
-        <w:t xml:space="preserve">    # Or, explicitly check if overall_avg_corr &gt; T_corr_high</w:t>
-      </w:r>
+        <w:t xml:space="preserve">    # Or, explicitly check if </w:t>
+      </w:r>
+      <w:proofErr w:type="spellStart"/>
+      <w:r>
+        <w:t>overall_avg_corr</w:t>
+      </w:r>
+      <w:proofErr w:type="spellEnd"/>
+      <w:r>
+        <w:t xml:space="preserve"> &gt; </w:t>
+      </w:r>
+      <w:proofErr w:type="spellStart"/>
+      <w:r>
+        <w:t>T_corr_high</w:t>
+      </w:r>
+      <w:proofErr w:type="spellEnd"/>
     </w:p>
     <w:p>
       <w:pPr>
@@ -1057,7 +1663,15 @@
         </w:numPr>
       </w:pPr>
       <w:r>
-        <w:t xml:space="preserve">    fault_type = "Normal"</w:t>
+        <w:t xml:space="preserve">    </w:t>
+      </w:r>
+      <w:proofErr w:type="spellStart"/>
+      <w:r>
+        <w:t>fault_type</w:t>
+      </w:r>
+      <w:proofErr w:type="spellEnd"/>
+      <w:r>
+        <w:t xml:space="preserve"> = "Normal"</w:t>
       </w:r>
     </w:p>
     <w:p>
@@ -1067,8 +1681,37 @@
           <w:numId w:val="3"/>
         </w:numPr>
       </w:pPr>
-      <w:r>
-        <w:t>elif overall_mse &gt; T_recon_high: # Potentially a fault</w:t>
+      <w:proofErr w:type="spellStart"/>
+      <w:r>
+        <w:t>elif</w:t>
+      </w:r>
+      <w:proofErr w:type="spellEnd"/>
+      <w:r>
+        <w:t xml:space="preserve"> </w:t>
+      </w:r>
+      <w:proofErr w:type="spellStart"/>
+      <w:r>
+        <w:t>overall_mse</w:t>
+      </w:r>
+      <w:proofErr w:type="spellEnd"/>
+      <w:r>
+        <w:t xml:space="preserve"> &gt; </w:t>
+      </w:r>
+      <w:proofErr w:type="spellStart"/>
+      <w:r>
+        <w:t>T_recon_</w:t>
+      </w:r>
+      <w:proofErr w:type="gramStart"/>
+      <w:r>
+        <w:t>high</w:t>
+      </w:r>
+      <w:proofErr w:type="spellEnd"/>
+      <w:r>
+        <w:t>: #</w:t>
+      </w:r>
+      <w:proofErr w:type="gramEnd"/>
+      <w:r>
+        <w:t xml:space="preserve"> Potentially a fault</w:t>
       </w:r>
     </w:p>
     <w:p>
@@ -1079,7 +1722,23 @@
         </w:numPr>
       </w:pPr>
       <w:r>
-        <w:t xml:space="preserve">    if num_high_error_channels &gt;= N_channels_faulty_structural:</w:t>
+        <w:t xml:space="preserve">    if </w:t>
+      </w:r>
+      <w:proofErr w:type="spellStart"/>
+      <w:r>
+        <w:t>num_high_error_channels</w:t>
+      </w:r>
+      <w:proofErr w:type="spellEnd"/>
+      <w:r>
+        <w:t xml:space="preserve"> &gt;= </w:t>
+      </w:r>
+      <w:proofErr w:type="spellStart"/>
+      <w:r>
+        <w:t>N_channels_faulty_structural</w:t>
+      </w:r>
+      <w:proofErr w:type="spellEnd"/>
+      <w:r>
+        <w:t>:</w:t>
       </w:r>
     </w:p>
     <w:p>
@@ -1112,7 +1771,23 @@
         </w:numPr>
       </w:pPr>
       <w:r>
-        <w:t xml:space="preserve">        # Assume overall_avg_corr &gt; T_corr_high (or a similar check)</w:t>
+        <w:t xml:space="preserve">        # Assume </w:t>
+      </w:r>
+      <w:proofErr w:type="spellStart"/>
+      <w:r>
+        <w:t>overall_avg_corr</w:t>
+      </w:r>
+      <w:proofErr w:type="spellEnd"/>
+      <w:r>
+        <w:t xml:space="preserve"> &gt; </w:t>
+      </w:r>
+      <w:proofErr w:type="spellStart"/>
+      <w:r>
+        <w:t>T_corr_high</w:t>
+      </w:r>
+      <w:proofErr w:type="spellEnd"/>
+      <w:r>
+        <w:t xml:space="preserve"> (or a similar check)</w:t>
       </w:r>
     </w:p>
     <w:p>
@@ -1123,7 +1798,15 @@
         </w:numPr>
       </w:pPr>
       <w:r>
-        <w:t xml:space="preserve">        fault_type = "Structural Fault"</w:t>
+        <w:t xml:space="preserve">        </w:t>
+      </w:r>
+      <w:proofErr w:type="spellStart"/>
+      <w:r>
+        <w:t>fault_type</w:t>
+      </w:r>
+      <w:proofErr w:type="spellEnd"/>
+      <w:r>
+        <w:t xml:space="preserve"> = "Structural Fault"</w:t>
       </w:r>
     </w:p>
     <w:p>
@@ -1134,7 +1817,39 @@
         </w:numPr>
       </w:pPr>
       <w:r>
-        <w:t xml:space="preserve">    elif num_high_error_channels &gt; 0 and num_high_error_channels &lt; N_channels_faulty_structural:</w:t>
+        <w:t xml:space="preserve">    </w:t>
+      </w:r>
+      <w:proofErr w:type="spellStart"/>
+      <w:r>
+        <w:t>elif</w:t>
+      </w:r>
+      <w:proofErr w:type="spellEnd"/>
+      <w:r>
+        <w:t xml:space="preserve"> </w:t>
+      </w:r>
+      <w:proofErr w:type="spellStart"/>
+      <w:r>
+        <w:t>num_high_error_channels</w:t>
+      </w:r>
+      <w:proofErr w:type="spellEnd"/>
+      <w:r>
+        <w:t xml:space="preserve"> &gt; 0 and </w:t>
+      </w:r>
+      <w:proofErr w:type="spellStart"/>
+      <w:r>
+        <w:t>num_high_error_channels</w:t>
+      </w:r>
+      <w:proofErr w:type="spellEnd"/>
+      <w:r>
+        <w:t xml:space="preserve"> &lt; </w:t>
+      </w:r>
+      <w:proofErr w:type="spellStart"/>
+      <w:r>
+        <w:t>N_channels_faulty_structural</w:t>
+      </w:r>
+      <w:proofErr w:type="spellEnd"/>
+      <w:r>
+        <w:t>:</w:t>
       </w:r>
     </w:p>
     <w:p>
@@ -1178,7 +1893,31 @@
         </w:numPr>
       </w:pPr>
       <w:r>
-        <w:t xml:space="preserve">        if avg_abs_corr_for_channel_k &lt; T_corr_low: # Using the specific check for the worst channel</w:t>
+        <w:t xml:space="preserve">        if </w:t>
+      </w:r>
+      <w:proofErr w:type="spellStart"/>
+      <w:r>
+        <w:t>avg_abs_corr_for_channel_k</w:t>
+      </w:r>
+      <w:proofErr w:type="spellEnd"/>
+      <w:r>
+        <w:t xml:space="preserve"> &lt; </w:t>
+      </w:r>
+      <w:proofErr w:type="spellStart"/>
+      <w:r>
+        <w:t>T_corr_</w:t>
+      </w:r>
+      <w:proofErr w:type="gramStart"/>
+      <w:r>
+        <w:t>low</w:t>
+      </w:r>
+      <w:proofErr w:type="spellEnd"/>
+      <w:r>
+        <w:t>: #</w:t>
+      </w:r>
+      <w:proofErr w:type="gramEnd"/>
+      <w:r>
+        <w:t xml:space="preserve"> Using the specific check for the worst channel</w:t>
       </w:r>
     </w:p>
     <w:p>
@@ -1189,7 +1928,15 @@
         </w:numPr>
       </w:pPr>
       <w:r>
-        <w:t xml:space="preserve">            fault_type = "Sensor Fault"</w:t>
+        <w:t xml:space="preserve">            </w:t>
+      </w:r>
+      <w:proofErr w:type="spellStart"/>
+      <w:r>
+        <w:t>fault_type</w:t>
+      </w:r>
+      <w:proofErr w:type="spellEnd"/>
+      <w:r>
+        <w:t xml:space="preserve"> = "Sensor Fault"</w:t>
       </w:r>
     </w:p>
     <w:p>
@@ -1233,7 +1980,31 @@
         </w:numPr>
       </w:pPr>
       <w:r>
-        <w:t xml:space="preserve">            fault_type = "Ambiguous/Structural_Light" # Or needs refinement</w:t>
+        <w:t xml:space="preserve">            </w:t>
+      </w:r>
+      <w:proofErr w:type="spellStart"/>
+      <w:r>
+        <w:t>fault_type</w:t>
+      </w:r>
+      <w:proofErr w:type="spellEnd"/>
+      <w:r>
+        <w:t xml:space="preserve"> = "Ambiguous/</w:t>
+      </w:r>
+      <w:proofErr w:type="spellStart"/>
+      <w:r>
+        <w:t>Structural_</w:t>
+      </w:r>
+      <w:proofErr w:type="gramStart"/>
+      <w:r>
+        <w:t>Light</w:t>
+      </w:r>
+      <w:proofErr w:type="spellEnd"/>
+      <w:r>
+        <w:t>" #</w:t>
+      </w:r>
+      <w:proofErr w:type="gramEnd"/>
+      <w:r>
+        <w:t xml:space="preserve"> Or needs refinement</w:t>
       </w:r>
     </w:p>
     <w:p>
@@ -1245,7 +2016,15 @@
       </w:pPr>
       <w:r>
         <w:lastRenderedPageBreak/>
-        <w:t xml:space="preserve">    else: # High overall error, but no specific channel error is high? Unlikely with MSE.</w:t>
+        <w:t xml:space="preserve">    </w:t>
+      </w:r>
+      <w:proofErr w:type="gramStart"/>
+      <w:r>
+        <w:t>else: #</w:t>
+      </w:r>
+      <w:proofErr w:type="gramEnd"/>
+      <w:r>
+        <w:t xml:space="preserve"> High overall error, but no specific channel error is high? Unlikely with MSE.</w:t>
       </w:r>
     </w:p>
     <w:p>
@@ -1256,7 +2035,23 @@
         </w:numPr>
       </w:pPr>
       <w:r>
-        <w:t xml:space="preserve">        fault_type = "Ambiguous_High_Overall_Error"</w:t>
+        <w:t xml:space="preserve">        </w:t>
+      </w:r>
+      <w:proofErr w:type="spellStart"/>
+      <w:r>
+        <w:t>fault_type</w:t>
+      </w:r>
+      <w:proofErr w:type="spellEnd"/>
+      <w:r>
+        <w:t xml:space="preserve"> = "</w:t>
+      </w:r>
+      <w:proofErr w:type="spellStart"/>
+      <w:r>
+        <w:t>Ambiguous_High_Overall_Error</w:t>
+      </w:r>
+      <w:proofErr w:type="spellEnd"/>
+      <w:r>
+        <w:t>"</w:t>
       </w:r>
     </w:p>
     <w:p>
@@ -1275,7 +2070,39 @@
         </w:numPr>
       </w:pPr>
       <w:r>
-        <w:t># Store the fault_type, mu_vector, original_window, recon_window for this window</w:t>
+        <w:t xml:space="preserve"># Store the </w:t>
+      </w:r>
+      <w:proofErr w:type="spellStart"/>
+      <w:r>
+        <w:t>fault_type</w:t>
+      </w:r>
+      <w:proofErr w:type="spellEnd"/>
+      <w:r>
+        <w:t xml:space="preserve">, </w:t>
+      </w:r>
+      <w:proofErr w:type="spellStart"/>
+      <w:r>
+        <w:t>mu_vector</w:t>
+      </w:r>
+      <w:proofErr w:type="spellEnd"/>
+      <w:r>
+        <w:t xml:space="preserve">, </w:t>
+      </w:r>
+      <w:proofErr w:type="spellStart"/>
+      <w:r>
+        <w:t>original_window</w:t>
+      </w:r>
+      <w:proofErr w:type="spellEnd"/>
+      <w:r>
+        <w:t xml:space="preserve">, </w:t>
+      </w:r>
+      <w:proofErr w:type="spellStart"/>
+      <w:r>
+        <w:t>recon_window</w:t>
+      </w:r>
+      <w:proofErr w:type="spellEnd"/>
+      <w:r>
+        <w:t xml:space="preserve"> for this window</w:t>
       </w:r>
     </w:p>
     <w:p>
@@ -1317,8 +2144,26 @@
           <w:numId w:val="4"/>
         </w:numPr>
       </w:pPr>
-      <w:r>
-        <w:t>Its mu_np vector (latent representation).</w:t>
+      <w:proofErr w:type="gramStart"/>
+      <w:r>
+        <w:t>Its</w:t>
+      </w:r>
+      <w:proofErr w:type="gramEnd"/>
+      <w:r>
+        <w:t xml:space="preserve"> </w:t>
+      </w:r>
+      <w:proofErr w:type="spellStart"/>
+      <w:proofErr w:type="gramStart"/>
+      <w:r>
+        <w:t>mu</w:t>
+      </w:r>
+      <w:proofErr w:type="gramEnd"/>
+      <w:r>
+        <w:t>_np</w:t>
+      </w:r>
+      <w:proofErr w:type="spellEnd"/>
+      <w:r>
+        <w:t xml:space="preserve"> vector (latent representation).</w:t>
       </w:r>
     </w:p>
     <w:p>
@@ -1350,8 +2195,21 @@
           <w:numId w:val="4"/>
         </w:numPr>
       </w:pPr>
-      <w:r>
-        <w:t>Its overall reconstruction error.</w:t>
+      <w:proofErr w:type="gramStart"/>
+      <w:r>
+        <w:t>Its</w:t>
+      </w:r>
+      <w:proofErr w:type="gramEnd"/>
+      <w:r>
+        <w:t xml:space="preserve"> </w:t>
+      </w:r>
+      <w:proofErr w:type="gramStart"/>
+      <w:r>
+        <w:t>overall</w:t>
+      </w:r>
+      <w:proofErr w:type="gramEnd"/>
+      <w:r>
+        <w:t xml:space="preserve"> reconstruction error.</w:t>
       </w:r>
     </w:p>
     <w:p>
@@ -1403,7 +2261,23 @@
           <w:b/>
           <w:bCs/>
         </w:rPr>
-        <w:t>PCA/t-SNE of Latent Space (mu_np vectors):</w:t>
+        <w:t>PCA/t-SNE of Latent Space (</w:t>
+      </w:r>
+      <w:proofErr w:type="spellStart"/>
+      <w:r>
+        <w:rPr>
+          <w:b/>
+          <w:bCs/>
+        </w:rPr>
+        <w:t>mu_np</w:t>
+      </w:r>
+      <w:proofErr w:type="spellEnd"/>
+      <w:r>
+        <w:rPr>
+          <w:b/>
+          <w:bCs/>
+        </w:rPr>
+        <w:t xml:space="preserve"> vectors):</w:t>
       </w:r>
     </w:p>
     <w:p>
@@ -1421,7 +2295,15 @@
         <w:t>Plot 1: Color by True Label.</w:t>
       </w:r>
       <w:r>
-        <w:t xml:space="preserve"> Do different fault types naturally cluster in the latent space learned by the VAE (which only saw normal data)? Structural/sensor faults should be "out-of-distribution" for the VAE.</w:t>
+        <w:t xml:space="preserve"> Do different fault </w:t>
+      </w:r>
+      <w:proofErr w:type="gramStart"/>
+      <w:r>
+        <w:t>types</w:t>
+      </w:r>
+      <w:proofErr w:type="gramEnd"/>
+      <w:r>
+        <w:t xml:space="preserve"> naturally cluster in the latent space learned by the VAE (which only saw normal data)? Structural/sensor faults should be "out-of-distribution" for the VAE.</w:t>
       </w:r>
     </w:p>
     <w:p>
@@ -1457,7 +2339,15 @@
         <w:t>Plot 3: Color by Overall Reconstruction Error.</w:t>
       </w:r>
       <w:r>
-        <w:t xml:space="preserve"> You should see points further from the "normal" cluster (if one exists) having higher reconstruction error.</w:t>
+        <w:t xml:space="preserve"> You should see points further from the "normal" cluster (if one exists) having higher reconstruction </w:t>
+      </w:r>
+      <w:proofErr w:type="gramStart"/>
+      <w:r>
+        <w:t>error</w:t>
+      </w:r>
+      <w:proofErr w:type="gramEnd"/>
+      <w:r>
+        <w:t>.</w:t>
       </w:r>
     </w:p>
     <w:p>
@@ -1559,7 +2449,15 @@
         <w:t>why</w:t>
       </w:r>
       <w:r>
-        <w:t xml:space="preserve"> a point is off-manifold (is it a global system change, or a localized sensor issue?).</w:t>
+        <w:t xml:space="preserve"> a point is </w:t>
+      </w:r>
+      <w:proofErr w:type="gramStart"/>
+      <w:r>
+        <w:t>off-manifold</w:t>
+      </w:r>
+      <w:proofErr w:type="gramEnd"/>
+      <w:r>
+        <w:t xml:space="preserve"> (is it a global system change, or a localized sensor issue?).</w:t>
       </w:r>
     </w:p>
     <w:p>
@@ -1649,7 +2547,15 @@
         <w:t>Adjust Thresholds:</w:t>
       </w:r>
       <w:r>
-        <w:t xml:space="preserve"> This is the most likely area for tuning. Use ROC curves or precision-recall curves if you want to be more systematic, or adjust based on misclassifications observed.</w:t>
+        <w:t xml:space="preserve"> This is the most likely area for tuning. Use ROC curves or precision-recall curves if you want to be more </w:t>
+      </w:r>
+      <w:proofErr w:type="gramStart"/>
+      <w:r>
+        <w:t>systematic, or</w:t>
+      </w:r>
+      <w:proofErr w:type="gramEnd"/>
+      <w:r>
+        <w:t xml:space="preserve"> adjust based on misclassifications observed.</w:t>
       </w:r>
     </w:p>
     <w:p>
@@ -1717,7 +2623,23 @@
         <w:t>Revisit VAE Architecture/Training:</w:t>
       </w:r>
       <w:r>
-        <w:t xml:space="preserve"> If separation is poor, you might consider if the VAE is capturing enough information (latent_dim, hidden_dim, etc.), though your current VAE seems reasonable.</w:t>
+        <w:t xml:space="preserve"> If separation is poor, you might consider if the VAE is capturing enough information (</w:t>
+      </w:r>
+      <w:proofErr w:type="spellStart"/>
+      <w:r>
+        <w:t>latent_dim</w:t>
+      </w:r>
+      <w:proofErr w:type="spellEnd"/>
+      <w:r>
+        <w:t xml:space="preserve">, </w:t>
+      </w:r>
+      <w:proofErr w:type="spellStart"/>
+      <w:r>
+        <w:t>hidden_dim</w:t>
+      </w:r>
+      <w:proofErr w:type="spellEnd"/>
+      <w:r>
+        <w:t>, etc.), though your current VAE seems reasonable.</w:t>
       </w:r>
     </w:p>
     <w:p>
@@ -1884,7 +2806,23 @@
     </w:p>
     <w:p>
       <w:r>
-        <w:t xml:space="preserve">      # Inside or after run_simulation() in structure4DOF.py</w:t>
+        <w:t xml:space="preserve">      # Inside or after </w:t>
+      </w:r>
+      <w:proofErr w:type="spellStart"/>
+      <w:r>
+        <w:t>run_</w:t>
+      </w:r>
+      <w:proofErr w:type="gramStart"/>
+      <w:r>
+        <w:t>simulation</w:t>
+      </w:r>
+      <w:proofErr w:type="spellEnd"/>
+      <w:r>
+        <w:t>(</w:t>
+      </w:r>
+      <w:proofErr w:type="gramEnd"/>
+      <w:r>
+        <w:t>) in structure4DOF.py</w:t>
       </w:r>
     </w:p>
     <w:p/>
@@ -1895,8 +2833,31 @@
     </w:p>
     <w:p>
       <w:r>
-        <w:t># data_for_vae = np.vstack((x, v, a)).T</w:t>
-      </w:r>
+        <w:t xml:space="preserve"># </w:t>
+      </w:r>
+      <w:proofErr w:type="spellStart"/>
+      <w:r>
+        <w:t>data_for_vae</w:t>
+      </w:r>
+      <w:proofErr w:type="spellEnd"/>
+      <w:r>
+        <w:t xml:space="preserve"> = </w:t>
+      </w:r>
+      <w:proofErr w:type="spellStart"/>
+      <w:proofErr w:type="gramStart"/>
+      <w:r>
+        <w:t>np.vstack</w:t>
+      </w:r>
+      <w:proofErr w:type="spellEnd"/>
+      <w:proofErr w:type="gramEnd"/>
+      <w:r>
+        <w:t>((x, v, a)</w:t>
+      </w:r>
+      <w:proofErr w:type="gramStart"/>
+      <w:r>
+        <w:t>).T</w:t>
+      </w:r>
+      <w:proofErr w:type="gramEnd"/>
     </w:p>
     <w:p/>
     <w:p>
@@ -1911,22 +2872,61 @@
     </w:p>
     <w:p>
       <w:r>
-        <w:t># data_x1_faulty = data_for_vae.copy()</w:t>
-      </w:r>
-    </w:p>
-    <w:p>
-      <w:r>
-        <w:t># data_x1_faulty[:, 0] = 0 # x1 is the first column</w:t>
-      </w:r>
-    </w:p>
-    <w:p>
-      <w:r>
-        <w:t># df_x1_faulty = pd.DataFrame(data_x1_faulty, columns=labels)</w:t>
-      </w:r>
-    </w:p>
-    <w:p>
-      <w:r>
-        <w:t># df_x1_faulty.to_csv("sensor_fault_x1_zero.csv", index=False)</w:t>
+        <w:t xml:space="preserve"># data_x1_faulty = </w:t>
+      </w:r>
+      <w:proofErr w:type="spellStart"/>
+      <w:r>
+        <w:t>data_for_</w:t>
+      </w:r>
+      <w:proofErr w:type="gramStart"/>
+      <w:r>
+        <w:t>vae.copy</w:t>
+      </w:r>
+      <w:proofErr w:type="spellEnd"/>
+      <w:proofErr w:type="gramEnd"/>
+      <w:r>
+        <w:t>()</w:t>
+      </w:r>
+    </w:p>
+    <w:p>
+      <w:r>
+        <w:t># data_x1_faulty</w:t>
+      </w:r>
+      <w:proofErr w:type="gramStart"/>
+      <w:r>
+        <w:t>[:,</w:t>
+      </w:r>
+      <w:proofErr w:type="gramEnd"/>
+      <w:r>
+        <w:t xml:space="preserve"> 0] = 0 # x1 is the first column</w:t>
+      </w:r>
+    </w:p>
+    <w:p>
+      <w:r>
+        <w:t xml:space="preserve"># df_x1_faulty = </w:t>
+      </w:r>
+      <w:proofErr w:type="spellStart"/>
+      <w:proofErr w:type="gramStart"/>
+      <w:r>
+        <w:t>pd.DataFrame</w:t>
+      </w:r>
+      <w:proofErr w:type="spellEnd"/>
+      <w:proofErr w:type="gramEnd"/>
+      <w:r>
+        <w:t>(data_x1_faulty, columns=labels)</w:t>
+      </w:r>
+    </w:p>
+    <w:p>
+      <w:r>
+        <w:t># df_x1_faulty.to_</w:t>
+      </w:r>
+      <w:proofErr w:type="gramStart"/>
+      <w:r>
+        <w:t>csv(</w:t>
+      </w:r>
+      <w:proofErr w:type="gramEnd"/>
+      <w:r>
+        <w:t>"sensor_fault_x1_zero.csv", index=False)</w:t>
       </w:r>
     </w:p>
     <w:p/>
@@ -1937,33 +2937,130 @@
     </w:p>
     <w:p>
       <w:r>
-        <w:t># data_v2_noisy = data_for_vae.copy()</w:t>
+        <w:t xml:space="preserve"># data_v2_noisy = </w:t>
+      </w:r>
+      <w:proofErr w:type="spellStart"/>
+      <w:r>
+        <w:t>data_for_</w:t>
+      </w:r>
+      <w:proofErr w:type="gramStart"/>
+      <w:r>
+        <w:t>vae.copy</w:t>
+      </w:r>
+      <w:proofErr w:type="spellEnd"/>
+      <w:proofErr w:type="gramEnd"/>
+      <w:r>
+        <w:t>()</w:t>
       </w:r>
     </w:p>
     <w:p>
       <w:r>
         <w:lastRenderedPageBreak/>
-        <w:t># v2_column_index = num_dof + 1 # if x1-x4, then v1, then v2</w:t>
-      </w:r>
-    </w:p>
-    <w:p>
-      <w:r>
-        <w:t># noise = np.random.normal(0, np.std(data_v2_noisy[:, v2_column_index]) * 1.5, size=len(data_v2_noisy))</w:t>
-      </w:r>
-    </w:p>
-    <w:p>
-      <w:r>
-        <w:t># data_v2_noisy[:, v2_column_index] += noise</w:t>
-      </w:r>
-    </w:p>
-    <w:p>
-      <w:r>
-        <w:t># df_v2_noisy = pd.DataFrame(data_v2_noisy, columns=labels)</w:t>
-      </w:r>
-    </w:p>
-    <w:p>
-      <w:r>
-        <w:t># df_v2_noisy.to_csv("sensor_fault_v2_noisy.csv", index=False)</w:t>
+        <w:t xml:space="preserve"># v2_column_index = </w:t>
+      </w:r>
+      <w:proofErr w:type="spellStart"/>
+      <w:r>
+        <w:t>num_dof</w:t>
+      </w:r>
+      <w:proofErr w:type="spellEnd"/>
+      <w:r>
+        <w:t xml:space="preserve"> + 1 # if x1-x4, then v1, then v2</w:t>
+      </w:r>
+    </w:p>
+    <w:p>
+      <w:r>
+        <w:t xml:space="preserve"># noise = </w:t>
+      </w:r>
+      <w:proofErr w:type="spellStart"/>
+      <w:proofErr w:type="gramStart"/>
+      <w:r>
+        <w:t>np.random</w:t>
+      </w:r>
+      <w:proofErr w:type="gramEnd"/>
+      <w:r>
+        <w:t>.</w:t>
+      </w:r>
+      <w:proofErr w:type="gramStart"/>
+      <w:r>
+        <w:t>normal</w:t>
+      </w:r>
+      <w:proofErr w:type="spellEnd"/>
+      <w:r>
+        <w:t>(</w:t>
+      </w:r>
+      <w:proofErr w:type="gramEnd"/>
+      <w:r>
+        <w:t xml:space="preserve">0, </w:t>
+      </w:r>
+      <w:proofErr w:type="spellStart"/>
+      <w:proofErr w:type="gramStart"/>
+      <w:r>
+        <w:t>np.std</w:t>
+      </w:r>
+      <w:proofErr w:type="spellEnd"/>
+      <w:r>
+        <w:t>(</w:t>
+      </w:r>
+      <w:proofErr w:type="gramEnd"/>
+      <w:r>
+        <w:t>data_v2_noisy</w:t>
+      </w:r>
+      <w:proofErr w:type="gramStart"/>
+      <w:r>
+        <w:t>[:,</w:t>
+      </w:r>
+      <w:proofErr w:type="gramEnd"/>
+      <w:r>
+        <w:t xml:space="preserve"> v2_column_index]) * 1.5, size=</w:t>
+      </w:r>
+      <w:proofErr w:type="spellStart"/>
+      <w:r>
+        <w:t>len</w:t>
+      </w:r>
+      <w:proofErr w:type="spellEnd"/>
+      <w:r>
+        <w:t>(data_v2_noisy))</w:t>
+      </w:r>
+    </w:p>
+    <w:p>
+      <w:r>
+        <w:t># data_v2_noisy</w:t>
+      </w:r>
+      <w:proofErr w:type="gramStart"/>
+      <w:r>
+        <w:t>[:,</w:t>
+      </w:r>
+      <w:proofErr w:type="gramEnd"/>
+      <w:r>
+        <w:t xml:space="preserve"> v2_column_index] += noise</w:t>
+      </w:r>
+    </w:p>
+    <w:p>
+      <w:r>
+        <w:t xml:space="preserve"># df_v2_noisy = </w:t>
+      </w:r>
+      <w:proofErr w:type="spellStart"/>
+      <w:proofErr w:type="gramStart"/>
+      <w:r>
+        <w:t>pd.DataFrame</w:t>
+      </w:r>
+      <w:proofErr w:type="spellEnd"/>
+      <w:proofErr w:type="gramEnd"/>
+      <w:r>
+        <w:t>(data_v2_noisy, columns=labels)</w:t>
+      </w:r>
+    </w:p>
+    <w:p>
+      <w:r>
+        <w:t># df_v2_noisy.to_</w:t>
+      </w:r>
+      <w:proofErr w:type="gramStart"/>
+      <w:r>
+        <w:t>csv(</w:t>
+      </w:r>
+      <w:proofErr w:type="gramEnd"/>
+      <w:r>
+        <w:t>"sensor_fault_v2_noisy.csv", index=False)</w:t>
       </w:r>
     </w:p>
     <w:p>
@@ -1977,8 +3074,13 @@
       </w:r>
     </w:p>
     <w:p>
-      <w:r>
-        <w:t xml:space="preserve">content_copy download </w:t>
+      <w:proofErr w:type="spellStart"/>
+      <w:r>
+        <w:t>content_copy</w:t>
+      </w:r>
+      <w:proofErr w:type="spellEnd"/>
+      <w:r>
+        <w:t xml:space="preserve"> download </w:t>
       </w:r>
     </w:p>
     <w:p>
@@ -2169,6 +3271,7 @@
       <w:r>
         <w:t> what proportion were </w:t>
       </w:r>
+      <w:proofErr w:type="gramStart"/>
       <w:r>
         <w:rPr>
           <w:i/>
@@ -2177,7 +3280,11 @@
         <w:t>actually</w:t>
       </w:r>
       <w:r>
-        <w:t> faults? It measures the accuracy of your positive (fault) predictions. High precision means fewer false alarms.</w:t>
+        <w:t> faults</w:t>
+      </w:r>
+      <w:proofErr w:type="gramEnd"/>
+      <w:r>
+        <w:t>? It measures the accuracy of your positive (fault) predictions. High precision means fewer false alarms.</w:t>
       </w:r>
     </w:p>
     <w:p>
@@ -2299,7 +3406,15 @@
         <w:t>Interpretation:</w:t>
       </w:r>
       <w:r>
-        <w:t> The harmonic mean of Precision and Recall. It tries to find a balance between the two. It's high when both Precision and Recall are high. It's useful when you want to balance the risk of false positives against the risk of false negatives.</w:t>
+        <w:t xml:space="preserve"> The harmonic </w:t>
+      </w:r>
+      <w:proofErr w:type="gramStart"/>
+      <w:r>
+        <w:t>mean</w:t>
+      </w:r>
+      <w:proofErr w:type="gramEnd"/>
+      <w:r>
+        <w:t xml:space="preserve"> of Precision and Recall. It tries to find a balance between the two. It's high when both Precision and Recall are high. It's useful when you want to balance the risk of false positives against the risk of false negatives.</w:t>
       </w:r>
     </w:p>
     <w:p>
@@ -2392,7 +3507,15 @@
         <w:t>X-axis:</w:t>
       </w:r>
       <w:r>
-        <w:t> Threshold value for overall_mse.</w:t>
+        <w:t> Threshold value for </w:t>
+      </w:r>
+      <w:proofErr w:type="spellStart"/>
+      <w:r>
+        <w:t>overall_mse</w:t>
+      </w:r>
+      <w:proofErr w:type="spellEnd"/>
+      <w:r>
+        <w:t>.</w:t>
       </w:r>
     </w:p>
     <w:p>
@@ -2439,7 +3562,15 @@
         </w:numPr>
       </w:pPr>
       <w:r>
-        <w:t>At this threshold, if a window's overall_mse &gt; 0.087, it's predicted as "Fault." Otherwise, it's "Normal."</w:t>
+        <w:t>At this threshold, if a window's </w:t>
+      </w:r>
+      <w:proofErr w:type="spellStart"/>
+      <w:r>
+        <w:t>overall_mse</w:t>
+      </w:r>
+      <w:proofErr w:type="spellEnd"/>
+      <w:r>
+        <w:t xml:space="preserve"> &gt; 0.087, it's predicted as "Fault." Otherwise, it's "Normal."</w:t>
       </w:r>
     </w:p>
     <w:p>
@@ -2449,13 +3580,22 @@
           <w:numId w:val="9"/>
         </w:numPr>
       </w:pPr>
+      <w:proofErr w:type="gramStart"/>
       <w:r>
         <w:rPr>
           <w:b/>
           <w:bCs/>
         </w:rPr>
         <w:lastRenderedPageBreak/>
-        <w:t>Recall is ~1.0:</w:t>
+        <w:t>Recall is</w:t>
+      </w:r>
+      <w:proofErr w:type="gramEnd"/>
+      <w:r>
+        <w:rPr>
+          <w:b/>
+          <w:bCs/>
+        </w:rPr>
+        <w:t xml:space="preserve"> ~1.0:</w:t>
       </w:r>
       <w:r>
         <w:t> This means TP / (TP + FN) ~ 1.0. Since TP cannot be greater than (TP+FN), this implies FN ~ 0. So, at this threshold, your system is identifying almost </w:t>
@@ -2468,7 +3608,15 @@
         <w:t>all</w:t>
       </w:r>
       <w:r>
-        <w:t> the actual fault windows as faults. Very few faults are missed.</w:t>
+        <w:t xml:space="preserve"> the actual fault windows as faults. Very few faults are </w:t>
+      </w:r>
+      <w:proofErr w:type="gramStart"/>
+      <w:r>
+        <w:t>missed</w:t>
+      </w:r>
+      <w:proofErr w:type="gramEnd"/>
+      <w:r>
+        <w:t>.</w:t>
       </w:r>
     </w:p>
     <w:p>
@@ -2537,7 +3685,15 @@
         <w:t>X-axis:</w:t>
       </w:r>
       <w:r>
-        <w:t> Threshold value for 1 - pearson_correlation.</w:t>
+        <w:t xml:space="preserve"> Threshold value for 1 - </w:t>
+      </w:r>
+      <w:proofErr w:type="spellStart"/>
+      <w:r>
+        <w:t>pearson_correlation</w:t>
+      </w:r>
+      <w:proofErr w:type="spellEnd"/>
+      <w:r>
+        <w:t>.</w:t>
       </w:r>
     </w:p>
     <w:p>
@@ -2573,7 +3729,15 @@
         <w:t>Optimal Threshold (Red Line at ~0.033):</w:t>
       </w:r>
       <w:r>
-        <w:t> This is the 1 - pearson_r value where the F1-Score (green line) peaks (~0.78).</w:t>
+        <w:t xml:space="preserve"> This is the 1 - </w:t>
+      </w:r>
+      <w:proofErr w:type="spellStart"/>
+      <w:r>
+        <w:t>pearson_r</w:t>
+      </w:r>
+      <w:proofErr w:type="spellEnd"/>
+      <w:r>
+        <w:t> value where the F1-Score (green line) peaks (~0.78).</w:t>
       </w:r>
     </w:p>
     <w:p>
@@ -2584,7 +3748,15 @@
         </w:numPr>
       </w:pPr>
       <w:r>
-        <w:t>At this threshold, if a window's 1 - pearson_r &gt; 0.033, it's predicted as "Fault."</w:t>
+        <w:t xml:space="preserve">At this threshold, if a window's 1 - </w:t>
+      </w:r>
+      <w:proofErr w:type="spellStart"/>
+      <w:r>
+        <w:t>pearson_r</w:t>
+      </w:r>
+      <w:proofErr w:type="spellEnd"/>
+      <w:r>
+        <w:t xml:space="preserve"> &gt; 0.033, it's predicted as "Fault."</w:t>
       </w:r>
     </w:p>
     <w:p>
@@ -2602,7 +3774,15 @@
         <w:t>Recall is ~1.0:</w:t>
       </w:r>
       <w:r>
-        <w:t> Similar to the MSE plot, this indicates FN ~ 0. Almost all actual faults are caught.</w:t>
+        <w:t> </w:t>
+      </w:r>
+      <w:proofErr w:type="gramStart"/>
+      <w:r>
+        <w:t>Similar to</w:t>
+      </w:r>
+      <w:proofErr w:type="gramEnd"/>
+      <w:r>
+        <w:t xml:space="preserve"> the MSE plot, this indicates FN ~ 0. Almost all actual faults are caught.</w:t>
       </w:r>
     </w:p>
     <w:p>
@@ -2620,7 +3800,15 @@
         <w:t>Precision is ~0.64:</w:t>
       </w:r>
       <w:r>
-        <w:t> Again, similar to the MSE plot, TP / (TP + FP) ~ 0.64. When the system says "Fault" based on this correlation complement threshold, it's correct 64% of the time.</w:t>
+        <w:t xml:space="preserve"> Again, </w:t>
+      </w:r>
+      <w:proofErr w:type="gramStart"/>
+      <w:r>
+        <w:t>similar to</w:t>
+      </w:r>
+      <w:proofErr w:type="gramEnd"/>
+      <w:r>
+        <w:t xml:space="preserve"> the MSE plot, TP / (TP + FP) ~ 0.64. When the system says "Fault" based on this correlation complement threshold, it's correct 64% of the time.</w:t>
       </w:r>
     </w:p>
     <w:p>
@@ -2870,7 +4058,27 @@
           <w:i/>
           <w:iCs/>
         </w:rPr>
-        <w:t>their particular dataset and results</w:t>
+        <w:t xml:space="preserve">their </w:t>
+      </w:r>
+      <w:proofErr w:type="gramStart"/>
+      <w:r>
+        <w:rPr>
+          <w:b/>
+          <w:bCs/>
+          <w:i/>
+          <w:iCs/>
+        </w:rPr>
+        <w:t>particular dataset</w:t>
+      </w:r>
+      <w:proofErr w:type="gramEnd"/>
+      <w:r>
+        <w:rPr>
+          <w:b/>
+          <w:bCs/>
+          <w:i/>
+          <w:iCs/>
+        </w:rPr>
+        <w:t xml:space="preserve"> and results</w:t>
       </w:r>
       <w:r>
         <w:rPr>
@@ -3173,7 +4381,20 @@
         </w:numPr>
       </w:pPr>
       <w:r>
-        <w:t>Load your anomaly detection threshold(s) (e.g., from optimized_thresholds.json).</w:t>
+        <w:t>Load your anomaly detection threshold(s) (e.g., from </w:t>
+      </w:r>
+      <w:proofErr w:type="spellStart"/>
+      <w:r>
+        <w:t>optimized_</w:t>
+      </w:r>
+      <w:proofErr w:type="gramStart"/>
+      <w:r>
+        <w:t>thresholds.json</w:t>
+      </w:r>
+      <w:proofErr w:type="spellEnd"/>
+      <w:proofErr w:type="gramEnd"/>
+      <w:r>
+        <w:t>).</w:t>
       </w:r>
     </w:p>
     <w:p>
@@ -3418,7 +4639,23 @@
         <w:t>VAE:</w:t>
       </w:r>
       <w:r>
-        <w:t xml:space="preserve"> Encodes, reconstructs, computes latent features</w:t>
+        <w:t xml:space="preserve"> Encodes, </w:t>
+      </w:r>
+      <w:proofErr w:type="gramStart"/>
+      <w:r>
+        <w:t>reconstructs</w:t>
+      </w:r>
+      <w:proofErr w:type="gramEnd"/>
+      <w:r>
+        <w:t xml:space="preserve">, </w:t>
+      </w:r>
+      <w:proofErr w:type="gramStart"/>
+      <w:r>
+        <w:t>computes</w:t>
+      </w:r>
+      <w:proofErr w:type="gramEnd"/>
+      <w:r>
+        <w:t xml:space="preserve"> latent features</w:t>
       </w:r>
     </w:p>
     <w:p>
@@ -3506,7 +4743,15 @@
         <w:t>Train SVM on validation data:</w:t>
       </w:r>
       <w:r>
-        <w:t xml:space="preserve"> SVM trained to separate </w:t>
+        <w:t xml:space="preserve"> SVM </w:t>
+      </w:r>
+      <w:proofErr w:type="gramStart"/>
+      <w:r>
+        <w:t>trained</w:t>
+      </w:r>
+      <w:proofErr w:type="gramEnd"/>
+      <w:r>
+        <w:t xml:space="preserve"> to separate </w:t>
       </w:r>
       <w:r>
         <w:rPr>
@@ -3544,7 +4789,15 @@
         <w:t>Find threshold</w:t>
       </w:r>
       <w:r>
-        <w:t xml:space="preserve"> using validation F1 or other score, as you’ve done</w:t>
+        <w:t xml:space="preserve"> using validation F1 or </w:t>
+      </w:r>
+      <w:proofErr w:type="gramStart"/>
+      <w:r>
+        <w:t>other</w:t>
+      </w:r>
+      <w:proofErr w:type="gramEnd"/>
+      <w:r>
+        <w:t xml:space="preserve"> score, as you’ve done</w:t>
       </w:r>
     </w:p>
     <w:p>
@@ -3601,7 +4854,7 @@
     <w:p>
       <w:r>
         <w:pict w14:anchorId="32AD6DE8">
-          <v:rect id="_x0000_i1031" style="width:0;height:1.5pt" o:hralign="center" o:hrstd="t" o:hr="t" fillcolor="#a0a0a0" stroked="f"/>
+          <v:rect id="_x0000_i1025" style="width:0;height:1.5pt" o:hralign="center" o:hrstd="t" o:hr="t" fillcolor="#a0a0a0" stroked="f"/>
         </w:pict>
       </w:r>
     </w:p>
@@ -3663,6 +4916,1263 @@
       </w:r>
       <w:r>
         <w:t xml:space="preserve"> Predicts type of fault (Sensor vs. Structural, or more fine-grained classes)</w:t>
+      </w:r>
+    </w:p>
+    <w:p/>
+    <w:p/>
+    <w:p/>
+    <w:p>
+      <w:r>
+        <w:rPr>
+          <w:b/>
+          <w:bCs/>
+          <w:color w:val="C00000"/>
+        </w:rPr>
+        <w:lastRenderedPageBreak/>
+        <w:t>New</w:t>
+      </w:r>
+      <w:r>
+        <w:br/>
+      </w:r>
+      <w:r>
+        <w:t xml:space="preserve">This is an </w:t>
+      </w:r>
+      <w:r>
+        <w:rPr>
+          <w:b/>
+          <w:bCs/>
+        </w:rPr>
+        <w:t>excellent and important observation</w:t>
+      </w:r>
+      <w:r>
+        <w:t xml:space="preserve"> about your numerical simulations and the limits of correlation-based anomaly detection when using </w:t>
+      </w:r>
+      <w:r>
+        <w:rPr>
+          <w:i/>
+          <w:iCs/>
+        </w:rPr>
+        <w:t>simulated</w:t>
+      </w:r>
+      <w:r>
+        <w:t xml:space="preserve"> (rather than measured) data for structural faults.</w:t>
+      </w:r>
+    </w:p>
+    <w:p>
+      <w:r>
+        <w:t>Let's address it step by step:</w:t>
+      </w:r>
+    </w:p>
+    <w:p>
+      <w:r>
+        <w:pict w14:anchorId="11BF7725">
+          <v:rect id="_x0000_i1110" style="width:0;height:1.5pt" o:hralign="center" o:hrstd="t" o:hr="t" fillcolor="#a0a0a0" stroked="f"/>
+        </w:pict>
+      </w:r>
+    </w:p>
+    <w:p>
+      <w:pPr>
+        <w:rPr>
+          <w:b/>
+          <w:bCs/>
+        </w:rPr>
+      </w:pPr>
+      <w:r>
+        <w:rPr>
+          <w:b/>
+          <w:bCs/>
+        </w:rPr>
+        <w:t>1. Why VAE Correlation Index May Fail in Your Simulations</w:t>
+      </w:r>
+    </w:p>
+    <w:p>
+      <w:r>
+        <w:t xml:space="preserve">In the Lin &amp; Ma (2024) paper, the correlation-based damage index works </w:t>
+      </w:r>
+      <w:r>
+        <w:rPr>
+          <w:b/>
+          <w:bCs/>
+        </w:rPr>
+        <w:t>because</w:t>
+      </w:r>
+      <w:r>
+        <w:t xml:space="preserve"> in real measurements or more realistic nonlinear simulations, structural damage typically introduces </w:t>
+      </w:r>
+      <w:r>
+        <w:rPr>
+          <w:i/>
+          <w:iCs/>
+        </w:rPr>
+        <w:t>abrupt</w:t>
+      </w:r>
+      <w:r>
+        <w:t xml:space="preserve"> and </w:t>
+      </w:r>
+      <w:r>
+        <w:rPr>
+          <w:i/>
+          <w:iCs/>
+        </w:rPr>
+        <w:t>localized</w:t>
+      </w:r>
+      <w:r>
+        <w:t xml:space="preserve"> changes in signal features (modal properties, local response, etc.). The correlation between adjacent latent features drops only at the location/time of the fault.</w:t>
+      </w:r>
+    </w:p>
+    <w:p>
+      <w:r>
+        <w:rPr>
+          <w:b/>
+          <w:bCs/>
+        </w:rPr>
+        <w:t>However, in your simulations:</w:t>
+      </w:r>
+    </w:p>
+    <w:p>
+      <w:pPr>
+        <w:numPr>
+          <w:ilvl w:val="0"/>
+          <w:numId w:val="17"/>
+        </w:numPr>
+      </w:pPr>
+      <w:r>
+        <w:rPr>
+          <w:b/>
+          <w:bCs/>
+        </w:rPr>
+        <w:t xml:space="preserve">You simulate x, v, </w:t>
+      </w:r>
+      <w:proofErr w:type="gramStart"/>
+      <w:r>
+        <w:rPr>
+          <w:b/>
+          <w:bCs/>
+        </w:rPr>
+        <w:t>a for</w:t>
+      </w:r>
+      <w:proofErr w:type="gramEnd"/>
+      <w:r>
+        <w:rPr>
+          <w:b/>
+          <w:bCs/>
+        </w:rPr>
+        <w:t xml:space="preserve"> the entire structure</w:t>
+      </w:r>
+      <w:r>
+        <w:t xml:space="preserve"> under </w:t>
+      </w:r>
+      <w:r>
+        <w:rPr>
+          <w:i/>
+          <w:iCs/>
+        </w:rPr>
+        <w:t>new but still “normal”</w:t>
+      </w:r>
+      <w:r>
+        <w:t xml:space="preserve"> physics—just with different (reduced) stiffnesses, but still linear and time-invariant.</w:t>
+      </w:r>
+    </w:p>
+    <w:p>
+      <w:pPr>
+        <w:numPr>
+          <w:ilvl w:val="0"/>
+          <w:numId w:val="17"/>
+        </w:numPr>
+      </w:pPr>
+      <w:r>
+        <w:t>The structure simply “shifts” its response to the new parameters, and the whole time series “looks normal” for that new regime.</w:t>
+      </w:r>
+    </w:p>
+    <w:p>
+      <w:pPr>
+        <w:numPr>
+          <w:ilvl w:val="0"/>
+          <w:numId w:val="17"/>
+        </w:numPr>
+      </w:pPr>
+      <w:r>
+        <w:t xml:space="preserve">Thus, the latent features </w:t>
+      </w:r>
+      <w:r>
+        <w:rPr>
+          <w:b/>
+          <w:bCs/>
+        </w:rPr>
+        <w:t>remain highly correlated window-to-window</w:t>
+      </w:r>
+      <w:r>
+        <w:t xml:space="preserve">—even for reduced-stiffness “fault” cases. There are </w:t>
+      </w:r>
+      <w:r>
+        <w:rPr>
+          <w:i/>
+          <w:iCs/>
+        </w:rPr>
+        <w:t>no</w:t>
+      </w:r>
+      <w:r>
+        <w:t xml:space="preserve"> abrupt local transients or nonlinearities for the VAE to pick up.</w:t>
+      </w:r>
+    </w:p>
+    <w:p>
+      <w:pPr>
+        <w:numPr>
+          <w:ilvl w:val="0"/>
+          <w:numId w:val="17"/>
+        </w:numPr>
+      </w:pPr>
+      <w:r>
+        <w:t xml:space="preserve">So, </w:t>
+      </w:r>
+      <w:r>
+        <w:rPr>
+          <w:b/>
+          <w:bCs/>
+        </w:rPr>
+        <w:t>the correlation index between adjacent windows will stay high for both healthy and structural-fault data.</w:t>
+      </w:r>
+    </w:p>
+    <w:p>
+      <w:r>
+        <w:pict w14:anchorId="794A90C4">
+          <v:rect id="_x0000_i1111" style="width:0;height:1.5pt" o:hralign="center" o:hrstd="t" o:hr="t" fillcolor="#a0a0a0" stroked="f"/>
+        </w:pict>
+      </w:r>
+    </w:p>
+    <w:p>
+      <w:pPr>
+        <w:rPr>
+          <w:b/>
+          <w:bCs/>
+        </w:rPr>
+      </w:pPr>
+      <w:r>
+        <w:rPr>
+          <w:b/>
+          <w:bCs/>
+        </w:rPr>
+        <w:t>2. Why MSE-Based Thresholding Still Works in This Setting</w:t>
+      </w:r>
+    </w:p>
+    <w:p>
+      <w:pPr>
+        <w:numPr>
+          <w:ilvl w:val="0"/>
+          <w:numId w:val="18"/>
+        </w:numPr>
+      </w:pPr>
+      <w:r>
+        <w:t xml:space="preserve">Your </w:t>
+      </w:r>
+      <w:r>
+        <w:rPr>
+          <w:b/>
+          <w:bCs/>
+        </w:rPr>
+        <w:t>VAE is trained on normal/healthy dynamics</w:t>
+      </w:r>
+      <w:r>
+        <w:t xml:space="preserve"> (original system parameters). It reconstructs healthy sequences well (low MSE).</w:t>
+      </w:r>
+    </w:p>
+    <w:p>
+      <w:pPr>
+        <w:numPr>
+          <w:ilvl w:val="0"/>
+          <w:numId w:val="18"/>
+        </w:numPr>
+      </w:pPr>
+      <w:r>
+        <w:t xml:space="preserve">When you test it on structural faults (with different global parameters), the time series </w:t>
+      </w:r>
+      <w:proofErr w:type="gramStart"/>
+      <w:r>
+        <w:rPr>
+          <w:i/>
+          <w:iCs/>
+        </w:rPr>
+        <w:t>as a whole</w:t>
+      </w:r>
+      <w:r>
+        <w:t xml:space="preserve"> doesn't</w:t>
+      </w:r>
+      <w:proofErr w:type="gramEnd"/>
+      <w:r>
+        <w:t xml:space="preserve"> match what the VAE expects, so </w:t>
+      </w:r>
+      <w:r>
+        <w:rPr>
+          <w:b/>
+          <w:bCs/>
+        </w:rPr>
+        <w:t>MSE increases globally</w:t>
+      </w:r>
+      <w:r>
+        <w:t>—even though the data is still smooth and highly correlated.</w:t>
+      </w:r>
+    </w:p>
+    <w:p>
+      <w:pPr>
+        <w:numPr>
+          <w:ilvl w:val="0"/>
+          <w:numId w:val="18"/>
+        </w:numPr>
+      </w:pPr>
+      <w:r>
+        <w:rPr>
+          <w:b/>
+          <w:bCs/>
+        </w:rPr>
+        <w:t>Result:</w:t>
+      </w:r>
+      <w:r>
+        <w:t xml:space="preserve"> MSE-based anomaly detection is effective at flagging “out-of-training-distribution” cases, </w:t>
+      </w:r>
+      <w:r>
+        <w:rPr>
+          <w:i/>
+          <w:iCs/>
+        </w:rPr>
+        <w:t>even when correlation between windows is high</w:t>
+      </w:r>
+      <w:r>
+        <w:t>.</w:t>
+      </w:r>
+    </w:p>
+    <w:p>
+      <w:r>
+        <w:lastRenderedPageBreak/>
+        <w:pict w14:anchorId="3CA0B699">
+          <v:rect id="_x0000_i1112" style="width:0;height:1.5pt" o:hralign="center" o:hrstd="t" o:hr="t" fillcolor="#a0a0a0" stroked="f"/>
+        </w:pict>
+      </w:r>
+    </w:p>
+    <w:p>
+      <w:pPr>
+        <w:rPr>
+          <w:b/>
+          <w:bCs/>
+        </w:rPr>
+      </w:pPr>
+      <w:r>
+        <w:rPr>
+          <w:b/>
+          <w:bCs/>
+        </w:rPr>
+        <w:t>3. Summary: Physical Reason for This Effect</w:t>
+      </w:r>
+    </w:p>
+    <w:p>
+      <w:pPr>
+        <w:numPr>
+          <w:ilvl w:val="0"/>
+          <w:numId w:val="19"/>
+        </w:numPr>
+      </w:pPr>
+      <w:r>
+        <w:rPr>
+          <w:b/>
+          <w:bCs/>
+        </w:rPr>
+        <w:t>Correlation-based index</w:t>
+      </w:r>
+      <w:r>
+        <w:t>: Best for detecting local, abrupt, or transient faults, or for real sensor data where noise and system non-idealities cause feature “jumps.”</w:t>
+      </w:r>
+    </w:p>
+    <w:p>
+      <w:pPr>
+        <w:numPr>
+          <w:ilvl w:val="0"/>
+          <w:numId w:val="19"/>
+        </w:numPr>
+      </w:pPr>
+      <w:r>
+        <w:rPr>
+          <w:b/>
+          <w:bCs/>
+        </w:rPr>
+        <w:t>MSE-based threshold</w:t>
+      </w:r>
+      <w:r>
+        <w:t xml:space="preserve">: Best for catching </w:t>
+      </w:r>
+      <w:r>
+        <w:rPr>
+          <w:i/>
+          <w:iCs/>
+        </w:rPr>
+        <w:t>any global change</w:t>
+      </w:r>
+      <w:r>
+        <w:t xml:space="preserve"> in system response—like new parameter regimes, which is exactly your simulated structural fault case.</w:t>
+      </w:r>
+    </w:p>
+    <w:p>
+      <w:r>
+        <w:pict w14:anchorId="7C89EE1C">
+          <v:rect id="_x0000_i1113" style="width:0;height:1.5pt" o:hralign="center" o:hrstd="t" o:hr="t" fillcolor="#a0a0a0" stroked="f"/>
+        </w:pict>
+      </w:r>
+    </w:p>
+    <w:p>
+      <w:pPr>
+        <w:rPr>
+          <w:b/>
+          <w:bCs/>
+        </w:rPr>
+      </w:pPr>
+      <w:r>
+        <w:rPr>
+          <w:b/>
+          <w:bCs/>
+        </w:rPr>
+        <w:t>4. For Your Architecture and Data: What Should You Use?</w:t>
+      </w:r>
+    </w:p>
+    <w:p>
+      <w:pPr>
+        <w:rPr>
+          <w:b/>
+          <w:bCs/>
+        </w:rPr>
+      </w:pPr>
+      <w:r>
+        <w:rPr>
+          <w:b/>
+          <w:bCs/>
+        </w:rPr>
+        <w:t>Use MSE or Physics-Informed Reconstruction Error for Stage 1</w:t>
+      </w:r>
+    </w:p>
+    <w:p>
+      <w:pPr>
+        <w:numPr>
+          <w:ilvl w:val="0"/>
+          <w:numId w:val="20"/>
+        </w:numPr>
+      </w:pPr>
+      <w:r>
+        <w:t xml:space="preserve">For your </w:t>
+      </w:r>
+      <w:r>
+        <w:rPr>
+          <w:i/>
+          <w:iCs/>
+        </w:rPr>
+        <w:t>numerically simulated</w:t>
+      </w:r>
+      <w:r>
+        <w:t xml:space="preserve"> structural fault datasets (with reduced stiffness), </w:t>
+      </w:r>
+      <w:r>
+        <w:rPr>
+          <w:b/>
+          <w:bCs/>
+        </w:rPr>
+        <w:t>the best anomaly score is the VAE reconstruction error</w:t>
+      </w:r>
+      <w:r>
+        <w:t xml:space="preserve"> (MSE, or correlation complement between reconstruction and input).</w:t>
+      </w:r>
+    </w:p>
+    <w:p>
+      <w:pPr>
+        <w:numPr>
+          <w:ilvl w:val="0"/>
+          <w:numId w:val="20"/>
+        </w:numPr>
+      </w:pPr>
+      <w:r>
+        <w:t xml:space="preserve">Optimize the threshold statistically (e.g., 98th percentile of </w:t>
+      </w:r>
+      <w:proofErr w:type="gramStart"/>
+      <w:r>
+        <w:t>healthy</w:t>
+      </w:r>
+      <w:proofErr w:type="gramEnd"/>
+      <w:r>
+        <w:t>), or via F1-score if you have some fault data for benchmarking.</w:t>
+      </w:r>
+    </w:p>
+    <w:p>
+      <w:pPr>
+        <w:rPr>
+          <w:b/>
+          <w:bCs/>
+        </w:rPr>
+      </w:pPr>
+      <w:r>
+        <w:rPr>
+          <w:b/>
+          <w:bCs/>
+        </w:rPr>
+        <w:t>Correlation-Based Index</w:t>
+      </w:r>
+    </w:p>
+    <w:p>
+      <w:pPr>
+        <w:numPr>
+          <w:ilvl w:val="0"/>
+          <w:numId w:val="21"/>
+        </w:numPr>
+      </w:pPr>
+      <w:r>
+        <w:t xml:space="preserve">You can report that </w:t>
+      </w:r>
+      <w:r>
+        <w:rPr>
+          <w:b/>
+          <w:bCs/>
+        </w:rPr>
+        <w:t>it does not work for your simulated faults</w:t>
+      </w:r>
+      <w:r>
+        <w:t>, and explain physically why:</w:t>
+      </w:r>
+    </w:p>
+    <w:p>
+      <w:r>
+        <w:t>"For simulated structural faults generated by globally reducing stiffness, the time series remains smooth and continuous, so the correlation between VAE latent features of adjacent windows remains high, both in healthy and faulted conditions. Thus, the correlation-based index is not sensitive to these global parameter changes, as expected from the underlying physics of the system."</w:t>
+      </w:r>
+    </w:p>
+    <w:p>
+      <w:r>
+        <w:pict w14:anchorId="5280A2E7">
+          <v:rect id="_x0000_i1114" style="width:0;height:1.5pt" o:hralign="center" o:hrstd="t" o:hr="t" fillcolor="#a0a0a0" stroked="f"/>
+        </w:pict>
+      </w:r>
+    </w:p>
+    <w:p>
+      <w:pPr>
+        <w:rPr>
+          <w:b/>
+          <w:bCs/>
+        </w:rPr>
+      </w:pPr>
+      <w:r>
+        <w:rPr>
+          <w:b/>
+          <w:bCs/>
+        </w:rPr>
+        <w:t>5. For a Paper or Thesis: How to Phrase This (Ready-to-Use)</w:t>
+      </w:r>
+    </w:p>
+    <w:p>
+      <w:r>
+        <w:t xml:space="preserve">In our simulated datasets, structural faults are modeled by globally reducing stiffness parameters, producing time series (x, v, a) that remain smooth and highly correlated across adjacent windows, even under faulty conditions. As a result, the VAE latent feature correlation index between adjacent windows remains high for both healthy and structural-fault data, making the correlation-based damage index unsuitable for anomaly detection in this setting. In contrast, the VAE reconstruction error (MSE) increases sharply for fault </w:t>
+      </w:r>
+      <w:r>
+        <w:lastRenderedPageBreak/>
+        <w:t>cases, as the VAE is trained on the healthy regime, making MSE-based thresholding a robust and effective approach for our scenario.</w:t>
+      </w:r>
+    </w:p>
+    <w:p>
+      <w:r>
+        <w:pict w14:anchorId="2BF66624">
+          <v:rect id="_x0000_i1115" style="width:0;height:1.5pt" o:hralign="center" o:hrstd="t" o:hr="t" fillcolor="#a0a0a0" stroked="f"/>
+        </w:pict>
+      </w:r>
+    </w:p>
+    <w:p>
+      <w:pPr>
+        <w:rPr>
+          <w:b/>
+          <w:bCs/>
+        </w:rPr>
+      </w:pPr>
+      <w:r>
+        <w:rPr>
+          <w:b/>
+          <w:bCs/>
+        </w:rPr>
+        <w:t xml:space="preserve">6. Visual Proof (If </w:t>
+      </w:r>
+      <w:proofErr w:type="gramStart"/>
+      <w:r>
+        <w:rPr>
+          <w:b/>
+          <w:bCs/>
+        </w:rPr>
+        <w:t>Needed</w:t>
+      </w:r>
+      <w:proofErr w:type="gramEnd"/>
+      <w:r>
+        <w:rPr>
+          <w:b/>
+          <w:bCs/>
+        </w:rPr>
+        <w:t>)</w:t>
+      </w:r>
+    </w:p>
+    <w:p>
+      <w:r>
+        <w:t>If you want, you can plot (and show in your thesis or paper):</w:t>
+      </w:r>
+    </w:p>
+    <w:p>
+      <w:pPr>
+        <w:numPr>
+          <w:ilvl w:val="0"/>
+          <w:numId w:val="22"/>
+        </w:numPr>
+      </w:pPr>
+      <w:r>
+        <w:t xml:space="preserve">Distribution of the </w:t>
+      </w:r>
+      <w:r>
+        <w:rPr>
+          <w:b/>
+          <w:bCs/>
+        </w:rPr>
+        <w:t>correlation index</w:t>
+      </w:r>
+      <w:r>
+        <w:t xml:space="preserve"> for healthy and </w:t>
+      </w:r>
+      <w:proofErr w:type="gramStart"/>
+      <w:r>
+        <w:t>faulted</w:t>
+      </w:r>
+      <w:proofErr w:type="gramEnd"/>
+      <w:r>
+        <w:t xml:space="preserve"> simulated data—showing they overlap almost perfectly.</w:t>
+      </w:r>
+    </w:p>
+    <w:p>
+      <w:pPr>
+        <w:numPr>
+          <w:ilvl w:val="0"/>
+          <w:numId w:val="22"/>
+        </w:numPr>
+      </w:pPr>
+      <w:r>
+        <w:t xml:space="preserve">Distribution of </w:t>
+      </w:r>
+      <w:r>
+        <w:rPr>
+          <w:b/>
+          <w:bCs/>
+        </w:rPr>
+        <w:t>MSE</w:t>
+      </w:r>
+      <w:r>
+        <w:t xml:space="preserve"> for </w:t>
+      </w:r>
+      <w:proofErr w:type="gramStart"/>
+      <w:r>
+        <w:t>healthy</w:t>
+      </w:r>
+      <w:proofErr w:type="gramEnd"/>
+      <w:r>
+        <w:t xml:space="preserve"> vs. structural faults—showing a clear separation.</w:t>
+      </w:r>
+    </w:p>
+    <w:p>
+      <w:r>
+        <w:pict w14:anchorId="26B92DF9">
+          <v:rect id="_x0000_i1116" style="width:0;height:1.5pt" o:hralign="center" o:hrstd="t" o:hr="t" fillcolor="#a0a0a0" stroked="f"/>
+        </w:pict>
+      </w:r>
+    </w:p>
+    <w:p>
+      <w:pPr>
+        <w:rPr>
+          <w:b/>
+          <w:bCs/>
+        </w:rPr>
+      </w:pPr>
+      <w:r>
+        <w:rPr>
+          <w:b/>
+          <w:bCs/>
+        </w:rPr>
+        <w:t>7. For Real Sensor or Experimental Data</w:t>
+      </w:r>
+    </w:p>
+    <w:p>
+      <w:pPr>
+        <w:numPr>
+          <w:ilvl w:val="0"/>
+          <w:numId w:val="23"/>
+        </w:numPr>
+      </w:pPr>
+      <w:r>
+        <w:t xml:space="preserve">If you ever work with real measured data (where faults may create local, abrupt, or nonlinear changes), </w:t>
+      </w:r>
+      <w:r>
+        <w:rPr>
+          <w:b/>
+          <w:bCs/>
+        </w:rPr>
+        <w:t>correlation-based methods may become useful and even necessary</w:t>
+      </w:r>
+      <w:r>
+        <w:t>.</w:t>
+      </w:r>
+    </w:p>
+    <w:p>
+      <w:pPr>
+        <w:numPr>
+          <w:ilvl w:val="0"/>
+          <w:numId w:val="23"/>
+        </w:numPr>
+      </w:pPr>
+      <w:r>
+        <w:t xml:space="preserve">For now, </w:t>
+      </w:r>
+      <w:r>
+        <w:rPr>
+          <w:b/>
+          <w:bCs/>
+        </w:rPr>
+        <w:t>your current thresholding via MSE (reconstruction error) is the right scientific choice for your simulated data</w:t>
+      </w:r>
+      <w:r>
+        <w:t>.</w:t>
+      </w:r>
+    </w:p>
+    <w:p>
+      <w:r>
+        <w:pict w14:anchorId="29257A75">
+          <v:rect id="_x0000_i1117" style="width:0;height:1.5pt" o:hralign="center" o:hrstd="t" o:hr="t" fillcolor="#a0a0a0" stroked="f"/>
+        </w:pict>
+      </w:r>
+    </w:p>
+    <w:p>
+      <w:r>
+        <w:rPr>
+          <w:b/>
+          <w:bCs/>
+        </w:rPr>
+        <w:t>Let me know if you want code snippets or sample plots for your paper/thesis!</w:t>
+      </w:r>
+      <w:r>
+        <w:br/>
+        <w:t>Your reasoning and decision are spot-on for your dataset and simulation methodology.</w:t>
+      </w:r>
+    </w:p>
+    <w:p>
+      <w:pPr>
+        <w:rPr>
+          <w:b/>
+          <w:bCs/>
+        </w:rPr>
+      </w:pPr>
+      <w:r>
+        <w:rPr>
+          <w:b/>
+          <w:bCs/>
+        </w:rPr>
+        <w:t>You said:</w:t>
+      </w:r>
+    </w:p>
+    <w:p>
+      <w:r>
+        <w:t xml:space="preserve">Physics-Informed Reconstruction Error for Stage 1 will still also be low because they are simulated </w:t>
+      </w:r>
+      <w:proofErr w:type="gramStart"/>
+      <w:r>
+        <w:t>data</w:t>
+      </w:r>
+      <w:proofErr w:type="gramEnd"/>
+      <w:r>
+        <w:t xml:space="preserve"> and the time series will remain smooth and </w:t>
+      </w:r>
+      <w:proofErr w:type="spellStart"/>
+      <w:r>
+        <w:t>continous</w:t>
+      </w:r>
+      <w:proofErr w:type="spellEnd"/>
+    </w:p>
+    <w:p>
+      <w:pPr>
+        <w:rPr>
+          <w:b/>
+          <w:bCs/>
+        </w:rPr>
+      </w:pPr>
+      <w:r>
+        <w:rPr>
+          <w:b/>
+          <w:bCs/>
+        </w:rPr>
+        <w:t>ChatGPT said:</w:t>
+      </w:r>
+    </w:p>
+    <w:p>
+      <w:r>
+        <w:rPr>
+          <w:b/>
+          <w:bCs/>
+        </w:rPr>
+        <w:t>Exactly!</w:t>
+      </w:r>
+      <w:r>
+        <w:t xml:space="preserve"> You’re spot-on. Here’s a nuanced breakdown and how to communicate/handle this in your research:</w:t>
+      </w:r>
+    </w:p>
+    <w:p>
+      <w:r>
+        <w:pict w14:anchorId="1DD79B8B">
+          <v:rect id="_x0000_i1118" style="width:0;height:1.5pt" o:hralign="center" o:hrstd="t" o:hr="t" fillcolor="#a0a0a0" stroked="f"/>
+        </w:pict>
+      </w:r>
+    </w:p>
+    <w:p>
+      <w:pPr>
+        <w:rPr>
+          <w:b/>
+          <w:bCs/>
+        </w:rPr>
+      </w:pPr>
+      <w:r>
+        <w:rPr>
+          <w:b/>
+          <w:bCs/>
+        </w:rPr>
+        <w:t>Why “Physics-Informed” (e.g., energy-based) VAE Loss Will Not Help for Simulated Structural Faults</w:t>
+      </w:r>
+    </w:p>
+    <w:p>
+      <w:pPr>
+        <w:numPr>
+          <w:ilvl w:val="0"/>
+          <w:numId w:val="24"/>
+        </w:numPr>
+      </w:pPr>
+      <w:r>
+        <w:rPr>
+          <w:b/>
+          <w:bCs/>
+        </w:rPr>
+        <w:lastRenderedPageBreak/>
+        <w:t>Physics-informed reconstruction loss</w:t>
+      </w:r>
+      <w:r>
+        <w:t xml:space="preserve"> (such as enforcing energy conservation, stiffness- or force-based residuals, modal properties, etc.) is meant to encourage the VAE to learn physically meaningful reconstructions.</w:t>
+      </w:r>
+    </w:p>
+    <w:p>
+      <w:pPr>
+        <w:numPr>
+          <w:ilvl w:val="0"/>
+          <w:numId w:val="24"/>
+        </w:numPr>
+      </w:pPr>
+      <w:r>
+        <w:rPr>
+          <w:b/>
+          <w:bCs/>
+        </w:rPr>
+        <w:t>BUT:</w:t>
+      </w:r>
+      <w:r>
+        <w:t xml:space="preserve"> In your </w:t>
+      </w:r>
+      <w:r>
+        <w:rPr>
+          <w:i/>
+          <w:iCs/>
+        </w:rPr>
+        <w:t>simulation</w:t>
+      </w:r>
+      <w:r>
+        <w:t>, both healthy and structural-fault data are generated by the same physical laws—the only difference is the parameter set (e.g., slightly reduced stiffness).</w:t>
+      </w:r>
+    </w:p>
+    <w:p>
+      <w:pPr>
+        <w:numPr>
+          <w:ilvl w:val="0"/>
+          <w:numId w:val="24"/>
+        </w:numPr>
+      </w:pPr>
+      <w:r>
+        <w:t xml:space="preserve">The </w:t>
+      </w:r>
+      <w:r>
+        <w:rPr>
+          <w:i/>
+          <w:iCs/>
+        </w:rPr>
+        <w:t>dynamics</w:t>
+      </w:r>
+      <w:r>
+        <w:t xml:space="preserve"> remain smooth, continuous, and fully consistent with the simulated equations of motion—even for faults.</w:t>
+      </w:r>
+    </w:p>
+    <w:p>
+      <w:pPr>
+        <w:numPr>
+          <w:ilvl w:val="0"/>
+          <w:numId w:val="24"/>
+        </w:numPr>
+      </w:pPr>
+      <w:r>
+        <w:rPr>
+          <w:b/>
+          <w:bCs/>
+        </w:rPr>
+        <w:t>So:</w:t>
+      </w:r>
+      <w:r>
+        <w:t xml:space="preserve"> Both normal and faulted data are “physically correct” according to the model; the time series for faults is simply a shifted/reshaped version within the same dynamical family.</w:t>
+      </w:r>
+    </w:p>
+    <w:p>
+      <w:pPr>
+        <w:numPr>
+          <w:ilvl w:val="0"/>
+          <w:numId w:val="24"/>
+        </w:numPr>
+      </w:pPr>
+      <w:r>
+        <w:t xml:space="preserve">As a result, the </w:t>
+      </w:r>
+      <w:r>
+        <w:rPr>
+          <w:b/>
+          <w:bCs/>
+        </w:rPr>
+        <w:t>VAE (even if physics-informed) can often reconstruct both healthy and simulated faulted trajectories with low error</w:t>
+      </w:r>
+      <w:r>
+        <w:t>, because the data remains smooth and physically plausible—just outside the original training distribution.</w:t>
+      </w:r>
+    </w:p>
+    <w:p>
+      <w:r>
+        <w:pict w14:anchorId="7376F072">
+          <v:rect id="_x0000_i1119" style="width:0;height:1.5pt" o:hralign="center" o:hrstd="t" o:hr="t" fillcolor="#a0a0a0" stroked="f"/>
+        </w:pict>
+      </w:r>
+    </w:p>
+    <w:p>
+      <w:pPr>
+        <w:rPr>
+          <w:b/>
+          <w:bCs/>
+        </w:rPr>
+      </w:pPr>
+      <w:r>
+        <w:rPr>
+          <w:b/>
+          <w:bCs/>
+        </w:rPr>
+        <w:t>What Happens to Physics-Informed Loss and VAE MSE?</w:t>
+      </w:r>
+    </w:p>
+    <w:p>
+      <w:pPr>
+        <w:numPr>
+          <w:ilvl w:val="0"/>
+          <w:numId w:val="25"/>
+        </w:numPr>
+      </w:pPr>
+      <w:r>
+        <w:rPr>
+          <w:b/>
+          <w:bCs/>
+        </w:rPr>
+        <w:t>MSE/reconstruction error</w:t>
+      </w:r>
+      <w:r>
+        <w:t xml:space="preserve">: May increase </w:t>
+      </w:r>
+      <w:r>
+        <w:rPr>
+          <w:i/>
+          <w:iCs/>
+        </w:rPr>
+        <w:t>somewhat</w:t>
+      </w:r>
+      <w:r>
+        <w:t xml:space="preserve"> if the model was only trained on </w:t>
+      </w:r>
+      <w:proofErr w:type="gramStart"/>
+      <w:r>
+        <w:t>healthy, but</w:t>
+      </w:r>
+      <w:proofErr w:type="gramEnd"/>
+      <w:r>
+        <w:t xml:space="preserve"> often remains modest for simulated faults if the new regime isn’t drastically different.</w:t>
+      </w:r>
+    </w:p>
+    <w:p>
+      <w:pPr>
+        <w:numPr>
+          <w:ilvl w:val="0"/>
+          <w:numId w:val="25"/>
+        </w:numPr>
+      </w:pPr>
+      <w:r>
+        <w:rPr>
+          <w:b/>
+          <w:bCs/>
+        </w:rPr>
+        <w:t>Physics-informed loss</w:t>
+      </w:r>
+      <w:r>
+        <w:t xml:space="preserve">: Will also be low, since the data </w:t>
+      </w:r>
+      <w:r>
+        <w:rPr>
+          <w:i/>
+          <w:iCs/>
+        </w:rPr>
+        <w:t>already satisfies the physical constraints</w:t>
+      </w:r>
+      <w:r>
+        <w:t>—the VAE just learns the “new” regime as another possible trajectory.</w:t>
+      </w:r>
+    </w:p>
+    <w:p>
+      <w:pPr>
+        <w:numPr>
+          <w:ilvl w:val="0"/>
+          <w:numId w:val="25"/>
+        </w:numPr>
+      </w:pPr>
+      <w:r>
+        <w:t xml:space="preserve">This is fundamentally </w:t>
+      </w:r>
+      <w:r>
+        <w:rPr>
+          <w:b/>
+          <w:bCs/>
+        </w:rPr>
+        <w:t>different from sensor faults</w:t>
+      </w:r>
+      <w:r>
+        <w:t xml:space="preserve"> (noise, drift, spikes), which violate the physical expectations (causing high error).</w:t>
+      </w:r>
+    </w:p>
+    <w:p>
+      <w:r>
+        <w:pict w14:anchorId="34F33429">
+          <v:rect id="_x0000_i1120" style="width:0;height:1.5pt" o:hralign="center" o:hrstd="t" o:hr="t" fillcolor="#a0a0a0" stroked="f"/>
+        </w:pict>
+      </w:r>
+    </w:p>
+    <w:p>
+      <w:pPr>
+        <w:rPr>
+          <w:b/>
+          <w:bCs/>
+        </w:rPr>
+      </w:pPr>
+      <w:r>
+        <w:rPr>
+          <w:b/>
+          <w:bCs/>
+        </w:rPr>
+        <w:t>Key Point for Your Paper/Thesis</w:t>
+      </w:r>
+    </w:p>
+    <w:p>
+      <w:r>
+        <w:t xml:space="preserve">“When both the healthy and faulted data are generated from physics-based simulations—even with changed parameters (such as reduced stiffness)—all trajectories remain physically consistent, smooth, and continuous. Thus, both MSE-based and physics-informed VAE reconstruction errors may remain low and similar between healthy and faulted datasets. This limits the effectiveness of anomaly detection approaches that rely </w:t>
+      </w:r>
+      <w:r>
+        <w:lastRenderedPageBreak/>
+        <w:t>on detecting local violations of physical consistency or smoothness. For such simulated global faults, classification or detection should instead leverage statistical differences in global signal characteristics (e.g., overall energy, frequency content), or rely on supervised learning for regime identification.”</w:t>
+      </w:r>
+    </w:p>
+    <w:p>
+      <w:r>
+        <w:pict w14:anchorId="7124CE5A">
+          <v:rect id="_x0000_i1121" style="width:0;height:1.5pt" o:hralign="center" o:hrstd="t" o:hr="t" fillcolor="#a0a0a0" stroked="f"/>
+        </w:pict>
+      </w:r>
+    </w:p>
+    <w:p>
+      <w:pPr>
+        <w:rPr>
+          <w:b/>
+          <w:bCs/>
+        </w:rPr>
+      </w:pPr>
+      <w:r>
+        <w:rPr>
+          <w:b/>
+          <w:bCs/>
+        </w:rPr>
+        <w:t xml:space="preserve">What </w:t>
+      </w:r>
+      <w:r>
+        <w:rPr>
+          <w:b/>
+          <w:bCs/>
+          <w:i/>
+          <w:iCs/>
+        </w:rPr>
+        <w:t>Can</w:t>
+      </w:r>
+      <w:r>
+        <w:rPr>
+          <w:b/>
+          <w:bCs/>
+        </w:rPr>
+        <w:t xml:space="preserve"> Separate Faults from Healthy in This Regime?</w:t>
+      </w:r>
+    </w:p>
+    <w:p>
+      <w:pPr>
+        <w:numPr>
+          <w:ilvl w:val="0"/>
+          <w:numId w:val="26"/>
+        </w:numPr>
+      </w:pPr>
+      <w:r>
+        <w:rPr>
+          <w:b/>
+          <w:bCs/>
+        </w:rPr>
+        <w:t>Statistical/Distributional Shifts:</w:t>
+      </w:r>
+      <w:r>
+        <w:t xml:space="preserve"> You may notice global changes in amplitude, mean, variance, or frequency content between healthy and reduced-stiffness cases (even though both are smooth).</w:t>
+      </w:r>
+    </w:p>
+    <w:p>
+      <w:pPr>
+        <w:numPr>
+          <w:ilvl w:val="0"/>
+          <w:numId w:val="26"/>
+        </w:numPr>
+      </w:pPr>
+      <w:r>
+        <w:rPr>
+          <w:b/>
+          <w:bCs/>
+        </w:rPr>
+        <w:t>Frequency Domain Analysis:</w:t>
+      </w:r>
+      <w:r>
+        <w:t xml:space="preserve"> Faults may shift dominant frequencies—spectral methods can help.</w:t>
+      </w:r>
+    </w:p>
+    <w:p>
+      <w:pPr>
+        <w:numPr>
+          <w:ilvl w:val="0"/>
+          <w:numId w:val="26"/>
+        </w:numPr>
+      </w:pPr>
+      <w:r>
+        <w:rPr>
+          <w:b/>
+          <w:bCs/>
+        </w:rPr>
+        <w:t>Supervised Learning:</w:t>
+      </w:r>
+      <w:r>
+        <w:t xml:space="preserve"> If you label data as “healthy” vs. “faulty” (even with similar smoothness), a CNN or similar classifier can learn to distinguish regimes by subtle distributional features (as in your Stage 2).</w:t>
+      </w:r>
+    </w:p>
+    <w:p>
+      <w:pPr>
+        <w:numPr>
+          <w:ilvl w:val="0"/>
+          <w:numId w:val="26"/>
+        </w:numPr>
+      </w:pPr>
+      <w:r>
+        <w:rPr>
+          <w:b/>
+          <w:bCs/>
+        </w:rPr>
+        <w:t>Parameter Inference:</w:t>
+      </w:r>
+      <w:r>
+        <w:t xml:space="preserve"> For simulated systems, you can sometimes directly infer system parameters from time series (system identification) rather than detecting “anomalies.”</w:t>
+      </w:r>
+    </w:p>
+    <w:p>
+      <w:r>
+        <w:pict w14:anchorId="2C0D3B26">
+          <v:rect id="_x0000_i1122" style="width:0;height:1.5pt" o:hralign="center" o:hrstd="t" o:hr="t" fillcolor="#a0a0a0" stroked="f"/>
+        </w:pict>
+      </w:r>
+    </w:p>
+    <w:p>
+      <w:pPr>
+        <w:rPr>
+          <w:b/>
+          <w:bCs/>
+        </w:rPr>
+      </w:pPr>
+      <w:r>
+        <w:rPr>
+          <w:b/>
+          <w:bCs/>
+        </w:rPr>
+        <w:t>In Summary</w:t>
+      </w:r>
+    </w:p>
+    <w:p>
+      <w:pPr>
+        <w:numPr>
+          <w:ilvl w:val="0"/>
+          <w:numId w:val="27"/>
+        </w:numPr>
+      </w:pPr>
+      <w:r>
+        <w:rPr>
+          <w:b/>
+          <w:bCs/>
+        </w:rPr>
+        <w:t>Physics-informed loss or MSE is not sufficient</w:t>
+      </w:r>
+      <w:r>
+        <w:t xml:space="preserve"> for simulated global parameter faults, as both healthy and </w:t>
+      </w:r>
+      <w:proofErr w:type="gramStart"/>
+      <w:r>
+        <w:t>faulted</w:t>
+      </w:r>
+      <w:proofErr w:type="gramEnd"/>
+      <w:r>
+        <w:t xml:space="preserve"> trajectories are smooth, continuous, and physically plausible.</w:t>
+      </w:r>
+    </w:p>
+    <w:p>
+      <w:pPr>
+        <w:numPr>
+          <w:ilvl w:val="0"/>
+          <w:numId w:val="27"/>
+        </w:numPr>
+      </w:pPr>
+      <w:r>
+        <w:t xml:space="preserve">For such cases, focus on </w:t>
+      </w:r>
+      <w:r>
+        <w:rPr>
+          <w:b/>
+          <w:bCs/>
+        </w:rPr>
+        <w:t>statistical or supervised approaches</w:t>
+      </w:r>
+      <w:r>
+        <w:t xml:space="preserve"> to differentiate regimes, rather than classic anomaly detection.</w:t>
+      </w:r>
+    </w:p>
+    <w:p>
+      <w:r>
+        <w:pict w14:anchorId="12A2DC60">
+          <v:rect id="_x0000_i1123" style="width:0;height:1.5pt" o:hralign="center" o:hrstd="t" o:hr="t" fillcolor="#a0a0a0" stroked="f"/>
+        </w:pict>
+      </w:r>
+    </w:p>
+    <w:p>
+      <w:r>
+        <w:rPr>
+          <w:b/>
+          <w:bCs/>
+        </w:rPr>
+        <w:t>If you want, I can help you draft a clear section for your thesis on why physics-informed anomaly detection is not sensitive to global simulated faults, and what approaches are appropriate. Just say the word!</w:t>
       </w:r>
     </w:p>
     <w:p/>
@@ -3679,6 +6189,155 @@
 <file path=word/numbering.xml><?xml version="1.0" encoding="utf-8"?>
 <w:numbering xmlns:wpc="http://schemas.microsoft.com/office/word/2010/wordprocessingCanvas" xmlns:cx="http://schemas.microsoft.com/office/drawing/2014/chartex" xmlns:cx1="http://schemas.microsoft.com/office/drawing/2015/9/8/chartex" xmlns:cx2="http://schemas.microsoft.com/office/drawing/2015/10/21/chartex" xmlns:cx3="http://schemas.microsoft.com/office/drawing/2016/5/9/chartex" xmlns:cx4="http://schemas.microsoft.com/office/drawing/2016/5/10/chartex" xmlns:cx5="http://schemas.microsoft.com/office/drawing/2016/5/11/chartex" xmlns:cx6="http://schemas.microsoft.com/office/drawing/2016/5/12/chartex" xmlns:cx7="http://schemas.microsoft.com/office/drawing/2016/5/13/chartex" xmlns:cx8="http://schemas.microsoft.com/office/drawing/2016/5/14/chartex" xmlns:mc="http://schemas.openxmlformats.org/markup-compatibility/2006" xmlns:aink="http://schemas.microsoft.com/office/drawing/2016/ink" xmlns:am3d="http://schemas.microsoft.com/office/drawing/2017/model3d" xmlns:o="urn:schemas-microsoft-com:office:office" xmlns:oel="http://schemas.microsoft.com/office/2019/extlst" xmlns:r="http://schemas.openxmlformats.org/officeDocument/2006/relationships" xmlns:m="http://schemas.openxmlformats.org/officeDocument/2006/math" xmlns:v="urn:schemas-microsoft-com:vml" xmlns:wp14="http://schemas.microsoft.com/office/word/2010/wordprocessingDrawing" xmlns:wp="http://schemas.openxmlformats.org/drawingml/2006/wordprocessingDrawing" xmlns:w10="urn:schemas-microsoft-com:office:word" xmlns:w="http://schemas.openxmlformats.org/wordprocessingml/2006/main" xmlns:w14="http://schemas.microsoft.com/office/word/2010/wordml" xmlns:w15="http://schemas.microsoft.com/office/word/2012/wordml" xmlns:w16cex="http://schemas.microsoft.com/office/word/2018/wordml/cex" xmlns:w16cid="http://schemas.microsoft.com/office/word/2016/wordml/cid" xmlns:w16="http://schemas.microsoft.com/office/word/2018/wordml" xmlns:w16du="http://schemas.microsoft.com/office/word/2023/wordml/word16du" xmlns:w16sdtdh="http://schemas.microsoft.com/office/word/2020/wordml/sdtdatahash" xmlns:w16sdtfl="http://schemas.microsoft.com/office/word/2024/wordml/sdtformatlock" xmlns:w16se="http://schemas.microsoft.com/office/word/2015/wordml/symex" xmlns:wpg="http://schemas.microsoft.com/office/word/2010/wordprocessingGroup" xmlns:wpi="http://schemas.microsoft.com/office/word/2010/wordprocessingInk" xmlns:wne="http://schemas.microsoft.com/office/word/2006/wordml" xmlns:wps="http://schemas.microsoft.com/office/word/2010/wordprocessingShape" mc:Ignorable="w14 w15 w16se w16cid w16 w16cex w16sdtdh w16sdtfl w16du wp14">
   <w:abstractNum w:abstractNumId="0" w15:restartNumberingAfterBreak="0">
+    <w:nsid w:val="06506824"/>
+    <w:multiLevelType w:val="multilevel"/>
+    <w:tmpl w:val="DA6C0E30"/>
+    <w:lvl w:ilvl="0">
+      <w:start w:val="1"/>
+      <w:numFmt w:val="bullet"/>
+      <w:lvlText w:val=""/>
+      <w:lvlJc w:val="left"/>
+      <w:pPr>
+        <w:tabs>
+          <w:tab w:val="num" w:pos="720"/>
+        </w:tabs>
+        <w:ind w:left="720" w:hanging="360"/>
+      </w:pPr>
+      <w:rPr>
+        <w:rFonts w:ascii="Symbol" w:hAnsi="Symbol" w:hint="default"/>
+        <w:sz w:val="20"/>
+      </w:rPr>
+    </w:lvl>
+    <w:lvl w:ilvl="1" w:tentative="1">
+      <w:start w:val="1"/>
+      <w:numFmt w:val="bullet"/>
+      <w:lvlText w:val="o"/>
+      <w:lvlJc w:val="left"/>
+      <w:pPr>
+        <w:tabs>
+          <w:tab w:val="num" w:pos="1440"/>
+        </w:tabs>
+        <w:ind w:left="1440" w:hanging="360"/>
+      </w:pPr>
+      <w:rPr>
+        <w:rFonts w:ascii="Courier New" w:hAnsi="Courier New" w:hint="default"/>
+        <w:sz w:val="20"/>
+      </w:rPr>
+    </w:lvl>
+    <w:lvl w:ilvl="2" w:tentative="1">
+      <w:start w:val="1"/>
+      <w:numFmt w:val="bullet"/>
+      <w:lvlText w:val=""/>
+      <w:lvlJc w:val="left"/>
+      <w:pPr>
+        <w:tabs>
+          <w:tab w:val="num" w:pos="2160"/>
+        </w:tabs>
+        <w:ind w:left="2160" w:hanging="360"/>
+      </w:pPr>
+      <w:rPr>
+        <w:rFonts w:ascii="Wingdings" w:hAnsi="Wingdings" w:hint="default"/>
+        <w:sz w:val="20"/>
+      </w:rPr>
+    </w:lvl>
+    <w:lvl w:ilvl="3" w:tentative="1">
+      <w:start w:val="1"/>
+      <w:numFmt w:val="bullet"/>
+      <w:lvlText w:val=""/>
+      <w:lvlJc w:val="left"/>
+      <w:pPr>
+        <w:tabs>
+          <w:tab w:val="num" w:pos="2880"/>
+        </w:tabs>
+        <w:ind w:left="2880" w:hanging="360"/>
+      </w:pPr>
+      <w:rPr>
+        <w:rFonts w:ascii="Wingdings" w:hAnsi="Wingdings" w:hint="default"/>
+        <w:sz w:val="20"/>
+      </w:rPr>
+    </w:lvl>
+    <w:lvl w:ilvl="4" w:tentative="1">
+      <w:start w:val="1"/>
+      <w:numFmt w:val="bullet"/>
+      <w:lvlText w:val=""/>
+      <w:lvlJc w:val="left"/>
+      <w:pPr>
+        <w:tabs>
+          <w:tab w:val="num" w:pos="3600"/>
+        </w:tabs>
+        <w:ind w:left="3600" w:hanging="360"/>
+      </w:pPr>
+      <w:rPr>
+        <w:rFonts w:ascii="Wingdings" w:hAnsi="Wingdings" w:hint="default"/>
+        <w:sz w:val="20"/>
+      </w:rPr>
+    </w:lvl>
+    <w:lvl w:ilvl="5" w:tentative="1">
+      <w:start w:val="1"/>
+      <w:numFmt w:val="bullet"/>
+      <w:lvlText w:val=""/>
+      <w:lvlJc w:val="left"/>
+      <w:pPr>
+        <w:tabs>
+          <w:tab w:val="num" w:pos="4320"/>
+        </w:tabs>
+        <w:ind w:left="4320" w:hanging="360"/>
+      </w:pPr>
+      <w:rPr>
+        <w:rFonts w:ascii="Wingdings" w:hAnsi="Wingdings" w:hint="default"/>
+        <w:sz w:val="20"/>
+      </w:rPr>
+    </w:lvl>
+    <w:lvl w:ilvl="6" w:tentative="1">
+      <w:start w:val="1"/>
+      <w:numFmt w:val="bullet"/>
+      <w:lvlText w:val=""/>
+      <w:lvlJc w:val="left"/>
+      <w:pPr>
+        <w:tabs>
+          <w:tab w:val="num" w:pos="5040"/>
+        </w:tabs>
+        <w:ind w:left="5040" w:hanging="360"/>
+      </w:pPr>
+      <w:rPr>
+        <w:rFonts w:ascii="Wingdings" w:hAnsi="Wingdings" w:hint="default"/>
+        <w:sz w:val="20"/>
+      </w:rPr>
+    </w:lvl>
+    <w:lvl w:ilvl="7" w:tentative="1">
+      <w:start w:val="1"/>
+      <w:numFmt w:val="bullet"/>
+      <w:lvlText w:val=""/>
+      <w:lvlJc w:val="left"/>
+      <w:pPr>
+        <w:tabs>
+          <w:tab w:val="num" w:pos="5760"/>
+        </w:tabs>
+        <w:ind w:left="5760" w:hanging="360"/>
+      </w:pPr>
+      <w:rPr>
+        <w:rFonts w:ascii="Wingdings" w:hAnsi="Wingdings" w:hint="default"/>
+        <w:sz w:val="20"/>
+      </w:rPr>
+    </w:lvl>
+    <w:lvl w:ilvl="8" w:tentative="1">
+      <w:start w:val="1"/>
+      <w:numFmt w:val="bullet"/>
+      <w:lvlText w:val=""/>
+      <w:lvlJc w:val="left"/>
+      <w:pPr>
+        <w:tabs>
+          <w:tab w:val="num" w:pos="6480"/>
+        </w:tabs>
+        <w:ind w:left="6480" w:hanging="360"/>
+      </w:pPr>
+      <w:rPr>
+        <w:rFonts w:ascii="Wingdings" w:hAnsi="Wingdings" w:hint="default"/>
+        <w:sz w:val="20"/>
+      </w:rPr>
+    </w:lvl>
+  </w:abstractNum>
+  <w:abstractNum w:abstractNumId="1" w15:restartNumberingAfterBreak="0">
     <w:nsid w:val="0B3D41B2"/>
     <w:multiLevelType w:val="multilevel"/>
     <w:tmpl w:val="15EA2F6A"/>
@@ -3827,7 +6486,7 @@
       </w:rPr>
     </w:lvl>
   </w:abstractNum>
-  <w:abstractNum w:abstractNumId="1" w15:restartNumberingAfterBreak="0">
+  <w:abstractNum w:abstractNumId="2" w15:restartNumberingAfterBreak="0">
     <w:nsid w:val="0CD92536"/>
     <w:multiLevelType w:val="multilevel"/>
     <w:tmpl w:val="63FC2F02"/>
@@ -3976,7 +6635,156 @@
       </w:rPr>
     </w:lvl>
   </w:abstractNum>
-  <w:abstractNum w:abstractNumId="2" w15:restartNumberingAfterBreak="0">
+  <w:abstractNum w:abstractNumId="3" w15:restartNumberingAfterBreak="0">
+    <w:nsid w:val="1A5A2CD2"/>
+    <w:multiLevelType w:val="multilevel"/>
+    <w:tmpl w:val="74041878"/>
+    <w:lvl w:ilvl="0">
+      <w:start w:val="1"/>
+      <w:numFmt w:val="bullet"/>
+      <w:lvlText w:val=""/>
+      <w:lvlJc w:val="left"/>
+      <w:pPr>
+        <w:tabs>
+          <w:tab w:val="num" w:pos="720"/>
+        </w:tabs>
+        <w:ind w:left="720" w:hanging="360"/>
+      </w:pPr>
+      <w:rPr>
+        <w:rFonts w:ascii="Symbol" w:hAnsi="Symbol" w:hint="default"/>
+        <w:sz w:val="20"/>
+      </w:rPr>
+    </w:lvl>
+    <w:lvl w:ilvl="1" w:tentative="1">
+      <w:start w:val="1"/>
+      <w:numFmt w:val="bullet"/>
+      <w:lvlText w:val="o"/>
+      <w:lvlJc w:val="left"/>
+      <w:pPr>
+        <w:tabs>
+          <w:tab w:val="num" w:pos="1440"/>
+        </w:tabs>
+        <w:ind w:left="1440" w:hanging="360"/>
+      </w:pPr>
+      <w:rPr>
+        <w:rFonts w:ascii="Courier New" w:hAnsi="Courier New" w:hint="default"/>
+        <w:sz w:val="20"/>
+      </w:rPr>
+    </w:lvl>
+    <w:lvl w:ilvl="2" w:tentative="1">
+      <w:start w:val="1"/>
+      <w:numFmt w:val="bullet"/>
+      <w:lvlText w:val=""/>
+      <w:lvlJc w:val="left"/>
+      <w:pPr>
+        <w:tabs>
+          <w:tab w:val="num" w:pos="2160"/>
+        </w:tabs>
+        <w:ind w:left="2160" w:hanging="360"/>
+      </w:pPr>
+      <w:rPr>
+        <w:rFonts w:ascii="Wingdings" w:hAnsi="Wingdings" w:hint="default"/>
+        <w:sz w:val="20"/>
+      </w:rPr>
+    </w:lvl>
+    <w:lvl w:ilvl="3" w:tentative="1">
+      <w:start w:val="1"/>
+      <w:numFmt w:val="bullet"/>
+      <w:lvlText w:val=""/>
+      <w:lvlJc w:val="left"/>
+      <w:pPr>
+        <w:tabs>
+          <w:tab w:val="num" w:pos="2880"/>
+        </w:tabs>
+        <w:ind w:left="2880" w:hanging="360"/>
+      </w:pPr>
+      <w:rPr>
+        <w:rFonts w:ascii="Wingdings" w:hAnsi="Wingdings" w:hint="default"/>
+        <w:sz w:val="20"/>
+      </w:rPr>
+    </w:lvl>
+    <w:lvl w:ilvl="4" w:tentative="1">
+      <w:start w:val="1"/>
+      <w:numFmt w:val="bullet"/>
+      <w:lvlText w:val=""/>
+      <w:lvlJc w:val="left"/>
+      <w:pPr>
+        <w:tabs>
+          <w:tab w:val="num" w:pos="3600"/>
+        </w:tabs>
+        <w:ind w:left="3600" w:hanging="360"/>
+      </w:pPr>
+      <w:rPr>
+        <w:rFonts w:ascii="Wingdings" w:hAnsi="Wingdings" w:hint="default"/>
+        <w:sz w:val="20"/>
+      </w:rPr>
+    </w:lvl>
+    <w:lvl w:ilvl="5" w:tentative="1">
+      <w:start w:val="1"/>
+      <w:numFmt w:val="bullet"/>
+      <w:lvlText w:val=""/>
+      <w:lvlJc w:val="left"/>
+      <w:pPr>
+        <w:tabs>
+          <w:tab w:val="num" w:pos="4320"/>
+        </w:tabs>
+        <w:ind w:left="4320" w:hanging="360"/>
+      </w:pPr>
+      <w:rPr>
+        <w:rFonts w:ascii="Wingdings" w:hAnsi="Wingdings" w:hint="default"/>
+        <w:sz w:val="20"/>
+      </w:rPr>
+    </w:lvl>
+    <w:lvl w:ilvl="6" w:tentative="1">
+      <w:start w:val="1"/>
+      <w:numFmt w:val="bullet"/>
+      <w:lvlText w:val=""/>
+      <w:lvlJc w:val="left"/>
+      <w:pPr>
+        <w:tabs>
+          <w:tab w:val="num" w:pos="5040"/>
+        </w:tabs>
+        <w:ind w:left="5040" w:hanging="360"/>
+      </w:pPr>
+      <w:rPr>
+        <w:rFonts w:ascii="Wingdings" w:hAnsi="Wingdings" w:hint="default"/>
+        <w:sz w:val="20"/>
+      </w:rPr>
+    </w:lvl>
+    <w:lvl w:ilvl="7" w:tentative="1">
+      <w:start w:val="1"/>
+      <w:numFmt w:val="bullet"/>
+      <w:lvlText w:val=""/>
+      <w:lvlJc w:val="left"/>
+      <w:pPr>
+        <w:tabs>
+          <w:tab w:val="num" w:pos="5760"/>
+        </w:tabs>
+        <w:ind w:left="5760" w:hanging="360"/>
+      </w:pPr>
+      <w:rPr>
+        <w:rFonts w:ascii="Wingdings" w:hAnsi="Wingdings" w:hint="default"/>
+        <w:sz w:val="20"/>
+      </w:rPr>
+    </w:lvl>
+    <w:lvl w:ilvl="8" w:tentative="1">
+      <w:start w:val="1"/>
+      <w:numFmt w:val="bullet"/>
+      <w:lvlText w:val=""/>
+      <w:lvlJc w:val="left"/>
+      <w:pPr>
+        <w:tabs>
+          <w:tab w:val="num" w:pos="6480"/>
+        </w:tabs>
+        <w:ind w:left="6480" w:hanging="360"/>
+      </w:pPr>
+      <w:rPr>
+        <w:rFonts w:ascii="Wingdings" w:hAnsi="Wingdings" w:hint="default"/>
+        <w:sz w:val="20"/>
+      </w:rPr>
+    </w:lvl>
+  </w:abstractNum>
+  <w:abstractNum w:abstractNumId="4" w15:restartNumberingAfterBreak="0">
     <w:nsid w:val="1BC17681"/>
     <w:multiLevelType w:val="multilevel"/>
     <w:tmpl w:val="18DAB8C2"/>
@@ -4097,7 +6905,305 @@
       </w:pPr>
     </w:lvl>
   </w:abstractNum>
-  <w:abstractNum w:abstractNumId="3" w15:restartNumberingAfterBreak="0">
+  <w:abstractNum w:abstractNumId="5" w15:restartNumberingAfterBreak="0">
+    <w:nsid w:val="1CDA0788"/>
+    <w:multiLevelType w:val="multilevel"/>
+    <w:tmpl w:val="4D3C6762"/>
+    <w:lvl w:ilvl="0">
+      <w:start w:val="1"/>
+      <w:numFmt w:val="bullet"/>
+      <w:lvlText w:val=""/>
+      <w:lvlJc w:val="left"/>
+      <w:pPr>
+        <w:tabs>
+          <w:tab w:val="num" w:pos="720"/>
+        </w:tabs>
+        <w:ind w:left="720" w:hanging="360"/>
+      </w:pPr>
+      <w:rPr>
+        <w:rFonts w:ascii="Symbol" w:hAnsi="Symbol" w:hint="default"/>
+        <w:sz w:val="20"/>
+      </w:rPr>
+    </w:lvl>
+    <w:lvl w:ilvl="1" w:tentative="1">
+      <w:start w:val="1"/>
+      <w:numFmt w:val="bullet"/>
+      <w:lvlText w:val="o"/>
+      <w:lvlJc w:val="left"/>
+      <w:pPr>
+        <w:tabs>
+          <w:tab w:val="num" w:pos="1440"/>
+        </w:tabs>
+        <w:ind w:left="1440" w:hanging="360"/>
+      </w:pPr>
+      <w:rPr>
+        <w:rFonts w:ascii="Courier New" w:hAnsi="Courier New" w:hint="default"/>
+        <w:sz w:val="20"/>
+      </w:rPr>
+    </w:lvl>
+    <w:lvl w:ilvl="2" w:tentative="1">
+      <w:start w:val="1"/>
+      <w:numFmt w:val="bullet"/>
+      <w:lvlText w:val=""/>
+      <w:lvlJc w:val="left"/>
+      <w:pPr>
+        <w:tabs>
+          <w:tab w:val="num" w:pos="2160"/>
+        </w:tabs>
+        <w:ind w:left="2160" w:hanging="360"/>
+      </w:pPr>
+      <w:rPr>
+        <w:rFonts w:ascii="Wingdings" w:hAnsi="Wingdings" w:hint="default"/>
+        <w:sz w:val="20"/>
+      </w:rPr>
+    </w:lvl>
+    <w:lvl w:ilvl="3" w:tentative="1">
+      <w:start w:val="1"/>
+      <w:numFmt w:val="bullet"/>
+      <w:lvlText w:val=""/>
+      <w:lvlJc w:val="left"/>
+      <w:pPr>
+        <w:tabs>
+          <w:tab w:val="num" w:pos="2880"/>
+        </w:tabs>
+        <w:ind w:left="2880" w:hanging="360"/>
+      </w:pPr>
+      <w:rPr>
+        <w:rFonts w:ascii="Wingdings" w:hAnsi="Wingdings" w:hint="default"/>
+        <w:sz w:val="20"/>
+      </w:rPr>
+    </w:lvl>
+    <w:lvl w:ilvl="4" w:tentative="1">
+      <w:start w:val="1"/>
+      <w:numFmt w:val="bullet"/>
+      <w:lvlText w:val=""/>
+      <w:lvlJc w:val="left"/>
+      <w:pPr>
+        <w:tabs>
+          <w:tab w:val="num" w:pos="3600"/>
+        </w:tabs>
+        <w:ind w:left="3600" w:hanging="360"/>
+      </w:pPr>
+      <w:rPr>
+        <w:rFonts w:ascii="Wingdings" w:hAnsi="Wingdings" w:hint="default"/>
+        <w:sz w:val="20"/>
+      </w:rPr>
+    </w:lvl>
+    <w:lvl w:ilvl="5" w:tentative="1">
+      <w:start w:val="1"/>
+      <w:numFmt w:val="bullet"/>
+      <w:lvlText w:val=""/>
+      <w:lvlJc w:val="left"/>
+      <w:pPr>
+        <w:tabs>
+          <w:tab w:val="num" w:pos="4320"/>
+        </w:tabs>
+        <w:ind w:left="4320" w:hanging="360"/>
+      </w:pPr>
+      <w:rPr>
+        <w:rFonts w:ascii="Wingdings" w:hAnsi="Wingdings" w:hint="default"/>
+        <w:sz w:val="20"/>
+      </w:rPr>
+    </w:lvl>
+    <w:lvl w:ilvl="6" w:tentative="1">
+      <w:start w:val="1"/>
+      <w:numFmt w:val="bullet"/>
+      <w:lvlText w:val=""/>
+      <w:lvlJc w:val="left"/>
+      <w:pPr>
+        <w:tabs>
+          <w:tab w:val="num" w:pos="5040"/>
+        </w:tabs>
+        <w:ind w:left="5040" w:hanging="360"/>
+      </w:pPr>
+      <w:rPr>
+        <w:rFonts w:ascii="Wingdings" w:hAnsi="Wingdings" w:hint="default"/>
+        <w:sz w:val="20"/>
+      </w:rPr>
+    </w:lvl>
+    <w:lvl w:ilvl="7" w:tentative="1">
+      <w:start w:val="1"/>
+      <w:numFmt w:val="bullet"/>
+      <w:lvlText w:val=""/>
+      <w:lvlJc w:val="left"/>
+      <w:pPr>
+        <w:tabs>
+          <w:tab w:val="num" w:pos="5760"/>
+        </w:tabs>
+        <w:ind w:left="5760" w:hanging="360"/>
+      </w:pPr>
+      <w:rPr>
+        <w:rFonts w:ascii="Wingdings" w:hAnsi="Wingdings" w:hint="default"/>
+        <w:sz w:val="20"/>
+      </w:rPr>
+    </w:lvl>
+    <w:lvl w:ilvl="8" w:tentative="1">
+      <w:start w:val="1"/>
+      <w:numFmt w:val="bullet"/>
+      <w:lvlText w:val=""/>
+      <w:lvlJc w:val="left"/>
+      <w:pPr>
+        <w:tabs>
+          <w:tab w:val="num" w:pos="6480"/>
+        </w:tabs>
+        <w:ind w:left="6480" w:hanging="360"/>
+      </w:pPr>
+      <w:rPr>
+        <w:rFonts w:ascii="Wingdings" w:hAnsi="Wingdings" w:hint="default"/>
+        <w:sz w:val="20"/>
+      </w:rPr>
+    </w:lvl>
+  </w:abstractNum>
+  <w:abstractNum w:abstractNumId="6" w15:restartNumberingAfterBreak="0">
+    <w:nsid w:val="29042DFF"/>
+    <w:multiLevelType w:val="multilevel"/>
+    <w:tmpl w:val="BB64943A"/>
+    <w:lvl w:ilvl="0">
+      <w:start w:val="1"/>
+      <w:numFmt w:val="bullet"/>
+      <w:lvlText w:val=""/>
+      <w:lvlJc w:val="left"/>
+      <w:pPr>
+        <w:tabs>
+          <w:tab w:val="num" w:pos="720"/>
+        </w:tabs>
+        <w:ind w:left="720" w:hanging="360"/>
+      </w:pPr>
+      <w:rPr>
+        <w:rFonts w:ascii="Symbol" w:hAnsi="Symbol" w:hint="default"/>
+        <w:sz w:val="20"/>
+      </w:rPr>
+    </w:lvl>
+    <w:lvl w:ilvl="1" w:tentative="1">
+      <w:start w:val="1"/>
+      <w:numFmt w:val="bullet"/>
+      <w:lvlText w:val="o"/>
+      <w:lvlJc w:val="left"/>
+      <w:pPr>
+        <w:tabs>
+          <w:tab w:val="num" w:pos="1440"/>
+        </w:tabs>
+        <w:ind w:left="1440" w:hanging="360"/>
+      </w:pPr>
+      <w:rPr>
+        <w:rFonts w:ascii="Courier New" w:hAnsi="Courier New" w:hint="default"/>
+        <w:sz w:val="20"/>
+      </w:rPr>
+    </w:lvl>
+    <w:lvl w:ilvl="2" w:tentative="1">
+      <w:start w:val="1"/>
+      <w:numFmt w:val="bullet"/>
+      <w:lvlText w:val=""/>
+      <w:lvlJc w:val="left"/>
+      <w:pPr>
+        <w:tabs>
+          <w:tab w:val="num" w:pos="2160"/>
+        </w:tabs>
+        <w:ind w:left="2160" w:hanging="360"/>
+      </w:pPr>
+      <w:rPr>
+        <w:rFonts w:ascii="Wingdings" w:hAnsi="Wingdings" w:hint="default"/>
+        <w:sz w:val="20"/>
+      </w:rPr>
+    </w:lvl>
+    <w:lvl w:ilvl="3" w:tentative="1">
+      <w:start w:val="1"/>
+      <w:numFmt w:val="bullet"/>
+      <w:lvlText w:val=""/>
+      <w:lvlJc w:val="left"/>
+      <w:pPr>
+        <w:tabs>
+          <w:tab w:val="num" w:pos="2880"/>
+        </w:tabs>
+        <w:ind w:left="2880" w:hanging="360"/>
+      </w:pPr>
+      <w:rPr>
+        <w:rFonts w:ascii="Wingdings" w:hAnsi="Wingdings" w:hint="default"/>
+        <w:sz w:val="20"/>
+      </w:rPr>
+    </w:lvl>
+    <w:lvl w:ilvl="4" w:tentative="1">
+      <w:start w:val="1"/>
+      <w:numFmt w:val="bullet"/>
+      <w:lvlText w:val=""/>
+      <w:lvlJc w:val="left"/>
+      <w:pPr>
+        <w:tabs>
+          <w:tab w:val="num" w:pos="3600"/>
+        </w:tabs>
+        <w:ind w:left="3600" w:hanging="360"/>
+      </w:pPr>
+      <w:rPr>
+        <w:rFonts w:ascii="Wingdings" w:hAnsi="Wingdings" w:hint="default"/>
+        <w:sz w:val="20"/>
+      </w:rPr>
+    </w:lvl>
+    <w:lvl w:ilvl="5" w:tentative="1">
+      <w:start w:val="1"/>
+      <w:numFmt w:val="bullet"/>
+      <w:lvlText w:val=""/>
+      <w:lvlJc w:val="left"/>
+      <w:pPr>
+        <w:tabs>
+          <w:tab w:val="num" w:pos="4320"/>
+        </w:tabs>
+        <w:ind w:left="4320" w:hanging="360"/>
+      </w:pPr>
+      <w:rPr>
+        <w:rFonts w:ascii="Wingdings" w:hAnsi="Wingdings" w:hint="default"/>
+        <w:sz w:val="20"/>
+      </w:rPr>
+    </w:lvl>
+    <w:lvl w:ilvl="6" w:tentative="1">
+      <w:start w:val="1"/>
+      <w:numFmt w:val="bullet"/>
+      <w:lvlText w:val=""/>
+      <w:lvlJc w:val="left"/>
+      <w:pPr>
+        <w:tabs>
+          <w:tab w:val="num" w:pos="5040"/>
+        </w:tabs>
+        <w:ind w:left="5040" w:hanging="360"/>
+      </w:pPr>
+      <w:rPr>
+        <w:rFonts w:ascii="Wingdings" w:hAnsi="Wingdings" w:hint="default"/>
+        <w:sz w:val="20"/>
+      </w:rPr>
+    </w:lvl>
+    <w:lvl w:ilvl="7" w:tentative="1">
+      <w:start w:val="1"/>
+      <w:numFmt w:val="bullet"/>
+      <w:lvlText w:val=""/>
+      <w:lvlJc w:val="left"/>
+      <w:pPr>
+        <w:tabs>
+          <w:tab w:val="num" w:pos="5760"/>
+        </w:tabs>
+        <w:ind w:left="5760" w:hanging="360"/>
+      </w:pPr>
+      <w:rPr>
+        <w:rFonts w:ascii="Wingdings" w:hAnsi="Wingdings" w:hint="default"/>
+        <w:sz w:val="20"/>
+      </w:rPr>
+    </w:lvl>
+    <w:lvl w:ilvl="8" w:tentative="1">
+      <w:start w:val="1"/>
+      <w:numFmt w:val="bullet"/>
+      <w:lvlText w:val=""/>
+      <w:lvlJc w:val="left"/>
+      <w:pPr>
+        <w:tabs>
+          <w:tab w:val="num" w:pos="6480"/>
+        </w:tabs>
+        <w:ind w:left="6480" w:hanging="360"/>
+      </w:pPr>
+      <w:rPr>
+        <w:rFonts w:ascii="Wingdings" w:hAnsi="Wingdings" w:hint="default"/>
+        <w:sz w:val="20"/>
+      </w:rPr>
+    </w:lvl>
+  </w:abstractNum>
+  <w:abstractNum w:abstractNumId="7" w15:restartNumberingAfterBreak="0">
     <w:nsid w:val="2AD9048D"/>
     <w:multiLevelType w:val="multilevel"/>
     <w:tmpl w:val="9E6C0F6C"/>
@@ -4218,7 +7324,305 @@
       </w:pPr>
     </w:lvl>
   </w:abstractNum>
-  <w:abstractNum w:abstractNumId="4" w15:restartNumberingAfterBreak="0">
+  <w:abstractNum w:abstractNumId="8" w15:restartNumberingAfterBreak="0">
+    <w:nsid w:val="2BD37BE8"/>
+    <w:multiLevelType w:val="multilevel"/>
+    <w:tmpl w:val="9A7865E6"/>
+    <w:lvl w:ilvl="0">
+      <w:start w:val="1"/>
+      <w:numFmt w:val="bullet"/>
+      <w:lvlText w:val=""/>
+      <w:lvlJc w:val="left"/>
+      <w:pPr>
+        <w:tabs>
+          <w:tab w:val="num" w:pos="720"/>
+        </w:tabs>
+        <w:ind w:left="720" w:hanging="360"/>
+      </w:pPr>
+      <w:rPr>
+        <w:rFonts w:ascii="Symbol" w:hAnsi="Symbol" w:hint="default"/>
+        <w:sz w:val="20"/>
+      </w:rPr>
+    </w:lvl>
+    <w:lvl w:ilvl="1" w:tentative="1">
+      <w:start w:val="1"/>
+      <w:numFmt w:val="bullet"/>
+      <w:lvlText w:val="o"/>
+      <w:lvlJc w:val="left"/>
+      <w:pPr>
+        <w:tabs>
+          <w:tab w:val="num" w:pos="1440"/>
+        </w:tabs>
+        <w:ind w:left="1440" w:hanging="360"/>
+      </w:pPr>
+      <w:rPr>
+        <w:rFonts w:ascii="Courier New" w:hAnsi="Courier New" w:hint="default"/>
+        <w:sz w:val="20"/>
+      </w:rPr>
+    </w:lvl>
+    <w:lvl w:ilvl="2" w:tentative="1">
+      <w:start w:val="1"/>
+      <w:numFmt w:val="bullet"/>
+      <w:lvlText w:val=""/>
+      <w:lvlJc w:val="left"/>
+      <w:pPr>
+        <w:tabs>
+          <w:tab w:val="num" w:pos="2160"/>
+        </w:tabs>
+        <w:ind w:left="2160" w:hanging="360"/>
+      </w:pPr>
+      <w:rPr>
+        <w:rFonts w:ascii="Wingdings" w:hAnsi="Wingdings" w:hint="default"/>
+        <w:sz w:val="20"/>
+      </w:rPr>
+    </w:lvl>
+    <w:lvl w:ilvl="3" w:tentative="1">
+      <w:start w:val="1"/>
+      <w:numFmt w:val="bullet"/>
+      <w:lvlText w:val=""/>
+      <w:lvlJc w:val="left"/>
+      <w:pPr>
+        <w:tabs>
+          <w:tab w:val="num" w:pos="2880"/>
+        </w:tabs>
+        <w:ind w:left="2880" w:hanging="360"/>
+      </w:pPr>
+      <w:rPr>
+        <w:rFonts w:ascii="Wingdings" w:hAnsi="Wingdings" w:hint="default"/>
+        <w:sz w:val="20"/>
+      </w:rPr>
+    </w:lvl>
+    <w:lvl w:ilvl="4" w:tentative="1">
+      <w:start w:val="1"/>
+      <w:numFmt w:val="bullet"/>
+      <w:lvlText w:val=""/>
+      <w:lvlJc w:val="left"/>
+      <w:pPr>
+        <w:tabs>
+          <w:tab w:val="num" w:pos="3600"/>
+        </w:tabs>
+        <w:ind w:left="3600" w:hanging="360"/>
+      </w:pPr>
+      <w:rPr>
+        <w:rFonts w:ascii="Wingdings" w:hAnsi="Wingdings" w:hint="default"/>
+        <w:sz w:val="20"/>
+      </w:rPr>
+    </w:lvl>
+    <w:lvl w:ilvl="5" w:tentative="1">
+      <w:start w:val="1"/>
+      <w:numFmt w:val="bullet"/>
+      <w:lvlText w:val=""/>
+      <w:lvlJc w:val="left"/>
+      <w:pPr>
+        <w:tabs>
+          <w:tab w:val="num" w:pos="4320"/>
+        </w:tabs>
+        <w:ind w:left="4320" w:hanging="360"/>
+      </w:pPr>
+      <w:rPr>
+        <w:rFonts w:ascii="Wingdings" w:hAnsi="Wingdings" w:hint="default"/>
+        <w:sz w:val="20"/>
+      </w:rPr>
+    </w:lvl>
+    <w:lvl w:ilvl="6" w:tentative="1">
+      <w:start w:val="1"/>
+      <w:numFmt w:val="bullet"/>
+      <w:lvlText w:val=""/>
+      <w:lvlJc w:val="left"/>
+      <w:pPr>
+        <w:tabs>
+          <w:tab w:val="num" w:pos="5040"/>
+        </w:tabs>
+        <w:ind w:left="5040" w:hanging="360"/>
+      </w:pPr>
+      <w:rPr>
+        <w:rFonts w:ascii="Wingdings" w:hAnsi="Wingdings" w:hint="default"/>
+        <w:sz w:val="20"/>
+      </w:rPr>
+    </w:lvl>
+    <w:lvl w:ilvl="7" w:tentative="1">
+      <w:start w:val="1"/>
+      <w:numFmt w:val="bullet"/>
+      <w:lvlText w:val=""/>
+      <w:lvlJc w:val="left"/>
+      <w:pPr>
+        <w:tabs>
+          <w:tab w:val="num" w:pos="5760"/>
+        </w:tabs>
+        <w:ind w:left="5760" w:hanging="360"/>
+      </w:pPr>
+      <w:rPr>
+        <w:rFonts w:ascii="Wingdings" w:hAnsi="Wingdings" w:hint="default"/>
+        <w:sz w:val="20"/>
+      </w:rPr>
+    </w:lvl>
+    <w:lvl w:ilvl="8" w:tentative="1">
+      <w:start w:val="1"/>
+      <w:numFmt w:val="bullet"/>
+      <w:lvlText w:val=""/>
+      <w:lvlJc w:val="left"/>
+      <w:pPr>
+        <w:tabs>
+          <w:tab w:val="num" w:pos="6480"/>
+        </w:tabs>
+        <w:ind w:left="6480" w:hanging="360"/>
+      </w:pPr>
+      <w:rPr>
+        <w:rFonts w:ascii="Wingdings" w:hAnsi="Wingdings" w:hint="default"/>
+        <w:sz w:val="20"/>
+      </w:rPr>
+    </w:lvl>
+  </w:abstractNum>
+  <w:abstractNum w:abstractNumId="9" w15:restartNumberingAfterBreak="0">
+    <w:nsid w:val="2D861F7B"/>
+    <w:multiLevelType w:val="multilevel"/>
+    <w:tmpl w:val="C07E4DE0"/>
+    <w:lvl w:ilvl="0">
+      <w:start w:val="1"/>
+      <w:numFmt w:val="bullet"/>
+      <w:lvlText w:val=""/>
+      <w:lvlJc w:val="left"/>
+      <w:pPr>
+        <w:tabs>
+          <w:tab w:val="num" w:pos="720"/>
+        </w:tabs>
+        <w:ind w:left="720" w:hanging="360"/>
+      </w:pPr>
+      <w:rPr>
+        <w:rFonts w:ascii="Symbol" w:hAnsi="Symbol" w:hint="default"/>
+        <w:sz w:val="20"/>
+      </w:rPr>
+    </w:lvl>
+    <w:lvl w:ilvl="1" w:tentative="1">
+      <w:start w:val="1"/>
+      <w:numFmt w:val="bullet"/>
+      <w:lvlText w:val="o"/>
+      <w:lvlJc w:val="left"/>
+      <w:pPr>
+        <w:tabs>
+          <w:tab w:val="num" w:pos="1440"/>
+        </w:tabs>
+        <w:ind w:left="1440" w:hanging="360"/>
+      </w:pPr>
+      <w:rPr>
+        <w:rFonts w:ascii="Courier New" w:hAnsi="Courier New" w:hint="default"/>
+        <w:sz w:val="20"/>
+      </w:rPr>
+    </w:lvl>
+    <w:lvl w:ilvl="2" w:tentative="1">
+      <w:start w:val="1"/>
+      <w:numFmt w:val="bullet"/>
+      <w:lvlText w:val=""/>
+      <w:lvlJc w:val="left"/>
+      <w:pPr>
+        <w:tabs>
+          <w:tab w:val="num" w:pos="2160"/>
+        </w:tabs>
+        <w:ind w:left="2160" w:hanging="360"/>
+      </w:pPr>
+      <w:rPr>
+        <w:rFonts w:ascii="Wingdings" w:hAnsi="Wingdings" w:hint="default"/>
+        <w:sz w:val="20"/>
+      </w:rPr>
+    </w:lvl>
+    <w:lvl w:ilvl="3" w:tentative="1">
+      <w:start w:val="1"/>
+      <w:numFmt w:val="bullet"/>
+      <w:lvlText w:val=""/>
+      <w:lvlJc w:val="left"/>
+      <w:pPr>
+        <w:tabs>
+          <w:tab w:val="num" w:pos="2880"/>
+        </w:tabs>
+        <w:ind w:left="2880" w:hanging="360"/>
+      </w:pPr>
+      <w:rPr>
+        <w:rFonts w:ascii="Wingdings" w:hAnsi="Wingdings" w:hint="default"/>
+        <w:sz w:val="20"/>
+      </w:rPr>
+    </w:lvl>
+    <w:lvl w:ilvl="4" w:tentative="1">
+      <w:start w:val="1"/>
+      <w:numFmt w:val="bullet"/>
+      <w:lvlText w:val=""/>
+      <w:lvlJc w:val="left"/>
+      <w:pPr>
+        <w:tabs>
+          <w:tab w:val="num" w:pos="3600"/>
+        </w:tabs>
+        <w:ind w:left="3600" w:hanging="360"/>
+      </w:pPr>
+      <w:rPr>
+        <w:rFonts w:ascii="Wingdings" w:hAnsi="Wingdings" w:hint="default"/>
+        <w:sz w:val="20"/>
+      </w:rPr>
+    </w:lvl>
+    <w:lvl w:ilvl="5" w:tentative="1">
+      <w:start w:val="1"/>
+      <w:numFmt w:val="bullet"/>
+      <w:lvlText w:val=""/>
+      <w:lvlJc w:val="left"/>
+      <w:pPr>
+        <w:tabs>
+          <w:tab w:val="num" w:pos="4320"/>
+        </w:tabs>
+        <w:ind w:left="4320" w:hanging="360"/>
+      </w:pPr>
+      <w:rPr>
+        <w:rFonts w:ascii="Wingdings" w:hAnsi="Wingdings" w:hint="default"/>
+        <w:sz w:val="20"/>
+      </w:rPr>
+    </w:lvl>
+    <w:lvl w:ilvl="6" w:tentative="1">
+      <w:start w:val="1"/>
+      <w:numFmt w:val="bullet"/>
+      <w:lvlText w:val=""/>
+      <w:lvlJc w:val="left"/>
+      <w:pPr>
+        <w:tabs>
+          <w:tab w:val="num" w:pos="5040"/>
+        </w:tabs>
+        <w:ind w:left="5040" w:hanging="360"/>
+      </w:pPr>
+      <w:rPr>
+        <w:rFonts w:ascii="Wingdings" w:hAnsi="Wingdings" w:hint="default"/>
+        <w:sz w:val="20"/>
+      </w:rPr>
+    </w:lvl>
+    <w:lvl w:ilvl="7" w:tentative="1">
+      <w:start w:val="1"/>
+      <w:numFmt w:val="bullet"/>
+      <w:lvlText w:val=""/>
+      <w:lvlJc w:val="left"/>
+      <w:pPr>
+        <w:tabs>
+          <w:tab w:val="num" w:pos="5760"/>
+        </w:tabs>
+        <w:ind w:left="5760" w:hanging="360"/>
+      </w:pPr>
+      <w:rPr>
+        <w:rFonts w:ascii="Wingdings" w:hAnsi="Wingdings" w:hint="default"/>
+        <w:sz w:val="20"/>
+      </w:rPr>
+    </w:lvl>
+    <w:lvl w:ilvl="8" w:tentative="1">
+      <w:start w:val="1"/>
+      <w:numFmt w:val="bullet"/>
+      <w:lvlText w:val=""/>
+      <w:lvlJc w:val="left"/>
+      <w:pPr>
+        <w:tabs>
+          <w:tab w:val="num" w:pos="6480"/>
+        </w:tabs>
+        <w:ind w:left="6480" w:hanging="360"/>
+      </w:pPr>
+      <w:rPr>
+        <w:rFonts w:ascii="Wingdings" w:hAnsi="Wingdings" w:hint="default"/>
+        <w:sz w:val="20"/>
+      </w:rPr>
+    </w:lvl>
+  </w:abstractNum>
+  <w:abstractNum w:abstractNumId="10" w15:restartNumberingAfterBreak="0">
     <w:nsid w:val="2FEA5573"/>
     <w:multiLevelType w:val="multilevel"/>
     <w:tmpl w:val="CEECB1EA"/>
@@ -4367,7 +7771,7 @@
       </w:rPr>
     </w:lvl>
   </w:abstractNum>
-  <w:abstractNum w:abstractNumId="5" w15:restartNumberingAfterBreak="0">
+  <w:abstractNum w:abstractNumId="11" w15:restartNumberingAfterBreak="0">
     <w:nsid w:val="33476BB6"/>
     <w:multiLevelType w:val="multilevel"/>
     <w:tmpl w:val="DA382F94"/>
@@ -4516,7 +7920,7 @@
       </w:rPr>
     </w:lvl>
   </w:abstractNum>
-  <w:abstractNum w:abstractNumId="6" w15:restartNumberingAfterBreak="0">
+  <w:abstractNum w:abstractNumId="12" w15:restartNumberingAfterBreak="0">
     <w:nsid w:val="34236999"/>
     <w:multiLevelType w:val="multilevel"/>
     <w:tmpl w:val="B9CE9DC2"/>
@@ -4665,7 +8069,7 @@
       </w:rPr>
     </w:lvl>
   </w:abstractNum>
-  <w:abstractNum w:abstractNumId="7" w15:restartNumberingAfterBreak="0">
+  <w:abstractNum w:abstractNumId="13" w15:restartNumberingAfterBreak="0">
     <w:nsid w:val="37587214"/>
     <w:multiLevelType w:val="multilevel"/>
     <w:tmpl w:val="81F2A450"/>
@@ -4814,7 +8218,156 @@
       </w:rPr>
     </w:lvl>
   </w:abstractNum>
-  <w:abstractNum w:abstractNumId="8" w15:restartNumberingAfterBreak="0">
+  <w:abstractNum w:abstractNumId="14" w15:restartNumberingAfterBreak="0">
+    <w:nsid w:val="38B36DD5"/>
+    <w:multiLevelType w:val="multilevel"/>
+    <w:tmpl w:val="A6F0CD28"/>
+    <w:lvl w:ilvl="0">
+      <w:start w:val="1"/>
+      <w:numFmt w:val="bullet"/>
+      <w:lvlText w:val=""/>
+      <w:lvlJc w:val="left"/>
+      <w:pPr>
+        <w:tabs>
+          <w:tab w:val="num" w:pos="720"/>
+        </w:tabs>
+        <w:ind w:left="720" w:hanging="360"/>
+      </w:pPr>
+      <w:rPr>
+        <w:rFonts w:ascii="Symbol" w:hAnsi="Symbol" w:hint="default"/>
+        <w:sz w:val="20"/>
+      </w:rPr>
+    </w:lvl>
+    <w:lvl w:ilvl="1" w:tentative="1">
+      <w:start w:val="1"/>
+      <w:numFmt w:val="bullet"/>
+      <w:lvlText w:val="o"/>
+      <w:lvlJc w:val="left"/>
+      <w:pPr>
+        <w:tabs>
+          <w:tab w:val="num" w:pos="1440"/>
+        </w:tabs>
+        <w:ind w:left="1440" w:hanging="360"/>
+      </w:pPr>
+      <w:rPr>
+        <w:rFonts w:ascii="Courier New" w:hAnsi="Courier New" w:hint="default"/>
+        <w:sz w:val="20"/>
+      </w:rPr>
+    </w:lvl>
+    <w:lvl w:ilvl="2" w:tentative="1">
+      <w:start w:val="1"/>
+      <w:numFmt w:val="bullet"/>
+      <w:lvlText w:val=""/>
+      <w:lvlJc w:val="left"/>
+      <w:pPr>
+        <w:tabs>
+          <w:tab w:val="num" w:pos="2160"/>
+        </w:tabs>
+        <w:ind w:left="2160" w:hanging="360"/>
+      </w:pPr>
+      <w:rPr>
+        <w:rFonts w:ascii="Wingdings" w:hAnsi="Wingdings" w:hint="default"/>
+        <w:sz w:val="20"/>
+      </w:rPr>
+    </w:lvl>
+    <w:lvl w:ilvl="3" w:tentative="1">
+      <w:start w:val="1"/>
+      <w:numFmt w:val="bullet"/>
+      <w:lvlText w:val=""/>
+      <w:lvlJc w:val="left"/>
+      <w:pPr>
+        <w:tabs>
+          <w:tab w:val="num" w:pos="2880"/>
+        </w:tabs>
+        <w:ind w:left="2880" w:hanging="360"/>
+      </w:pPr>
+      <w:rPr>
+        <w:rFonts w:ascii="Wingdings" w:hAnsi="Wingdings" w:hint="default"/>
+        <w:sz w:val="20"/>
+      </w:rPr>
+    </w:lvl>
+    <w:lvl w:ilvl="4" w:tentative="1">
+      <w:start w:val="1"/>
+      <w:numFmt w:val="bullet"/>
+      <w:lvlText w:val=""/>
+      <w:lvlJc w:val="left"/>
+      <w:pPr>
+        <w:tabs>
+          <w:tab w:val="num" w:pos="3600"/>
+        </w:tabs>
+        <w:ind w:left="3600" w:hanging="360"/>
+      </w:pPr>
+      <w:rPr>
+        <w:rFonts w:ascii="Wingdings" w:hAnsi="Wingdings" w:hint="default"/>
+        <w:sz w:val="20"/>
+      </w:rPr>
+    </w:lvl>
+    <w:lvl w:ilvl="5" w:tentative="1">
+      <w:start w:val="1"/>
+      <w:numFmt w:val="bullet"/>
+      <w:lvlText w:val=""/>
+      <w:lvlJc w:val="left"/>
+      <w:pPr>
+        <w:tabs>
+          <w:tab w:val="num" w:pos="4320"/>
+        </w:tabs>
+        <w:ind w:left="4320" w:hanging="360"/>
+      </w:pPr>
+      <w:rPr>
+        <w:rFonts w:ascii="Wingdings" w:hAnsi="Wingdings" w:hint="default"/>
+        <w:sz w:val="20"/>
+      </w:rPr>
+    </w:lvl>
+    <w:lvl w:ilvl="6" w:tentative="1">
+      <w:start w:val="1"/>
+      <w:numFmt w:val="bullet"/>
+      <w:lvlText w:val=""/>
+      <w:lvlJc w:val="left"/>
+      <w:pPr>
+        <w:tabs>
+          <w:tab w:val="num" w:pos="5040"/>
+        </w:tabs>
+        <w:ind w:left="5040" w:hanging="360"/>
+      </w:pPr>
+      <w:rPr>
+        <w:rFonts w:ascii="Wingdings" w:hAnsi="Wingdings" w:hint="default"/>
+        <w:sz w:val="20"/>
+      </w:rPr>
+    </w:lvl>
+    <w:lvl w:ilvl="7" w:tentative="1">
+      <w:start w:val="1"/>
+      <w:numFmt w:val="bullet"/>
+      <w:lvlText w:val=""/>
+      <w:lvlJc w:val="left"/>
+      <w:pPr>
+        <w:tabs>
+          <w:tab w:val="num" w:pos="5760"/>
+        </w:tabs>
+        <w:ind w:left="5760" w:hanging="360"/>
+      </w:pPr>
+      <w:rPr>
+        <w:rFonts w:ascii="Wingdings" w:hAnsi="Wingdings" w:hint="default"/>
+        <w:sz w:val="20"/>
+      </w:rPr>
+    </w:lvl>
+    <w:lvl w:ilvl="8" w:tentative="1">
+      <w:start w:val="1"/>
+      <w:numFmt w:val="bullet"/>
+      <w:lvlText w:val=""/>
+      <w:lvlJc w:val="left"/>
+      <w:pPr>
+        <w:tabs>
+          <w:tab w:val="num" w:pos="6480"/>
+        </w:tabs>
+        <w:ind w:left="6480" w:hanging="360"/>
+      </w:pPr>
+      <w:rPr>
+        <w:rFonts w:ascii="Wingdings" w:hAnsi="Wingdings" w:hint="default"/>
+        <w:sz w:val="20"/>
+      </w:rPr>
+    </w:lvl>
+  </w:abstractNum>
+  <w:abstractNum w:abstractNumId="15" w15:restartNumberingAfterBreak="0">
     <w:nsid w:val="429A510D"/>
     <w:multiLevelType w:val="multilevel"/>
     <w:tmpl w:val="43E8A73C"/>
@@ -4935,7 +8488,7 @@
       </w:pPr>
     </w:lvl>
   </w:abstractNum>
-  <w:abstractNum w:abstractNumId="9" w15:restartNumberingAfterBreak="0">
+  <w:abstractNum w:abstractNumId="16" w15:restartNumberingAfterBreak="0">
     <w:nsid w:val="4E4323AD"/>
     <w:multiLevelType w:val="multilevel"/>
     <w:tmpl w:val="D08C2594"/>
@@ -5084,7 +8637,7 @@
       </w:rPr>
     </w:lvl>
   </w:abstractNum>
-  <w:abstractNum w:abstractNumId="10" w15:restartNumberingAfterBreak="0">
+  <w:abstractNum w:abstractNumId="17" w15:restartNumberingAfterBreak="0">
     <w:nsid w:val="52386E20"/>
     <w:multiLevelType w:val="multilevel"/>
     <w:tmpl w:val="0BB69FBE"/>
@@ -5233,7 +8786,156 @@
       </w:rPr>
     </w:lvl>
   </w:abstractNum>
-  <w:abstractNum w:abstractNumId="11" w15:restartNumberingAfterBreak="0">
+  <w:abstractNum w:abstractNumId="18" w15:restartNumberingAfterBreak="0">
+    <w:nsid w:val="573C4E62"/>
+    <w:multiLevelType w:val="multilevel"/>
+    <w:tmpl w:val="A16C4356"/>
+    <w:lvl w:ilvl="0">
+      <w:start w:val="1"/>
+      <w:numFmt w:val="bullet"/>
+      <w:lvlText w:val=""/>
+      <w:lvlJc w:val="left"/>
+      <w:pPr>
+        <w:tabs>
+          <w:tab w:val="num" w:pos="720"/>
+        </w:tabs>
+        <w:ind w:left="720" w:hanging="360"/>
+      </w:pPr>
+      <w:rPr>
+        <w:rFonts w:ascii="Symbol" w:hAnsi="Symbol" w:hint="default"/>
+        <w:sz w:val="20"/>
+      </w:rPr>
+    </w:lvl>
+    <w:lvl w:ilvl="1" w:tentative="1">
+      <w:start w:val="1"/>
+      <w:numFmt w:val="bullet"/>
+      <w:lvlText w:val="o"/>
+      <w:lvlJc w:val="left"/>
+      <w:pPr>
+        <w:tabs>
+          <w:tab w:val="num" w:pos="1440"/>
+        </w:tabs>
+        <w:ind w:left="1440" w:hanging="360"/>
+      </w:pPr>
+      <w:rPr>
+        <w:rFonts w:ascii="Courier New" w:hAnsi="Courier New" w:hint="default"/>
+        <w:sz w:val="20"/>
+      </w:rPr>
+    </w:lvl>
+    <w:lvl w:ilvl="2" w:tentative="1">
+      <w:start w:val="1"/>
+      <w:numFmt w:val="bullet"/>
+      <w:lvlText w:val=""/>
+      <w:lvlJc w:val="left"/>
+      <w:pPr>
+        <w:tabs>
+          <w:tab w:val="num" w:pos="2160"/>
+        </w:tabs>
+        <w:ind w:left="2160" w:hanging="360"/>
+      </w:pPr>
+      <w:rPr>
+        <w:rFonts w:ascii="Wingdings" w:hAnsi="Wingdings" w:hint="default"/>
+        <w:sz w:val="20"/>
+      </w:rPr>
+    </w:lvl>
+    <w:lvl w:ilvl="3" w:tentative="1">
+      <w:start w:val="1"/>
+      <w:numFmt w:val="bullet"/>
+      <w:lvlText w:val=""/>
+      <w:lvlJc w:val="left"/>
+      <w:pPr>
+        <w:tabs>
+          <w:tab w:val="num" w:pos="2880"/>
+        </w:tabs>
+        <w:ind w:left="2880" w:hanging="360"/>
+      </w:pPr>
+      <w:rPr>
+        <w:rFonts w:ascii="Wingdings" w:hAnsi="Wingdings" w:hint="default"/>
+        <w:sz w:val="20"/>
+      </w:rPr>
+    </w:lvl>
+    <w:lvl w:ilvl="4" w:tentative="1">
+      <w:start w:val="1"/>
+      <w:numFmt w:val="bullet"/>
+      <w:lvlText w:val=""/>
+      <w:lvlJc w:val="left"/>
+      <w:pPr>
+        <w:tabs>
+          <w:tab w:val="num" w:pos="3600"/>
+        </w:tabs>
+        <w:ind w:left="3600" w:hanging="360"/>
+      </w:pPr>
+      <w:rPr>
+        <w:rFonts w:ascii="Wingdings" w:hAnsi="Wingdings" w:hint="default"/>
+        <w:sz w:val="20"/>
+      </w:rPr>
+    </w:lvl>
+    <w:lvl w:ilvl="5" w:tentative="1">
+      <w:start w:val="1"/>
+      <w:numFmt w:val="bullet"/>
+      <w:lvlText w:val=""/>
+      <w:lvlJc w:val="left"/>
+      <w:pPr>
+        <w:tabs>
+          <w:tab w:val="num" w:pos="4320"/>
+        </w:tabs>
+        <w:ind w:left="4320" w:hanging="360"/>
+      </w:pPr>
+      <w:rPr>
+        <w:rFonts w:ascii="Wingdings" w:hAnsi="Wingdings" w:hint="default"/>
+        <w:sz w:val="20"/>
+      </w:rPr>
+    </w:lvl>
+    <w:lvl w:ilvl="6" w:tentative="1">
+      <w:start w:val="1"/>
+      <w:numFmt w:val="bullet"/>
+      <w:lvlText w:val=""/>
+      <w:lvlJc w:val="left"/>
+      <w:pPr>
+        <w:tabs>
+          <w:tab w:val="num" w:pos="5040"/>
+        </w:tabs>
+        <w:ind w:left="5040" w:hanging="360"/>
+      </w:pPr>
+      <w:rPr>
+        <w:rFonts w:ascii="Wingdings" w:hAnsi="Wingdings" w:hint="default"/>
+        <w:sz w:val="20"/>
+      </w:rPr>
+    </w:lvl>
+    <w:lvl w:ilvl="7" w:tentative="1">
+      <w:start w:val="1"/>
+      <w:numFmt w:val="bullet"/>
+      <w:lvlText w:val=""/>
+      <w:lvlJc w:val="left"/>
+      <w:pPr>
+        <w:tabs>
+          <w:tab w:val="num" w:pos="5760"/>
+        </w:tabs>
+        <w:ind w:left="5760" w:hanging="360"/>
+      </w:pPr>
+      <w:rPr>
+        <w:rFonts w:ascii="Wingdings" w:hAnsi="Wingdings" w:hint="default"/>
+        <w:sz w:val="20"/>
+      </w:rPr>
+    </w:lvl>
+    <w:lvl w:ilvl="8" w:tentative="1">
+      <w:start w:val="1"/>
+      <w:numFmt w:val="bullet"/>
+      <w:lvlText w:val=""/>
+      <w:lvlJc w:val="left"/>
+      <w:pPr>
+        <w:tabs>
+          <w:tab w:val="num" w:pos="6480"/>
+        </w:tabs>
+        <w:ind w:left="6480" w:hanging="360"/>
+      </w:pPr>
+      <w:rPr>
+        <w:rFonts w:ascii="Wingdings" w:hAnsi="Wingdings" w:hint="default"/>
+        <w:sz w:val="20"/>
+      </w:rPr>
+    </w:lvl>
+  </w:abstractNum>
+  <w:abstractNum w:abstractNumId="19" w15:restartNumberingAfterBreak="0">
     <w:nsid w:val="5C097C3E"/>
     <w:multiLevelType w:val="multilevel"/>
     <w:tmpl w:val="33861614"/>
@@ -5358,7 +9060,7 @@
       </w:pPr>
     </w:lvl>
   </w:abstractNum>
-  <w:abstractNum w:abstractNumId="12" w15:restartNumberingAfterBreak="0">
+  <w:abstractNum w:abstractNumId="20" w15:restartNumberingAfterBreak="0">
     <w:nsid w:val="5CE57AA8"/>
     <w:multiLevelType w:val="multilevel"/>
     <w:tmpl w:val="8F646BC4"/>
@@ -5507,7 +9209,156 @@
       </w:rPr>
     </w:lvl>
   </w:abstractNum>
-  <w:abstractNum w:abstractNumId="13" w15:restartNumberingAfterBreak="0">
+  <w:abstractNum w:abstractNumId="21" w15:restartNumberingAfterBreak="0">
+    <w:nsid w:val="6C52637F"/>
+    <w:multiLevelType w:val="multilevel"/>
+    <w:tmpl w:val="7B8AF362"/>
+    <w:lvl w:ilvl="0">
+      <w:start w:val="1"/>
+      <w:numFmt w:val="bullet"/>
+      <w:lvlText w:val=""/>
+      <w:lvlJc w:val="left"/>
+      <w:pPr>
+        <w:tabs>
+          <w:tab w:val="num" w:pos="720"/>
+        </w:tabs>
+        <w:ind w:left="720" w:hanging="360"/>
+      </w:pPr>
+      <w:rPr>
+        <w:rFonts w:ascii="Symbol" w:hAnsi="Symbol" w:hint="default"/>
+        <w:sz w:val="20"/>
+      </w:rPr>
+    </w:lvl>
+    <w:lvl w:ilvl="1" w:tentative="1">
+      <w:start w:val="1"/>
+      <w:numFmt w:val="bullet"/>
+      <w:lvlText w:val="o"/>
+      <w:lvlJc w:val="left"/>
+      <w:pPr>
+        <w:tabs>
+          <w:tab w:val="num" w:pos="1440"/>
+        </w:tabs>
+        <w:ind w:left="1440" w:hanging="360"/>
+      </w:pPr>
+      <w:rPr>
+        <w:rFonts w:ascii="Courier New" w:hAnsi="Courier New" w:hint="default"/>
+        <w:sz w:val="20"/>
+      </w:rPr>
+    </w:lvl>
+    <w:lvl w:ilvl="2" w:tentative="1">
+      <w:start w:val="1"/>
+      <w:numFmt w:val="bullet"/>
+      <w:lvlText w:val=""/>
+      <w:lvlJc w:val="left"/>
+      <w:pPr>
+        <w:tabs>
+          <w:tab w:val="num" w:pos="2160"/>
+        </w:tabs>
+        <w:ind w:left="2160" w:hanging="360"/>
+      </w:pPr>
+      <w:rPr>
+        <w:rFonts w:ascii="Wingdings" w:hAnsi="Wingdings" w:hint="default"/>
+        <w:sz w:val="20"/>
+      </w:rPr>
+    </w:lvl>
+    <w:lvl w:ilvl="3" w:tentative="1">
+      <w:start w:val="1"/>
+      <w:numFmt w:val="bullet"/>
+      <w:lvlText w:val=""/>
+      <w:lvlJc w:val="left"/>
+      <w:pPr>
+        <w:tabs>
+          <w:tab w:val="num" w:pos="2880"/>
+        </w:tabs>
+        <w:ind w:left="2880" w:hanging="360"/>
+      </w:pPr>
+      <w:rPr>
+        <w:rFonts w:ascii="Wingdings" w:hAnsi="Wingdings" w:hint="default"/>
+        <w:sz w:val="20"/>
+      </w:rPr>
+    </w:lvl>
+    <w:lvl w:ilvl="4" w:tentative="1">
+      <w:start w:val="1"/>
+      <w:numFmt w:val="bullet"/>
+      <w:lvlText w:val=""/>
+      <w:lvlJc w:val="left"/>
+      <w:pPr>
+        <w:tabs>
+          <w:tab w:val="num" w:pos="3600"/>
+        </w:tabs>
+        <w:ind w:left="3600" w:hanging="360"/>
+      </w:pPr>
+      <w:rPr>
+        <w:rFonts w:ascii="Wingdings" w:hAnsi="Wingdings" w:hint="default"/>
+        <w:sz w:val="20"/>
+      </w:rPr>
+    </w:lvl>
+    <w:lvl w:ilvl="5" w:tentative="1">
+      <w:start w:val="1"/>
+      <w:numFmt w:val="bullet"/>
+      <w:lvlText w:val=""/>
+      <w:lvlJc w:val="left"/>
+      <w:pPr>
+        <w:tabs>
+          <w:tab w:val="num" w:pos="4320"/>
+        </w:tabs>
+        <w:ind w:left="4320" w:hanging="360"/>
+      </w:pPr>
+      <w:rPr>
+        <w:rFonts w:ascii="Wingdings" w:hAnsi="Wingdings" w:hint="default"/>
+        <w:sz w:val="20"/>
+      </w:rPr>
+    </w:lvl>
+    <w:lvl w:ilvl="6" w:tentative="1">
+      <w:start w:val="1"/>
+      <w:numFmt w:val="bullet"/>
+      <w:lvlText w:val=""/>
+      <w:lvlJc w:val="left"/>
+      <w:pPr>
+        <w:tabs>
+          <w:tab w:val="num" w:pos="5040"/>
+        </w:tabs>
+        <w:ind w:left="5040" w:hanging="360"/>
+      </w:pPr>
+      <w:rPr>
+        <w:rFonts w:ascii="Wingdings" w:hAnsi="Wingdings" w:hint="default"/>
+        <w:sz w:val="20"/>
+      </w:rPr>
+    </w:lvl>
+    <w:lvl w:ilvl="7" w:tentative="1">
+      <w:start w:val="1"/>
+      <w:numFmt w:val="bullet"/>
+      <w:lvlText w:val=""/>
+      <w:lvlJc w:val="left"/>
+      <w:pPr>
+        <w:tabs>
+          <w:tab w:val="num" w:pos="5760"/>
+        </w:tabs>
+        <w:ind w:left="5760" w:hanging="360"/>
+      </w:pPr>
+      <w:rPr>
+        <w:rFonts w:ascii="Wingdings" w:hAnsi="Wingdings" w:hint="default"/>
+        <w:sz w:val="20"/>
+      </w:rPr>
+    </w:lvl>
+    <w:lvl w:ilvl="8" w:tentative="1">
+      <w:start w:val="1"/>
+      <w:numFmt w:val="bullet"/>
+      <w:lvlText w:val=""/>
+      <w:lvlJc w:val="left"/>
+      <w:pPr>
+        <w:tabs>
+          <w:tab w:val="num" w:pos="6480"/>
+        </w:tabs>
+        <w:ind w:left="6480" w:hanging="360"/>
+      </w:pPr>
+      <w:rPr>
+        <w:rFonts w:ascii="Wingdings" w:hAnsi="Wingdings" w:hint="default"/>
+        <w:sz w:val="20"/>
+      </w:rPr>
+    </w:lvl>
+  </w:abstractNum>
+  <w:abstractNum w:abstractNumId="22" w15:restartNumberingAfterBreak="0">
     <w:nsid w:val="6FDA5615"/>
     <w:multiLevelType w:val="multilevel"/>
     <w:tmpl w:val="34CCE30E"/>
@@ -5656,7 +9507,305 @@
       </w:rPr>
     </w:lvl>
   </w:abstractNum>
-  <w:abstractNum w:abstractNumId="14" w15:restartNumberingAfterBreak="0">
+  <w:abstractNum w:abstractNumId="23" w15:restartNumberingAfterBreak="0">
+    <w:nsid w:val="74151F61"/>
+    <w:multiLevelType w:val="multilevel"/>
+    <w:tmpl w:val="F7DEC7B4"/>
+    <w:lvl w:ilvl="0">
+      <w:start w:val="1"/>
+      <w:numFmt w:val="bullet"/>
+      <w:lvlText w:val=""/>
+      <w:lvlJc w:val="left"/>
+      <w:pPr>
+        <w:tabs>
+          <w:tab w:val="num" w:pos="720"/>
+        </w:tabs>
+        <w:ind w:left="720" w:hanging="360"/>
+      </w:pPr>
+      <w:rPr>
+        <w:rFonts w:ascii="Symbol" w:hAnsi="Symbol" w:hint="default"/>
+        <w:sz w:val="20"/>
+      </w:rPr>
+    </w:lvl>
+    <w:lvl w:ilvl="1" w:tentative="1">
+      <w:start w:val="1"/>
+      <w:numFmt w:val="bullet"/>
+      <w:lvlText w:val="o"/>
+      <w:lvlJc w:val="left"/>
+      <w:pPr>
+        <w:tabs>
+          <w:tab w:val="num" w:pos="1440"/>
+        </w:tabs>
+        <w:ind w:left="1440" w:hanging="360"/>
+      </w:pPr>
+      <w:rPr>
+        <w:rFonts w:ascii="Courier New" w:hAnsi="Courier New" w:hint="default"/>
+        <w:sz w:val="20"/>
+      </w:rPr>
+    </w:lvl>
+    <w:lvl w:ilvl="2" w:tentative="1">
+      <w:start w:val="1"/>
+      <w:numFmt w:val="bullet"/>
+      <w:lvlText w:val=""/>
+      <w:lvlJc w:val="left"/>
+      <w:pPr>
+        <w:tabs>
+          <w:tab w:val="num" w:pos="2160"/>
+        </w:tabs>
+        <w:ind w:left="2160" w:hanging="360"/>
+      </w:pPr>
+      <w:rPr>
+        <w:rFonts w:ascii="Wingdings" w:hAnsi="Wingdings" w:hint="default"/>
+        <w:sz w:val="20"/>
+      </w:rPr>
+    </w:lvl>
+    <w:lvl w:ilvl="3" w:tentative="1">
+      <w:start w:val="1"/>
+      <w:numFmt w:val="bullet"/>
+      <w:lvlText w:val=""/>
+      <w:lvlJc w:val="left"/>
+      <w:pPr>
+        <w:tabs>
+          <w:tab w:val="num" w:pos="2880"/>
+        </w:tabs>
+        <w:ind w:left="2880" w:hanging="360"/>
+      </w:pPr>
+      <w:rPr>
+        <w:rFonts w:ascii="Wingdings" w:hAnsi="Wingdings" w:hint="default"/>
+        <w:sz w:val="20"/>
+      </w:rPr>
+    </w:lvl>
+    <w:lvl w:ilvl="4" w:tentative="1">
+      <w:start w:val="1"/>
+      <w:numFmt w:val="bullet"/>
+      <w:lvlText w:val=""/>
+      <w:lvlJc w:val="left"/>
+      <w:pPr>
+        <w:tabs>
+          <w:tab w:val="num" w:pos="3600"/>
+        </w:tabs>
+        <w:ind w:left="3600" w:hanging="360"/>
+      </w:pPr>
+      <w:rPr>
+        <w:rFonts w:ascii="Wingdings" w:hAnsi="Wingdings" w:hint="default"/>
+        <w:sz w:val="20"/>
+      </w:rPr>
+    </w:lvl>
+    <w:lvl w:ilvl="5" w:tentative="1">
+      <w:start w:val="1"/>
+      <w:numFmt w:val="bullet"/>
+      <w:lvlText w:val=""/>
+      <w:lvlJc w:val="left"/>
+      <w:pPr>
+        <w:tabs>
+          <w:tab w:val="num" w:pos="4320"/>
+        </w:tabs>
+        <w:ind w:left="4320" w:hanging="360"/>
+      </w:pPr>
+      <w:rPr>
+        <w:rFonts w:ascii="Wingdings" w:hAnsi="Wingdings" w:hint="default"/>
+        <w:sz w:val="20"/>
+      </w:rPr>
+    </w:lvl>
+    <w:lvl w:ilvl="6" w:tentative="1">
+      <w:start w:val="1"/>
+      <w:numFmt w:val="bullet"/>
+      <w:lvlText w:val=""/>
+      <w:lvlJc w:val="left"/>
+      <w:pPr>
+        <w:tabs>
+          <w:tab w:val="num" w:pos="5040"/>
+        </w:tabs>
+        <w:ind w:left="5040" w:hanging="360"/>
+      </w:pPr>
+      <w:rPr>
+        <w:rFonts w:ascii="Wingdings" w:hAnsi="Wingdings" w:hint="default"/>
+        <w:sz w:val="20"/>
+      </w:rPr>
+    </w:lvl>
+    <w:lvl w:ilvl="7" w:tentative="1">
+      <w:start w:val="1"/>
+      <w:numFmt w:val="bullet"/>
+      <w:lvlText w:val=""/>
+      <w:lvlJc w:val="left"/>
+      <w:pPr>
+        <w:tabs>
+          <w:tab w:val="num" w:pos="5760"/>
+        </w:tabs>
+        <w:ind w:left="5760" w:hanging="360"/>
+      </w:pPr>
+      <w:rPr>
+        <w:rFonts w:ascii="Wingdings" w:hAnsi="Wingdings" w:hint="default"/>
+        <w:sz w:val="20"/>
+      </w:rPr>
+    </w:lvl>
+    <w:lvl w:ilvl="8" w:tentative="1">
+      <w:start w:val="1"/>
+      <w:numFmt w:val="bullet"/>
+      <w:lvlText w:val=""/>
+      <w:lvlJc w:val="left"/>
+      <w:pPr>
+        <w:tabs>
+          <w:tab w:val="num" w:pos="6480"/>
+        </w:tabs>
+        <w:ind w:left="6480" w:hanging="360"/>
+      </w:pPr>
+      <w:rPr>
+        <w:rFonts w:ascii="Wingdings" w:hAnsi="Wingdings" w:hint="default"/>
+        <w:sz w:val="20"/>
+      </w:rPr>
+    </w:lvl>
+  </w:abstractNum>
+  <w:abstractNum w:abstractNumId="24" w15:restartNumberingAfterBreak="0">
+    <w:nsid w:val="79D110DC"/>
+    <w:multiLevelType w:val="multilevel"/>
+    <w:tmpl w:val="0F1C23DC"/>
+    <w:lvl w:ilvl="0">
+      <w:start w:val="1"/>
+      <w:numFmt w:val="bullet"/>
+      <w:lvlText w:val=""/>
+      <w:lvlJc w:val="left"/>
+      <w:pPr>
+        <w:tabs>
+          <w:tab w:val="num" w:pos="720"/>
+        </w:tabs>
+        <w:ind w:left="720" w:hanging="360"/>
+      </w:pPr>
+      <w:rPr>
+        <w:rFonts w:ascii="Symbol" w:hAnsi="Symbol" w:hint="default"/>
+        <w:sz w:val="20"/>
+      </w:rPr>
+    </w:lvl>
+    <w:lvl w:ilvl="1" w:tentative="1">
+      <w:start w:val="1"/>
+      <w:numFmt w:val="bullet"/>
+      <w:lvlText w:val="o"/>
+      <w:lvlJc w:val="left"/>
+      <w:pPr>
+        <w:tabs>
+          <w:tab w:val="num" w:pos="1440"/>
+        </w:tabs>
+        <w:ind w:left="1440" w:hanging="360"/>
+      </w:pPr>
+      <w:rPr>
+        <w:rFonts w:ascii="Courier New" w:hAnsi="Courier New" w:hint="default"/>
+        <w:sz w:val="20"/>
+      </w:rPr>
+    </w:lvl>
+    <w:lvl w:ilvl="2" w:tentative="1">
+      <w:start w:val="1"/>
+      <w:numFmt w:val="bullet"/>
+      <w:lvlText w:val=""/>
+      <w:lvlJc w:val="left"/>
+      <w:pPr>
+        <w:tabs>
+          <w:tab w:val="num" w:pos="2160"/>
+        </w:tabs>
+        <w:ind w:left="2160" w:hanging="360"/>
+      </w:pPr>
+      <w:rPr>
+        <w:rFonts w:ascii="Wingdings" w:hAnsi="Wingdings" w:hint="default"/>
+        <w:sz w:val="20"/>
+      </w:rPr>
+    </w:lvl>
+    <w:lvl w:ilvl="3" w:tentative="1">
+      <w:start w:val="1"/>
+      <w:numFmt w:val="bullet"/>
+      <w:lvlText w:val=""/>
+      <w:lvlJc w:val="left"/>
+      <w:pPr>
+        <w:tabs>
+          <w:tab w:val="num" w:pos="2880"/>
+        </w:tabs>
+        <w:ind w:left="2880" w:hanging="360"/>
+      </w:pPr>
+      <w:rPr>
+        <w:rFonts w:ascii="Wingdings" w:hAnsi="Wingdings" w:hint="default"/>
+        <w:sz w:val="20"/>
+      </w:rPr>
+    </w:lvl>
+    <w:lvl w:ilvl="4" w:tentative="1">
+      <w:start w:val="1"/>
+      <w:numFmt w:val="bullet"/>
+      <w:lvlText w:val=""/>
+      <w:lvlJc w:val="left"/>
+      <w:pPr>
+        <w:tabs>
+          <w:tab w:val="num" w:pos="3600"/>
+        </w:tabs>
+        <w:ind w:left="3600" w:hanging="360"/>
+      </w:pPr>
+      <w:rPr>
+        <w:rFonts w:ascii="Wingdings" w:hAnsi="Wingdings" w:hint="default"/>
+        <w:sz w:val="20"/>
+      </w:rPr>
+    </w:lvl>
+    <w:lvl w:ilvl="5" w:tentative="1">
+      <w:start w:val="1"/>
+      <w:numFmt w:val="bullet"/>
+      <w:lvlText w:val=""/>
+      <w:lvlJc w:val="left"/>
+      <w:pPr>
+        <w:tabs>
+          <w:tab w:val="num" w:pos="4320"/>
+        </w:tabs>
+        <w:ind w:left="4320" w:hanging="360"/>
+      </w:pPr>
+      <w:rPr>
+        <w:rFonts w:ascii="Wingdings" w:hAnsi="Wingdings" w:hint="default"/>
+        <w:sz w:val="20"/>
+      </w:rPr>
+    </w:lvl>
+    <w:lvl w:ilvl="6" w:tentative="1">
+      <w:start w:val="1"/>
+      <w:numFmt w:val="bullet"/>
+      <w:lvlText w:val=""/>
+      <w:lvlJc w:val="left"/>
+      <w:pPr>
+        <w:tabs>
+          <w:tab w:val="num" w:pos="5040"/>
+        </w:tabs>
+        <w:ind w:left="5040" w:hanging="360"/>
+      </w:pPr>
+      <w:rPr>
+        <w:rFonts w:ascii="Wingdings" w:hAnsi="Wingdings" w:hint="default"/>
+        <w:sz w:val="20"/>
+      </w:rPr>
+    </w:lvl>
+    <w:lvl w:ilvl="7" w:tentative="1">
+      <w:start w:val="1"/>
+      <w:numFmt w:val="bullet"/>
+      <w:lvlText w:val=""/>
+      <w:lvlJc w:val="left"/>
+      <w:pPr>
+        <w:tabs>
+          <w:tab w:val="num" w:pos="5760"/>
+        </w:tabs>
+        <w:ind w:left="5760" w:hanging="360"/>
+      </w:pPr>
+      <w:rPr>
+        <w:rFonts w:ascii="Wingdings" w:hAnsi="Wingdings" w:hint="default"/>
+        <w:sz w:val="20"/>
+      </w:rPr>
+    </w:lvl>
+    <w:lvl w:ilvl="8" w:tentative="1">
+      <w:start w:val="1"/>
+      <w:numFmt w:val="bullet"/>
+      <w:lvlText w:val=""/>
+      <w:lvlJc w:val="left"/>
+      <w:pPr>
+        <w:tabs>
+          <w:tab w:val="num" w:pos="6480"/>
+        </w:tabs>
+        <w:ind w:left="6480" w:hanging="360"/>
+      </w:pPr>
+      <w:rPr>
+        <w:rFonts w:ascii="Wingdings" w:hAnsi="Wingdings" w:hint="default"/>
+        <w:sz w:val="20"/>
+      </w:rPr>
+    </w:lvl>
+  </w:abstractNum>
+  <w:abstractNum w:abstractNumId="25" w15:restartNumberingAfterBreak="0">
     <w:nsid w:val="7E305B7E"/>
     <w:multiLevelType w:val="multilevel"/>
     <w:tmpl w:val="8E8628BA"/>
@@ -5782,40 +9931,40 @@
     </w:lvl>
   </w:abstractNum>
   <w:num w:numId="1" w16cid:durableId="171845381">
-    <w:abstractNumId w:val="8"/>
+    <w:abstractNumId w:val="15"/>
   </w:num>
   <w:num w:numId="2" w16cid:durableId="2017532895">
+    <w:abstractNumId w:val="10"/>
+  </w:num>
+  <w:num w:numId="3" w16cid:durableId="1483307522">
+    <w:abstractNumId w:val="25"/>
+  </w:num>
+  <w:num w:numId="4" w16cid:durableId="1942302323">
+    <w:abstractNumId w:val="7"/>
+  </w:num>
+  <w:num w:numId="5" w16cid:durableId="950476463">
     <w:abstractNumId w:val="4"/>
   </w:num>
-  <w:num w:numId="3" w16cid:durableId="1483307522">
-    <w:abstractNumId w:val="14"/>
-  </w:num>
-  <w:num w:numId="4" w16cid:durableId="1942302323">
-    <w:abstractNumId w:val="3"/>
-  </w:num>
-  <w:num w:numId="5" w16cid:durableId="950476463">
-    <w:abstractNumId w:val="2"/>
-  </w:num>
   <w:num w:numId="6" w16cid:durableId="1744719573">
-    <w:abstractNumId w:val="10"/>
+    <w:abstractNumId w:val="17"/>
   </w:num>
   <w:num w:numId="7" w16cid:durableId="270163184">
-    <w:abstractNumId w:val="9"/>
+    <w:abstractNumId w:val="16"/>
   </w:num>
   <w:num w:numId="8" w16cid:durableId="1381172915">
-    <w:abstractNumId w:val="6"/>
+    <w:abstractNumId w:val="12"/>
   </w:num>
   <w:num w:numId="9" w16cid:durableId="297800606">
+    <w:abstractNumId w:val="22"/>
+  </w:num>
+  <w:num w:numId="10" w16cid:durableId="404258572">
     <w:abstractNumId w:val="13"/>
   </w:num>
-  <w:num w:numId="10" w16cid:durableId="404258572">
-    <w:abstractNumId w:val="7"/>
-  </w:num>
   <w:num w:numId="11" w16cid:durableId="1597052530">
-    <w:abstractNumId w:val="5"/>
+    <w:abstractNumId w:val="11"/>
   </w:num>
   <w:num w:numId="12" w16cid:durableId="712968845">
-    <w:abstractNumId w:val="5"/>
+    <w:abstractNumId w:val="11"/>
     <w:lvlOverride w:ilvl="1">
       <w:lvl w:ilvl="1">
         <w:numFmt w:val="decimal"/>
@@ -5825,16 +9974,49 @@
     </w:lvlOverride>
   </w:num>
   <w:num w:numId="13" w16cid:durableId="1672877521">
-    <w:abstractNumId w:val="12"/>
+    <w:abstractNumId w:val="20"/>
   </w:num>
   <w:num w:numId="14" w16cid:durableId="535313532">
-    <w:abstractNumId w:val="11"/>
+    <w:abstractNumId w:val="19"/>
   </w:num>
   <w:num w:numId="15" w16cid:durableId="536159057">
+    <w:abstractNumId w:val="1"/>
+  </w:num>
+  <w:num w:numId="16" w16cid:durableId="1890802971">
+    <w:abstractNumId w:val="2"/>
+  </w:num>
+  <w:num w:numId="17" w16cid:durableId="1351294607">
+    <w:abstractNumId w:val="18"/>
+  </w:num>
+  <w:num w:numId="18" w16cid:durableId="1336685230">
     <w:abstractNumId w:val="0"/>
   </w:num>
-  <w:num w:numId="16" w16cid:durableId="1890802971">
-    <w:abstractNumId w:val="1"/>
+  <w:num w:numId="19" w16cid:durableId="117262783">
+    <w:abstractNumId w:val="24"/>
+  </w:num>
+  <w:num w:numId="20" w16cid:durableId="1570968247">
+    <w:abstractNumId w:val="21"/>
+  </w:num>
+  <w:num w:numId="21" w16cid:durableId="366687713">
+    <w:abstractNumId w:val="3"/>
+  </w:num>
+  <w:num w:numId="22" w16cid:durableId="2059235649">
+    <w:abstractNumId w:val="14"/>
+  </w:num>
+  <w:num w:numId="23" w16cid:durableId="162673359">
+    <w:abstractNumId w:val="6"/>
+  </w:num>
+  <w:num w:numId="24" w16cid:durableId="1421872544">
+    <w:abstractNumId w:val="5"/>
+  </w:num>
+  <w:num w:numId="25" w16cid:durableId="2117825221">
+    <w:abstractNumId w:val="23"/>
+  </w:num>
+  <w:num w:numId="26" w16cid:durableId="1306273047">
+    <w:abstractNumId w:val="8"/>
+  </w:num>
+  <w:num w:numId="27" w16cid:durableId="263002471">
+    <w:abstractNumId w:val="9"/>
   </w:num>
 </w:numbering>
 </file>
